--- a/CU-REVISADOS/CU5_ATENCIONSOLICITUD.docx
+++ b/CU-REVISADOS/CU5_ATENCIONSOLICITUD.docx
@@ -8,13 +8,13 @@
         <w:spacing w:before="0" w:after="0"/>
         <w:rPr>
           <w:rFonts w:ascii="Times New Roman" w:hAnsi="Times New Roman" w:cs="Times New Roman"/>
-          <w:lang w:val="es-ES"/>
+          <w:lang w:val="es-GT"/>
         </w:rPr>
       </w:pPr>
       <w:r>
         <w:rPr>
           <w:rFonts w:ascii="Times New Roman" w:hAnsi="Times New Roman" w:cs="Times New Roman"/>
-          <w:lang w:val="es-ES"/>
+          <w:lang w:val="es-GT"/>
         </w:rPr>
         <w:t xml:space="preserve">Caso de Uso </w:t>
       </w:r>
@@ -42,22 +42,33 @@
     <w:p>
       <w:pPr>
         <w:pStyle w:val="ByLine"/>
-        <w:ind w:left="708" w:hanging="708"/>
+        <w:rPr>
+          <w:lang w:val="es-GT"/>
+        </w:rPr>
+      </w:pPr>
+      <w:r>
         <w:rPr>
           <w:rFonts w:ascii="Times New Roman" w:hAnsi="Times New Roman" w:cs="Times New Roman"/>
           <w:sz w:val="36"/>
           <w:szCs w:val="36"/>
-          <w:lang w:val="es-ES"/>
+          <w:lang w:val="es-GT"/>
+        </w:rPr>
+        <w:t>Atención de la Solicitud</w:t>
+      </w:r>
+    </w:p>
+    <w:p>
+      <w:pPr>
+        <w:pStyle w:val="ByLine"/>
+        <w:rPr>
+          <w:lang w:val="es-GT"/>
         </w:rPr>
       </w:pPr>
       <w:r>
         <w:rPr>
           <w:rFonts w:ascii="Times New Roman" w:hAnsi="Times New Roman" w:cs="Times New Roman"/>
-          <w:sz w:val="36"/>
-          <w:szCs w:val="36"/>
-          <w:lang w:val="es-ES"/>
-        </w:rPr>
-        <w:t>Atención Solicitud</w:t>
+          <w:lang w:val="es-GT"/>
+        </w:rPr>
+        <w:t>Versión 1.0</w:t>
       </w:r>
     </w:p>
     <w:p>
@@ -70,41 +81,38 @@
       <w:r>
         <w:rPr>
           <w:rFonts w:ascii="Times New Roman" w:hAnsi="Times New Roman" w:cs="Times New Roman"/>
-          <w:lang w:val="es-ES"/>
-        </w:rPr>
-        <w:t>Versión 1.0</w:t>
+          <w:lang w:val="es-GT"/>
+        </w:rPr>
+        <w:t>Elaborado por</w:t>
+      </w:r>
+      <w:r>
+        <w:rPr>
+          <w:rFonts w:ascii="Times New Roman" w:hAnsi="Times New Roman" w:cs="Times New Roman"/>
+          <w:lang w:val="es-GT"/>
+        </w:rPr>
+        <w:t xml:space="preserve"> Cindy Pú</w:t>
       </w:r>
     </w:p>
     <w:p>
       <w:pPr>
         <w:pStyle w:val="ByLine"/>
         <w:rPr>
+          <w:lang w:val="es-GT"/>
+        </w:rPr>
+      </w:pPr>
+      <w:r>
+        <w:rPr>
           <w:rFonts w:ascii="Times New Roman" w:hAnsi="Times New Roman" w:cs="Times New Roman"/>
-          <w:lang w:val="es-ES"/>
-        </w:rPr>
-      </w:pPr>
+          <w:lang w:val="es-GT"/>
+        </w:rPr>
+        <w:t>Fecha Elaboración</w:t>
+      </w:r>
       <w:r>
         <w:rPr>
           <w:rFonts w:ascii="Times New Roman" w:hAnsi="Times New Roman" w:cs="Times New Roman"/>
-          <w:lang w:val="es-ES"/>
-        </w:rPr>
-        <w:t>Elaborado por Cindy Pú</w:t>
-      </w:r>
-    </w:p>
-    <w:p>
-      <w:pPr>
-        <w:pStyle w:val="ByLine"/>
-        <w:rPr>
-          <w:rFonts w:ascii="Times New Roman" w:hAnsi="Times New Roman" w:cs="Times New Roman"/>
-          <w:lang w:val="es-GT" w:eastAsia="en-US"/>
-        </w:rPr>
-      </w:pPr>
-      <w:r>
-        <w:rPr>
-          <w:rFonts w:ascii="Times New Roman" w:hAnsi="Times New Roman" w:cs="Times New Roman"/>
-          <w:lang w:val="es-GT" w:eastAsia="en-US"/>
-        </w:rPr>
-        <w:t>Fecha Elaboración 22/08/2026</w:t>
+          <w:lang w:val="es-GT"/>
+        </w:rPr>
+        <w:t xml:space="preserve"> 2/09/2026</w:t>
       </w:r>
     </w:p>
     <w:p>
@@ -113,17 +121,17 @@
         <w:jc w:val="left"/>
         <w:rPr>
           <w:rFonts w:ascii="Times New Roman" w:hAnsi="Times New Roman" w:cs="Times New Roman"/>
-          <w:b w:val="0"/>
           <w:sz w:val="28"/>
-          <w:lang w:val="es-GT" w:eastAsia="en-US"/>
+          <w:szCs w:val="28"/>
+          <w:lang w:val="es-GT"/>
         </w:rPr>
       </w:pPr>
       <w:r>
         <w:rPr>
           <w:rFonts w:ascii="Times New Roman" w:hAnsi="Times New Roman" w:cs="Times New Roman"/>
-          <w:b w:val="0"/>
           <w:sz w:val="28"/>
-          <w:lang w:val="es-GT" w:eastAsia="en-US"/>
+          <w:szCs w:val="28"/>
+          <w:lang w:val="es-GT"/>
         </w:rPr>
         <w:t>Historial Revisiones</w:t>
       </w:r>
@@ -132,7 +140,7 @@
       <w:tblPr>
         <w:tblW w:w="8613" w:type="dxa"/>
         <w:tblLayout w:type="fixed"/>
-        <w:tblLook w:val="0000" w:firstRow="0" w:lastRow="0" w:firstColumn="0" w:lastColumn="0" w:noHBand="0" w:noVBand="0"/>
+        <w:tblLook w:val="04A0" w:firstRow="1" w:lastRow="0" w:firstColumn="1" w:lastColumn="0" w:noHBand="0" w:noVBand="1"/>
       </w:tblPr>
       <w:tblGrid>
         <w:gridCol w:w="2160"/>
@@ -986,58 +994,14 @@
         </w:tc>
       </w:tr>
     </w:tbl>
-    <w:p>
-      <w:pPr>
-        <w:jc w:val="center"/>
-        <w:rPr>
-          <w:b/>
-          <w:sz w:val="28"/>
-          <w:lang w:val="es-GT" w:eastAsia="en-US"/>
-        </w:rPr>
-      </w:pPr>
-    </w:p>
-    <w:p>
-      <w:pPr>
-        <w:pStyle w:val="NormalWeb"/>
-        <w:spacing w:line="360" w:lineRule="auto"/>
-        <w:ind w:right="300"/>
-        <w:rPr>
-          <w:b/>
-          <w:bCs/>
-          <w:sz w:val="27"/>
-          <w:szCs w:val="27"/>
-          <w:lang w:val="es-ES_tradnl" w:eastAsia="en-US"/>
-        </w:rPr>
-      </w:pPr>
-    </w:p>
-    <w:p>
-      <w:pPr>
-        <w:pStyle w:val="NormalWeb"/>
-        <w:spacing w:line="360" w:lineRule="auto"/>
-        <w:ind w:right="300"/>
-        <w:rPr>
-          <w:b/>
-          <w:bCs/>
-          <w:sz w:val="27"/>
-          <w:szCs w:val="27"/>
-          <w:lang w:val="es-ES_tradnl"/>
-        </w:rPr>
-      </w:pPr>
-    </w:p>
-    <w:p>
-      <w:pPr>
-        <w:pStyle w:val="NormalWeb"/>
-        <w:spacing w:line="360" w:lineRule="auto"/>
-        <w:ind w:right="300"/>
-        <w:rPr>
-          <w:b/>
-          <w:bCs/>
-          <w:sz w:val="27"/>
-          <w:szCs w:val="27"/>
-          <w:lang w:val="es-ES_tradnl"/>
-        </w:rPr>
-      </w:pPr>
-    </w:p>
+    <w:p/>
+    <w:p/>
+    <w:p/>
+    <w:p/>
+    <w:p/>
+    <w:p/>
+    <w:p/>
+    <w:p/>
     <w:p>
       <w:pPr>
         <w:pStyle w:val="Ttulo1"/>
@@ -1059,9 +1023,14 @@
     </w:p>
     <w:p>
       <w:pPr>
-        <w:spacing w:after="120"/>
-      </w:pPr>
-      <w:r>
+        <w:spacing w:after="120" w:line="276" w:lineRule="auto"/>
+      </w:pPr>
+      <w:r>
+        <w:rPr>
+          <w:rFonts w:eastAsia="Calibri"/>
+          <w:sz w:val="22"/>
+          <w:szCs w:val="22"/>
+        </w:rPr>
         <w:t>El presente documento describe la forma en que el Técnico de Soporte atiende un caso que le fue asignado, registrando los avances de su gestión, trasladando el caso entre las distintas situaciones que contempla el proceso de atención y documentando la solución brindada al cliente hasta darlo por concluido.</w:t>
       </w:r>
     </w:p>
@@ -1073,8 +1042,6 @@
           <w:szCs w:val="28"/>
         </w:rPr>
       </w:pPr>
-      <w:bookmarkStart w:id="0" w:name="_Hlk235644657"/>
-      <w:bookmarkEnd w:id="0"/>
       <w:r>
         <w:rPr>
           <w:b/>
@@ -1087,21 +1054,13 @@
     </w:p>
     <w:p>
       <w:pPr>
-        <w:pStyle w:val="Ttulo1"/>
-        <w:spacing w:before="300" w:after="160"/>
-        <w:rPr>
-          <w:b w:val="0"/>
-          <w:bCs w:val="0"/>
-          <w:sz w:val="24"/>
-          <w:szCs w:val="24"/>
-        </w:rPr>
-      </w:pPr>
-      <w:r>
-        <w:rPr>
-          <w:b w:val="0"/>
-          <w:bCs w:val="0"/>
-          <w:sz w:val="24"/>
-          <w:szCs w:val="24"/>
+        <w:spacing w:after="120" w:line="276" w:lineRule="auto"/>
+      </w:pPr>
+      <w:r>
+        <w:rPr>
+          <w:rFonts w:eastAsia="Calibri"/>
+          <w:sz w:val="22"/>
+          <w:szCs w:val="22"/>
         </w:rPr>
         <w:t>Garantizar que toda gestión realizada sobre un caso quede debidamente documentada, de manera que en cualquier momento pueda conocerse qué se hizo, quién lo hizo y cuándo, y que el cliente sea informado del avance de su solicitud a través de la situación en que esta se encuentra.</w:t>
       </w:r>
@@ -1136,9 +1095,17 @@
           <w:numId w:val="6"/>
         </w:numPr>
         <w:spacing w:after="80"/>
-      </w:pPr>
-      <w:r>
-        <w:t>Sistema Informático (actor principal)</w:t>
+        <w:rPr>
+          <w:sz w:val="22"/>
+          <w:szCs w:val="22"/>
+        </w:rPr>
+      </w:pPr>
+      <w:r>
+        <w:rPr>
+          <w:sz w:val="22"/>
+          <w:szCs w:val="22"/>
+        </w:rPr>
+        <w:t>Técnico de Soporte</w:t>
       </w:r>
     </w:p>
     <w:p>
@@ -1149,17 +1116,18 @@
           <w:numId w:val="6"/>
         </w:numPr>
         <w:spacing w:after="80"/>
-      </w:pPr>
-      <w:r>
-        <w:t>Técnico de Soporte (actor secundario)</w:t>
-      </w:r>
-    </w:p>
-    <w:p>
-      <w:pPr>
-        <w:pStyle w:val="Prrafodelista"/>
-        <w:spacing w:after="80"/>
-        <w:ind w:left="720"/>
-      </w:pPr>
+        <w:rPr>
+          <w:sz w:val="22"/>
+          <w:szCs w:val="22"/>
+        </w:rPr>
+      </w:pPr>
+      <w:r>
+        <w:rPr>
+          <w:sz w:val="22"/>
+          <w:szCs w:val="22"/>
+        </w:rPr>
+        <w:t>Sistema Informático</w:t>
+      </w:r>
     </w:p>
     <w:p>
       <w:pPr>
@@ -1176,41 +1144,66 @@
     </w:p>
     <w:p>
       <w:pPr>
+        <w:pStyle w:val="Prrafodelista"/>
         <w:numPr>
           <w:ilvl w:val="2"/>
           <w:numId w:val="6"/>
         </w:numPr>
-      </w:pPr>
-      <w:r>
+        <w:spacing w:after="80"/>
+        <w:rPr>
+          <w:sz w:val="22"/>
+          <w:szCs w:val="22"/>
+        </w:rPr>
+      </w:pPr>
+      <w:r>
+        <w:rPr>
+          <w:sz w:val="22"/>
+          <w:szCs w:val="22"/>
+        </w:rPr>
         <w:t>El usuario debe haber iniciado sesión con el rol de Técnico de Soporte.</w:t>
       </w:r>
     </w:p>
     <w:p>
       <w:pPr>
+        <w:pStyle w:val="Prrafodelista"/>
         <w:numPr>
           <w:ilvl w:val="2"/>
           <w:numId w:val="6"/>
         </w:numPr>
-      </w:pPr>
-      <w:r>
+        <w:spacing w:after="80"/>
+        <w:rPr>
+          <w:sz w:val="22"/>
+          <w:szCs w:val="22"/>
+        </w:rPr>
+      </w:pPr>
+      <w:r>
+        <w:rPr>
+          <w:sz w:val="22"/>
+          <w:szCs w:val="22"/>
+        </w:rPr>
         <w:t>El caso debe encontrarse asignado al técnico que realiza la gestión.</w:t>
       </w:r>
     </w:p>
     <w:p>
       <w:pPr>
+        <w:pStyle w:val="Prrafodelista"/>
         <w:numPr>
           <w:ilvl w:val="2"/>
           <w:numId w:val="6"/>
         </w:numPr>
-      </w:pPr>
-      <w:r>
+        <w:spacing w:after="80"/>
+        <w:rPr>
+          <w:sz w:val="22"/>
+          <w:szCs w:val="22"/>
+        </w:rPr>
+      </w:pPr>
+      <w:r>
+        <w:rPr>
+          <w:sz w:val="22"/>
+          <w:szCs w:val="22"/>
+        </w:rPr>
         <w:t>El caso no debe encontrarse concluido.</w:t>
       </w:r>
-    </w:p>
-    <w:p>
-      <w:pPr>
-        <w:ind w:left="720"/>
-      </w:pPr>
     </w:p>
     <w:p>
       <w:pPr>
@@ -1232,17 +1225,48 @@
           <w:ilvl w:val="2"/>
           <w:numId w:val="6"/>
         </w:numPr>
-        <w:spacing w:after="80" w:line="276" w:lineRule="auto"/>
-      </w:pPr>
-      <w:r>
-        <w:t>El técnico selecciona un caso desde su listado de casos. (Ver caso de uso “</w:t>
+        <w:spacing w:after="80"/>
+        <w:rPr>
+          <w:sz w:val="22"/>
+          <w:szCs w:val="22"/>
+        </w:rPr>
+      </w:pPr>
+      <w:r>
+        <w:rPr>
+          <w:sz w:val="22"/>
+          <w:szCs w:val="22"/>
+        </w:rPr>
+        <w:t xml:space="preserve">El usuario selecciona el ícono </w:t>
+      </w:r>
+      <w:r>
+        <w:rPr>
+          <w:rFonts w:ascii="Segoe UI Symbol" w:hAnsi="Segoe UI Symbol" w:cs="Segoe UI Symbol"/>
+          <w:sz w:val="22"/>
+          <w:szCs w:val="22"/>
+        </w:rPr>
+        <w:t>👁</w:t>
+      </w:r>
+      <w:r>
+        <w:rPr>
+          <w:sz w:val="22"/>
+          <w:szCs w:val="22"/>
+        </w:rPr>
+        <w:t xml:space="preserve"> “Ver detalle” de un caso. (Ver caso de uso “</w:t>
       </w:r>
       <w:proofErr w:type="spellStart"/>
       <w:r>
+        <w:rPr>
+          <w:sz w:val="22"/>
+          <w:szCs w:val="22"/>
+        </w:rPr>
         <w:t>Dashboard</w:t>
       </w:r>
       <w:proofErr w:type="spellEnd"/>
       <w:r>
+        <w:rPr>
+          <w:sz w:val="22"/>
+          <w:szCs w:val="22"/>
+        </w:rPr>
         <w:t xml:space="preserve"> del Técnico de Soporte”).</w:t>
       </w:r>
     </w:p>
@@ -1253,10 +1277,18 @@
           <w:ilvl w:val="2"/>
           <w:numId w:val="6"/>
         </w:numPr>
-        <w:spacing w:after="80" w:line="276" w:lineRule="auto"/>
-      </w:pPr>
-      <w:r>
-        <w:t>El sistema muestra el detalle del caso y el historial de los avances registrados hasta el momento.</w:t>
+        <w:spacing w:after="80"/>
+        <w:rPr>
+          <w:sz w:val="22"/>
+          <w:szCs w:val="22"/>
+        </w:rPr>
+      </w:pPr>
+      <w:r>
+        <w:rPr>
+          <w:sz w:val="22"/>
+          <w:szCs w:val="22"/>
+        </w:rPr>
+        <w:t>El sistema consulta el caso y valida que se encuentre asignado al técnico que tiene la sesión iniciada.</w:t>
       </w:r>
     </w:p>
     <w:p>
@@ -1266,10 +1298,174 @@
           <w:ilvl w:val="2"/>
           <w:numId w:val="6"/>
         </w:numPr>
-        <w:spacing w:after="80" w:line="276" w:lineRule="auto"/>
-      </w:pPr>
-      <w:r>
-        <w:t>El técnico redacta el avance correspondiente a la gestión realizada. RN01</w:t>
+        <w:spacing w:after="80"/>
+        <w:rPr>
+          <w:sz w:val="22"/>
+          <w:szCs w:val="22"/>
+        </w:rPr>
+      </w:pPr>
+      <w:r>
+        <w:rPr>
+          <w:sz w:val="22"/>
+          <w:szCs w:val="22"/>
+        </w:rPr>
+        <w:t xml:space="preserve">El sistema despliega una ventana emergente con la siguiente información del caso: </w:t>
+      </w:r>
+      <w:r>
+        <w:rPr>
+          <w:b/>
+          <w:bCs/>
+          <w:sz w:val="22"/>
+          <w:szCs w:val="22"/>
+        </w:rPr>
+        <w:t>RN01</w:t>
+      </w:r>
+    </w:p>
+    <w:p>
+      <w:pPr>
+        <w:pStyle w:val="Prrafodelista"/>
+        <w:numPr>
+          <w:ilvl w:val="0"/>
+          <w:numId w:val="5"/>
+        </w:numPr>
+        <w:spacing w:after="80"/>
+        <w:rPr>
+          <w:sz w:val="22"/>
+          <w:szCs w:val="22"/>
+        </w:rPr>
+      </w:pPr>
+      <w:r>
+        <w:rPr>
+          <w:sz w:val="22"/>
+          <w:szCs w:val="22"/>
+        </w:rPr>
+        <w:t>Número de boleta</w:t>
+      </w:r>
+    </w:p>
+    <w:p>
+      <w:pPr>
+        <w:pStyle w:val="Prrafodelista"/>
+        <w:numPr>
+          <w:ilvl w:val="0"/>
+          <w:numId w:val="5"/>
+        </w:numPr>
+        <w:spacing w:after="80"/>
+        <w:rPr>
+          <w:sz w:val="22"/>
+          <w:szCs w:val="22"/>
+        </w:rPr>
+      </w:pPr>
+      <w:r>
+        <w:rPr>
+          <w:sz w:val="22"/>
+          <w:szCs w:val="22"/>
+        </w:rPr>
+        <w:t>Estado y prioridad</w:t>
+      </w:r>
+    </w:p>
+    <w:p>
+      <w:pPr>
+        <w:pStyle w:val="Prrafodelista"/>
+        <w:numPr>
+          <w:ilvl w:val="0"/>
+          <w:numId w:val="5"/>
+        </w:numPr>
+        <w:spacing w:after="80"/>
+        <w:rPr>
+          <w:sz w:val="22"/>
+          <w:szCs w:val="22"/>
+        </w:rPr>
+      </w:pPr>
+      <w:r>
+        <w:rPr>
+          <w:sz w:val="22"/>
+          <w:szCs w:val="22"/>
+        </w:rPr>
+        <w:t>Asunto y descripción</w:t>
+      </w:r>
+    </w:p>
+    <w:p>
+      <w:pPr>
+        <w:pStyle w:val="Prrafodelista"/>
+        <w:numPr>
+          <w:ilvl w:val="0"/>
+          <w:numId w:val="5"/>
+        </w:numPr>
+        <w:spacing w:after="80"/>
+        <w:rPr>
+          <w:sz w:val="22"/>
+          <w:szCs w:val="22"/>
+        </w:rPr>
+      </w:pPr>
+      <w:r>
+        <w:rPr>
+          <w:sz w:val="22"/>
+          <w:szCs w:val="22"/>
+        </w:rPr>
+        <w:t>Datos de contacto</w:t>
+      </w:r>
+    </w:p>
+    <w:p>
+      <w:pPr>
+        <w:pStyle w:val="Prrafodelista"/>
+        <w:numPr>
+          <w:ilvl w:val="0"/>
+          <w:numId w:val="5"/>
+        </w:numPr>
+        <w:spacing w:after="80"/>
+        <w:rPr>
+          <w:sz w:val="22"/>
+          <w:szCs w:val="22"/>
+        </w:rPr>
+      </w:pPr>
+      <w:r>
+        <w:rPr>
+          <w:sz w:val="22"/>
+          <w:szCs w:val="22"/>
+        </w:rPr>
+        <w:t>Servicio recibido</w:t>
+      </w:r>
+    </w:p>
+    <w:p>
+      <w:pPr>
+        <w:pStyle w:val="Prrafodelista"/>
+        <w:numPr>
+          <w:ilvl w:val="0"/>
+          <w:numId w:val="5"/>
+        </w:numPr>
+        <w:spacing w:after="80"/>
+        <w:rPr>
+          <w:sz w:val="22"/>
+          <w:szCs w:val="22"/>
+        </w:rPr>
+      </w:pPr>
+      <w:r>
+        <w:rPr>
+          <w:sz w:val="22"/>
+          <w:szCs w:val="22"/>
+        </w:rPr>
+        <w:t>Evidencia adjunta</w:t>
+      </w:r>
+    </w:p>
+    <w:p>
+      <w:pPr>
+        <w:pStyle w:val="Prrafodelista"/>
+        <w:numPr>
+          <w:ilvl w:val="0"/>
+          <w:numId w:val="5"/>
+        </w:numPr>
+        <w:spacing w:after="80"/>
+        <w:rPr>
+          <w:sz w:val="22"/>
+          <w:szCs w:val="22"/>
+        </w:rPr>
+      </w:pPr>
+      <w:r>
+        <w:rPr>
+          <w:sz w:val="22"/>
+          <w:szCs w:val="22"/>
+        </w:rPr>
+        <w:t>Historial de avances</w:t>
       </w:r>
     </w:p>
     <w:p>
@@ -1279,10 +1475,208 @@
           <w:ilvl w:val="2"/>
           <w:numId w:val="6"/>
         </w:numPr>
-        <w:spacing w:after="80" w:line="276" w:lineRule="auto"/>
-      </w:pPr>
-      <w:r>
-        <w:t>El técnico selecciona la situación a la que traslada el caso. FA01, FA02, FA03, FA04, FA05, FA07, FA08</w:t>
+        <w:spacing w:after="80"/>
+        <w:rPr>
+          <w:sz w:val="22"/>
+          <w:szCs w:val="22"/>
+        </w:rPr>
+      </w:pPr>
+      <w:r>
+        <w:rPr>
+          <w:sz w:val="22"/>
+          <w:szCs w:val="22"/>
+        </w:rPr>
+        <w:t xml:space="preserve">El sistema muestra la sección “Registrar avance” con el campo de texto y los botones que corresponden a la situación del caso: </w:t>
+      </w:r>
+      <w:r>
+        <w:rPr>
+          <w:b/>
+          <w:bCs/>
+          <w:sz w:val="22"/>
+          <w:szCs w:val="22"/>
+        </w:rPr>
+        <w:t>RN02, RN03</w:t>
+      </w:r>
+    </w:p>
+    <w:p>
+      <w:pPr>
+        <w:pStyle w:val="Prrafodelista"/>
+        <w:numPr>
+          <w:ilvl w:val="0"/>
+          <w:numId w:val="5"/>
+        </w:numPr>
+        <w:spacing w:after="80"/>
+        <w:rPr>
+          <w:sz w:val="22"/>
+          <w:szCs w:val="22"/>
+        </w:rPr>
+      </w:pPr>
+      <w:r>
+        <w:rPr>
+          <w:sz w:val="22"/>
+          <w:szCs w:val="22"/>
+        </w:rPr>
+        <w:t xml:space="preserve">Botón “En proceso” (se muestra cuando el caso está Asignado o Resuelto) </w:t>
+      </w:r>
+      <w:r>
+        <w:rPr>
+          <w:b/>
+          <w:bCs/>
+          <w:sz w:val="22"/>
+          <w:szCs w:val="22"/>
+        </w:rPr>
+        <w:t>FA01</w:t>
+      </w:r>
+    </w:p>
+    <w:p>
+      <w:pPr>
+        <w:pStyle w:val="Prrafodelista"/>
+        <w:numPr>
+          <w:ilvl w:val="0"/>
+          <w:numId w:val="5"/>
+        </w:numPr>
+        <w:spacing w:after="80"/>
+        <w:rPr>
+          <w:sz w:val="22"/>
+          <w:szCs w:val="22"/>
+        </w:rPr>
+      </w:pPr>
+      <w:r>
+        <w:rPr>
+          <w:sz w:val="22"/>
+          <w:szCs w:val="22"/>
+        </w:rPr>
+        <w:t xml:space="preserve">Botón “Resuelto” (se muestra cuando el caso está Asignado o En proceso) </w:t>
+      </w:r>
+      <w:r>
+        <w:rPr>
+          <w:b/>
+          <w:bCs/>
+          <w:sz w:val="22"/>
+          <w:szCs w:val="22"/>
+        </w:rPr>
+        <w:t>FA02</w:t>
+      </w:r>
+    </w:p>
+    <w:p>
+      <w:pPr>
+        <w:pStyle w:val="Prrafodelista"/>
+        <w:numPr>
+          <w:ilvl w:val="0"/>
+          <w:numId w:val="5"/>
+        </w:numPr>
+        <w:spacing w:after="80"/>
+        <w:rPr>
+          <w:sz w:val="22"/>
+          <w:szCs w:val="22"/>
+        </w:rPr>
+      </w:pPr>
+      <w:r>
+        <w:rPr>
+          <w:sz w:val="22"/>
+          <w:szCs w:val="22"/>
+        </w:rPr>
+        <w:lastRenderedPageBreak/>
+        <w:t xml:space="preserve">Botón “Escalado” (se muestra cuando el caso está Asignado o En proceso) </w:t>
+      </w:r>
+      <w:r>
+        <w:rPr>
+          <w:b/>
+          <w:bCs/>
+          <w:sz w:val="22"/>
+          <w:szCs w:val="22"/>
+        </w:rPr>
+        <w:t>FA03</w:t>
+      </w:r>
+    </w:p>
+    <w:p>
+      <w:pPr>
+        <w:pStyle w:val="Prrafodelista"/>
+        <w:numPr>
+          <w:ilvl w:val="0"/>
+          <w:numId w:val="5"/>
+        </w:numPr>
+        <w:spacing w:after="80"/>
+        <w:rPr>
+          <w:sz w:val="22"/>
+          <w:szCs w:val="22"/>
+        </w:rPr>
+      </w:pPr>
+      <w:r>
+        <w:rPr>
+          <w:sz w:val="22"/>
+          <w:szCs w:val="22"/>
+        </w:rPr>
+        <w:t xml:space="preserve">Botón “Improcedente” (se muestra cuando el caso está Asignado o En proceso) </w:t>
+      </w:r>
+      <w:r>
+        <w:rPr>
+          <w:b/>
+          <w:bCs/>
+          <w:sz w:val="22"/>
+          <w:szCs w:val="22"/>
+        </w:rPr>
+        <w:t>FA04</w:t>
+      </w:r>
+    </w:p>
+    <w:p>
+      <w:pPr>
+        <w:pStyle w:val="Prrafodelista"/>
+        <w:numPr>
+          <w:ilvl w:val="0"/>
+          <w:numId w:val="5"/>
+        </w:numPr>
+        <w:spacing w:after="80"/>
+        <w:rPr>
+          <w:sz w:val="22"/>
+          <w:szCs w:val="22"/>
+        </w:rPr>
+      </w:pPr>
+      <w:r>
+        <w:rPr>
+          <w:sz w:val="22"/>
+          <w:szCs w:val="22"/>
+        </w:rPr>
+        <w:t xml:space="preserve">Botón “Cerrado” (se muestra cuando el caso está Resuelto) </w:t>
+      </w:r>
+      <w:r>
+        <w:rPr>
+          <w:b/>
+          <w:bCs/>
+          <w:sz w:val="22"/>
+          <w:szCs w:val="22"/>
+        </w:rPr>
+        <w:t>FA05</w:t>
+      </w:r>
+    </w:p>
+    <w:p>
+      <w:pPr>
+        <w:pStyle w:val="Prrafodelista"/>
+        <w:numPr>
+          <w:ilvl w:val="0"/>
+          <w:numId w:val="5"/>
+        </w:numPr>
+        <w:spacing w:after="80"/>
+        <w:rPr>
+          <w:sz w:val="22"/>
+          <w:szCs w:val="22"/>
+        </w:rPr>
+      </w:pPr>
+      <w:r>
+        <w:rPr>
+          <w:sz w:val="22"/>
+          <w:szCs w:val="22"/>
+        </w:rPr>
+        <w:t xml:space="preserve">Botón “Solo registrar avance” </w:t>
+      </w:r>
+      <w:r>
+        <w:rPr>
+          <w:b/>
+          <w:bCs/>
+          <w:sz w:val="22"/>
+          <w:szCs w:val="22"/>
+        </w:rPr>
+        <w:t>FA06</w:t>
       </w:r>
     </w:p>
     <w:p>
@@ -1292,10 +1686,18 @@
           <w:ilvl w:val="2"/>
           <w:numId w:val="6"/>
         </w:numPr>
-        <w:spacing w:after="80" w:line="276" w:lineRule="auto"/>
-      </w:pPr>
-      <w:r>
-        <w:t>El sistema valida que se haya redactado el avance. FA06</w:t>
+        <w:spacing w:after="80"/>
+        <w:rPr>
+          <w:sz w:val="22"/>
+          <w:szCs w:val="22"/>
+        </w:rPr>
+      </w:pPr>
+      <w:r>
+        <w:rPr>
+          <w:sz w:val="22"/>
+          <w:szCs w:val="22"/>
+        </w:rPr>
+        <w:t>El usuario revisa la información del caso y el historial de avances.</w:t>
       </w:r>
     </w:p>
     <w:p>
@@ -1305,10 +1707,18 @@
           <w:ilvl w:val="2"/>
           <w:numId w:val="6"/>
         </w:numPr>
-        <w:spacing w:after="80" w:line="276" w:lineRule="auto"/>
-      </w:pPr>
-      <w:r>
-        <w:t>El sistema valida que el traslado solicitado esté permitido. RN02</w:t>
+        <w:spacing w:after="80"/>
+        <w:rPr>
+          <w:sz w:val="22"/>
+          <w:szCs w:val="22"/>
+        </w:rPr>
+      </w:pPr>
+      <w:r>
+        <w:rPr>
+          <w:sz w:val="22"/>
+          <w:szCs w:val="22"/>
+        </w:rPr>
+        <w:t>El usuario selecciona el botón “Cerrar” para regresar al listado de casos.</w:t>
       </w:r>
     </w:p>
     <w:p>
@@ -1318,74 +1728,19 @@
           <w:ilvl w:val="2"/>
           <w:numId w:val="6"/>
         </w:numPr>
-        <w:spacing w:after="80" w:line="276" w:lineRule="auto"/>
-      </w:pPr>
-      <w:r>
-        <w:t>El sistema incorpora el avance al historial del caso, consignando la fecha, la hora y el técnico que lo registró. RN09</w:t>
-      </w:r>
-    </w:p>
-    <w:p>
-      <w:pPr>
-        <w:pStyle w:val="Prrafodelista"/>
-        <w:numPr>
-          <w:ilvl w:val="2"/>
-          <w:numId w:val="6"/>
-        </w:numPr>
-        <w:spacing w:after="80" w:line="276" w:lineRule="auto"/>
-      </w:pPr>
-      <w:r>
-        <w:t>El sistema actualiza la situación del caso.</w:t>
-      </w:r>
-    </w:p>
-    <w:p>
-      <w:pPr>
-        <w:pStyle w:val="Prrafodelista"/>
-        <w:numPr>
-          <w:ilvl w:val="2"/>
-          <w:numId w:val="6"/>
-        </w:numPr>
-        <w:spacing w:after="80" w:line="276" w:lineRule="auto"/>
-      </w:pPr>
-      <w:r>
-        <w:t>El sistema registra la operación en la bitácora. RN06</w:t>
-      </w:r>
-    </w:p>
-    <w:p>
-      <w:pPr>
-        <w:pStyle w:val="Prrafodelista"/>
-        <w:numPr>
-          <w:ilvl w:val="2"/>
-          <w:numId w:val="6"/>
-        </w:numPr>
-        <w:spacing w:after="80" w:line="276" w:lineRule="auto"/>
-      </w:pPr>
-      <w:r>
-        <w:lastRenderedPageBreak/>
-        <w:t>El sistema muestra el historial actualizado.</w:t>
-      </w:r>
-    </w:p>
-    <w:p>
-      <w:pPr>
-        <w:pStyle w:val="Prrafodelista"/>
-        <w:numPr>
-          <w:ilvl w:val="2"/>
-          <w:numId w:val="6"/>
-        </w:numPr>
-        <w:spacing w:after="80" w:line="276" w:lineRule="auto"/>
-      </w:pPr>
-      <w:r>
-        <w:t>Fin del caso de uso</w:t>
-      </w:r>
-      <w:r>
-        <w:t>.</w:t>
-      </w:r>
-    </w:p>
-    <w:p>
-      <w:pPr>
-        <w:pStyle w:val="Prrafodelista"/>
-        <w:spacing w:after="80" w:line="276" w:lineRule="auto"/>
-        <w:ind w:left="720"/>
-      </w:pPr>
+        <w:spacing w:after="80"/>
+        <w:rPr>
+          <w:sz w:val="22"/>
+          <w:szCs w:val="22"/>
+        </w:rPr>
+      </w:pPr>
+      <w:r>
+        <w:rPr>
+          <w:sz w:val="22"/>
+          <w:szCs w:val="22"/>
+        </w:rPr>
+        <w:t>Fin del caso de uso.</w:t>
+      </w:r>
     </w:p>
     <w:p>
       <w:pPr>
@@ -1394,9 +1749,6 @@
           <w:ilvl w:val="1"/>
           <w:numId w:val="6"/>
         </w:numPr>
-        <w:tabs>
-          <w:tab w:val="clear" w:pos="0"/>
-        </w:tabs>
         <w:spacing w:after="0"/>
       </w:pPr>
       <w:r>
@@ -1406,12 +1758,21 @@
     <w:p>
       <w:pPr>
         <w:spacing w:before="160" w:after="100"/>
-      </w:pPr>
-      <w:r>
         <w:rPr>
           <w:rFonts w:eastAsia="Calibri"/>
           <w:b/>
           <w:bCs/>
+          <w:sz w:val="22"/>
+          <w:szCs w:val="22"/>
+        </w:rPr>
+      </w:pPr>
+      <w:r>
+        <w:rPr>
+          <w:rFonts w:eastAsia="Calibri"/>
+          <w:b/>
+          <w:bCs/>
+          <w:sz w:val="22"/>
+          <w:szCs w:val="22"/>
         </w:rPr>
         <w:t>FA01 El técnico inicia la atención del caso</w:t>
       </w:r>
@@ -1421,16 +1782,29 @@
         <w:pStyle w:val="Prrafodelista"/>
         <w:numPr>
           <w:ilvl w:val="0"/>
-          <w:numId w:val="32"/>
+          <w:numId w:val="20"/>
         </w:numPr>
-        <w:suppressAutoHyphens w:val="0"/>
-        <w:spacing w:after="80" w:line="276" w:lineRule="auto"/>
-      </w:pPr>
-      <w:r>
-        <w:rPr>
-          <w:rFonts w:eastAsia="Calibri"/>
-        </w:rPr>
-        <w:t>El técnico traslada el caso a la situación “En proceso”.</w:t>
+        <w:spacing w:after="80"/>
+        <w:rPr>
+          <w:sz w:val="22"/>
+          <w:szCs w:val="22"/>
+        </w:rPr>
+      </w:pPr>
+      <w:r>
+        <w:rPr>
+          <w:sz w:val="22"/>
+          <w:szCs w:val="22"/>
+        </w:rPr>
+        <w:t xml:space="preserve">El usuario redacta el avance en el campo “Registrar avance”. </w:t>
+      </w:r>
+      <w:r>
+        <w:rPr>
+          <w:b/>
+          <w:bCs/>
+          <w:sz w:val="22"/>
+          <w:szCs w:val="22"/>
+        </w:rPr>
+        <w:t>RN02</w:t>
       </w:r>
     </w:p>
     <w:p>
@@ -1438,16 +1812,20 @@
         <w:pStyle w:val="Prrafodelista"/>
         <w:numPr>
           <w:ilvl w:val="0"/>
-          <w:numId w:val="32"/>
+          <w:numId w:val="20"/>
         </w:numPr>
-        <w:suppressAutoHyphens w:val="0"/>
-        <w:spacing w:after="80" w:line="276" w:lineRule="auto"/>
-      </w:pPr>
-      <w:r>
-        <w:rPr>
-          <w:rFonts w:eastAsia="Calibri"/>
-        </w:rPr>
-        <w:t>El sistema deja constancia del inicio de la atención.</w:t>
+        <w:spacing w:after="80"/>
+        <w:rPr>
+          <w:sz w:val="22"/>
+          <w:szCs w:val="22"/>
+        </w:rPr>
+      </w:pPr>
+      <w:r>
+        <w:rPr>
+          <w:sz w:val="22"/>
+          <w:szCs w:val="22"/>
+        </w:rPr>
+        <w:t>El usuario selecciona el botón “En proceso”.</w:t>
       </w:r>
     </w:p>
     <w:p>
@@ -1455,16 +1833,29 @@
         <w:pStyle w:val="Prrafodelista"/>
         <w:numPr>
           <w:ilvl w:val="0"/>
-          <w:numId w:val="32"/>
+          <w:numId w:val="20"/>
         </w:numPr>
-        <w:suppressAutoHyphens w:val="0"/>
-        <w:spacing w:after="80" w:line="276" w:lineRule="auto"/>
-      </w:pPr>
-      <w:r>
-        <w:rPr>
-          <w:rFonts w:eastAsia="Calibri"/>
-        </w:rPr>
-        <w:t>El cliente puede consultar en su panel que su solicitud se encuentra en proceso.</w:t>
+        <w:spacing w:after="80"/>
+        <w:rPr>
+          <w:sz w:val="22"/>
+          <w:szCs w:val="22"/>
+        </w:rPr>
+      </w:pPr>
+      <w:r>
+        <w:rPr>
+          <w:sz w:val="22"/>
+          <w:szCs w:val="22"/>
+        </w:rPr>
+        <w:t xml:space="preserve">El sistema valida que se haya redactado el avance. </w:t>
+      </w:r>
+      <w:r>
+        <w:rPr>
+          <w:b/>
+          <w:bCs/>
+          <w:sz w:val="22"/>
+          <w:szCs w:val="22"/>
+        </w:rPr>
+        <w:t>RN04, FA07</w:t>
       </w:r>
     </w:p>
     <w:p>
@@ -1472,27 +1863,190 @@
         <w:pStyle w:val="Prrafodelista"/>
         <w:numPr>
           <w:ilvl w:val="0"/>
-          <w:numId w:val="32"/>
+          <w:numId w:val="20"/>
         </w:numPr>
-        <w:suppressAutoHyphens w:val="0"/>
-        <w:spacing w:after="80" w:line="276" w:lineRule="auto"/>
-      </w:pPr>
-      <w:r>
-        <w:rPr>
-          <w:rFonts w:eastAsia="Calibri"/>
-        </w:rPr>
-        <w:t>El técnico continúa con el paso 3 del flujo normal básico cuando registre un nuevo avance.</w:t>
+        <w:spacing w:after="80"/>
+        <w:rPr>
+          <w:sz w:val="22"/>
+          <w:szCs w:val="22"/>
+        </w:rPr>
+      </w:pPr>
+      <w:r>
+        <w:rPr>
+          <w:sz w:val="22"/>
+          <w:szCs w:val="22"/>
+        </w:rPr>
+        <w:t xml:space="preserve">El sistema valida que el traslado solicitado esté permitido. </w:t>
+      </w:r>
+      <w:r>
+        <w:rPr>
+          <w:b/>
+          <w:bCs/>
+          <w:sz w:val="22"/>
+          <w:szCs w:val="22"/>
+        </w:rPr>
+        <w:t>RN03</w:t>
+      </w:r>
+    </w:p>
+    <w:p>
+      <w:pPr>
+        <w:pStyle w:val="Prrafodelista"/>
+        <w:numPr>
+          <w:ilvl w:val="0"/>
+          <w:numId w:val="20"/>
+        </w:numPr>
+        <w:spacing w:after="80"/>
+        <w:rPr>
+          <w:sz w:val="22"/>
+          <w:szCs w:val="22"/>
+        </w:rPr>
+      </w:pPr>
+      <w:r>
+        <w:rPr>
+          <w:sz w:val="22"/>
+          <w:szCs w:val="22"/>
+        </w:rPr>
+        <w:t xml:space="preserve">El sistema traslada el caso a la situación “En proceso” e incorpora el avance al historial, consignando la fecha, la hora y el técnico que lo registró. </w:t>
+      </w:r>
+      <w:r>
+        <w:rPr>
+          <w:b/>
+          <w:bCs/>
+          <w:sz w:val="22"/>
+          <w:szCs w:val="22"/>
+        </w:rPr>
+        <w:t>RN05</w:t>
+      </w:r>
+    </w:p>
+    <w:p>
+      <w:pPr>
+        <w:pStyle w:val="Prrafodelista"/>
+        <w:numPr>
+          <w:ilvl w:val="0"/>
+          <w:numId w:val="20"/>
+        </w:numPr>
+        <w:spacing w:after="80"/>
+        <w:rPr>
+          <w:sz w:val="22"/>
+          <w:szCs w:val="22"/>
+        </w:rPr>
+      </w:pPr>
+      <w:r>
+        <w:rPr>
+          <w:sz w:val="22"/>
+          <w:szCs w:val="22"/>
+        </w:rPr>
+        <w:t xml:space="preserve">El cliente puede consultar en su panel que su solicitud se encuentra en proceso. </w:t>
+      </w:r>
+      <w:r>
+        <w:rPr>
+          <w:b/>
+          <w:bCs/>
+          <w:sz w:val="22"/>
+          <w:szCs w:val="22"/>
+        </w:rPr>
+        <w:t>RN06</w:t>
+      </w:r>
+    </w:p>
+    <w:p>
+      <w:pPr>
+        <w:pStyle w:val="Prrafodelista"/>
+        <w:numPr>
+          <w:ilvl w:val="0"/>
+          <w:numId w:val="20"/>
+        </w:numPr>
+        <w:spacing w:after="80"/>
+        <w:rPr>
+          <w:sz w:val="22"/>
+          <w:szCs w:val="22"/>
+        </w:rPr>
+      </w:pPr>
+      <w:r>
+        <w:rPr>
+          <w:sz w:val="22"/>
+          <w:szCs w:val="22"/>
+        </w:rPr>
+        <w:t xml:space="preserve">El sistema actualiza la ventana con los botones “Resuelto”, “Escalado”, “Improcedente” y “Solo registrar avance”. </w:t>
+      </w:r>
+      <w:r>
+        <w:rPr>
+          <w:b/>
+          <w:bCs/>
+          <w:sz w:val="22"/>
+          <w:szCs w:val="22"/>
+        </w:rPr>
+        <w:t>FA02, FA03, FA04, FA06</w:t>
+      </w:r>
+    </w:p>
+    <w:p>
+      <w:pPr>
+        <w:pStyle w:val="Prrafodelista"/>
+        <w:numPr>
+          <w:ilvl w:val="0"/>
+          <w:numId w:val="20"/>
+        </w:numPr>
+        <w:spacing w:after="80"/>
+        <w:rPr>
+          <w:sz w:val="22"/>
+          <w:szCs w:val="22"/>
+        </w:rPr>
+      </w:pPr>
+      <w:r>
+        <w:rPr>
+          <w:sz w:val="22"/>
+          <w:szCs w:val="22"/>
+        </w:rPr>
+        <w:t xml:space="preserve">El sistema registra la operación en la bitácora. </w:t>
+      </w:r>
+      <w:r>
+        <w:rPr>
+          <w:b/>
+          <w:bCs/>
+          <w:sz w:val="22"/>
+          <w:szCs w:val="22"/>
+        </w:rPr>
+        <w:t>RN07</w:t>
+      </w:r>
+    </w:p>
+    <w:p>
+      <w:pPr>
+        <w:pStyle w:val="Prrafodelista"/>
+        <w:numPr>
+          <w:ilvl w:val="0"/>
+          <w:numId w:val="20"/>
+        </w:numPr>
+        <w:spacing w:after="80"/>
+        <w:rPr>
+          <w:sz w:val="22"/>
+          <w:szCs w:val="22"/>
+        </w:rPr>
+      </w:pPr>
+      <w:r>
+        <w:rPr>
+          <w:sz w:val="22"/>
+          <w:szCs w:val="22"/>
+        </w:rPr>
+        <w:t>Fin del flujo alterno.</w:t>
       </w:r>
     </w:p>
     <w:p>
       <w:pPr>
         <w:spacing w:before="160" w:after="100"/>
-      </w:pPr>
-      <w:r>
         <w:rPr>
           <w:rFonts w:eastAsia="Calibri"/>
           <w:b/>
           <w:bCs/>
+          <w:sz w:val="22"/>
+          <w:szCs w:val="22"/>
+        </w:rPr>
+      </w:pPr>
+      <w:r>
+        <w:rPr>
+          <w:rFonts w:eastAsia="Calibri"/>
+          <w:b/>
+          <w:bCs/>
+          <w:sz w:val="22"/>
+          <w:szCs w:val="22"/>
         </w:rPr>
         <w:t>FA02 El técnico resuelve el caso</w:t>
       </w:r>
@@ -1502,16 +2056,29 @@
         <w:pStyle w:val="Prrafodelista"/>
         <w:numPr>
           <w:ilvl w:val="0"/>
-          <w:numId w:val="33"/>
+          <w:numId w:val="22"/>
         </w:numPr>
-        <w:suppressAutoHyphens w:val="0"/>
-        <w:spacing w:after="80" w:line="276" w:lineRule="auto"/>
-      </w:pPr>
-      <w:r>
-        <w:rPr>
-          <w:rFonts w:eastAsia="Calibri"/>
-        </w:rPr>
-        <w:t>El técnico traslada el caso a la situación “Resuelto”.</w:t>
+        <w:spacing w:after="80"/>
+        <w:rPr>
+          <w:sz w:val="22"/>
+          <w:szCs w:val="22"/>
+        </w:rPr>
+      </w:pPr>
+      <w:r>
+        <w:rPr>
+          <w:sz w:val="22"/>
+          <w:szCs w:val="22"/>
+        </w:rPr>
+        <w:t xml:space="preserve">El usuario redacta el avance en el campo “Registrar avance”. </w:t>
+      </w:r>
+      <w:r>
+        <w:rPr>
+          <w:b/>
+          <w:bCs/>
+          <w:sz w:val="22"/>
+          <w:szCs w:val="22"/>
+        </w:rPr>
+        <w:t>RN02</w:t>
       </w:r>
     </w:p>
     <w:p>
@@ -1519,16 +2086,20 @@
         <w:pStyle w:val="Prrafodelista"/>
         <w:numPr>
           <w:ilvl w:val="0"/>
-          <w:numId w:val="33"/>
+          <w:numId w:val="22"/>
         </w:numPr>
-        <w:suppressAutoHyphens w:val="0"/>
-        <w:spacing w:after="80" w:line="276" w:lineRule="auto"/>
-      </w:pPr>
-      <w:r>
-        <w:rPr>
-          <w:rFonts w:eastAsia="Calibri"/>
-        </w:rPr>
-        <w:t>El sistema conserva el avance redactado como la solución brindada al caso. RN03</w:t>
+        <w:spacing w:after="80"/>
+        <w:rPr>
+          <w:sz w:val="22"/>
+          <w:szCs w:val="22"/>
+        </w:rPr>
+      </w:pPr>
+      <w:r>
+        <w:rPr>
+          <w:sz w:val="22"/>
+          <w:szCs w:val="22"/>
+        </w:rPr>
+        <w:t>El usuario selecciona el botón “Resuelto”.</w:t>
       </w:r>
     </w:p>
     <w:p>
@@ -1536,16 +2107,29 @@
         <w:pStyle w:val="Prrafodelista"/>
         <w:numPr>
           <w:ilvl w:val="0"/>
-          <w:numId w:val="33"/>
+          <w:numId w:val="22"/>
         </w:numPr>
-        <w:suppressAutoHyphens w:val="0"/>
-        <w:spacing w:after="80" w:line="276" w:lineRule="auto"/>
-      </w:pPr>
-      <w:r>
-        <w:rPr>
-          <w:rFonts w:eastAsia="Calibri"/>
-        </w:rPr>
-        <w:t>El cliente puede consultar en su panel que su solicitud fue resuelta, así como la solución documentada por el técnico.</w:t>
+        <w:spacing w:after="80"/>
+        <w:rPr>
+          <w:sz w:val="22"/>
+          <w:szCs w:val="22"/>
+        </w:rPr>
+      </w:pPr>
+      <w:r>
+        <w:rPr>
+          <w:sz w:val="22"/>
+          <w:szCs w:val="22"/>
+        </w:rPr>
+        <w:t xml:space="preserve">El sistema valida que se haya redactado el avance. </w:t>
+      </w:r>
+      <w:r>
+        <w:rPr>
+          <w:b/>
+          <w:bCs/>
+          <w:sz w:val="22"/>
+          <w:szCs w:val="22"/>
+        </w:rPr>
+        <w:t>RN04, FA07</w:t>
       </w:r>
     </w:p>
     <w:p>
@@ -1553,14 +2137,189 @@
         <w:pStyle w:val="Prrafodelista"/>
         <w:numPr>
           <w:ilvl w:val="0"/>
-          <w:numId w:val="33"/>
+          <w:numId w:val="22"/>
         </w:numPr>
-        <w:suppressAutoHyphens w:val="0"/>
-        <w:spacing w:after="80" w:line="276" w:lineRule="auto"/>
-      </w:pPr>
-      <w:r>
-        <w:rPr>
-          <w:rFonts w:eastAsia="Calibri"/>
+        <w:spacing w:after="80"/>
+        <w:rPr>
+          <w:sz w:val="22"/>
+          <w:szCs w:val="22"/>
+        </w:rPr>
+      </w:pPr>
+      <w:r>
+        <w:rPr>
+          <w:sz w:val="22"/>
+          <w:szCs w:val="22"/>
+        </w:rPr>
+        <w:t xml:space="preserve">El sistema valida que el traslado solicitado esté permitido. </w:t>
+      </w:r>
+      <w:r>
+        <w:rPr>
+          <w:b/>
+          <w:bCs/>
+          <w:sz w:val="22"/>
+          <w:szCs w:val="22"/>
+        </w:rPr>
+        <w:t>RN03</w:t>
+      </w:r>
+    </w:p>
+    <w:p>
+      <w:pPr>
+        <w:pStyle w:val="Prrafodelista"/>
+        <w:numPr>
+          <w:ilvl w:val="0"/>
+          <w:numId w:val="22"/>
+        </w:numPr>
+        <w:spacing w:after="80"/>
+        <w:rPr>
+          <w:sz w:val="22"/>
+          <w:szCs w:val="22"/>
+        </w:rPr>
+      </w:pPr>
+      <w:r>
+        <w:rPr>
+          <w:sz w:val="22"/>
+          <w:szCs w:val="22"/>
+        </w:rPr>
+        <w:t xml:space="preserve">El sistema traslada el caso a la situación “Resuelto” e incorpora el avance al historial. </w:t>
+      </w:r>
+      <w:r>
+        <w:rPr>
+          <w:b/>
+          <w:bCs/>
+          <w:sz w:val="22"/>
+          <w:szCs w:val="22"/>
+        </w:rPr>
+        <w:t>RN05</w:t>
+      </w:r>
+    </w:p>
+    <w:p>
+      <w:pPr>
+        <w:pStyle w:val="Prrafodelista"/>
+        <w:numPr>
+          <w:ilvl w:val="0"/>
+          <w:numId w:val="22"/>
+        </w:numPr>
+        <w:spacing w:after="80"/>
+        <w:rPr>
+          <w:sz w:val="22"/>
+          <w:szCs w:val="22"/>
+        </w:rPr>
+      </w:pPr>
+      <w:r>
+        <w:rPr>
+          <w:sz w:val="22"/>
+          <w:szCs w:val="22"/>
+        </w:rPr>
+        <w:t xml:space="preserve">El sistema conserva el avance redactado como la solución brindada al caso. </w:t>
+      </w:r>
+      <w:r>
+        <w:rPr>
+          <w:b/>
+          <w:bCs/>
+          <w:sz w:val="22"/>
+          <w:szCs w:val="22"/>
+        </w:rPr>
+        <w:t>RN08</w:t>
+      </w:r>
+    </w:p>
+    <w:p>
+      <w:pPr>
+        <w:pStyle w:val="Prrafodelista"/>
+        <w:numPr>
+          <w:ilvl w:val="0"/>
+          <w:numId w:val="22"/>
+        </w:numPr>
+        <w:spacing w:after="80"/>
+        <w:rPr>
+          <w:sz w:val="22"/>
+          <w:szCs w:val="22"/>
+        </w:rPr>
+      </w:pPr>
+      <w:r>
+        <w:rPr>
+          <w:sz w:val="22"/>
+          <w:szCs w:val="22"/>
+        </w:rPr>
+        <w:t>El cliente puede consultar en su panel que su solicitud fue resuelta, así como la solución documentada por el técnico.</w:t>
+      </w:r>
+    </w:p>
+    <w:p>
+      <w:pPr>
+        <w:pStyle w:val="Prrafodelista"/>
+        <w:numPr>
+          <w:ilvl w:val="0"/>
+          <w:numId w:val="22"/>
+        </w:numPr>
+        <w:spacing w:after="80"/>
+        <w:rPr>
+          <w:sz w:val="22"/>
+          <w:szCs w:val="22"/>
+        </w:rPr>
+      </w:pPr>
+      <w:r>
+        <w:rPr>
+          <w:sz w:val="22"/>
+          <w:szCs w:val="22"/>
+        </w:rPr>
+        <w:t xml:space="preserve">El sistema actualiza la ventana con los botones “En proceso”, “Cerrado” y “Solo registrar avance”. </w:t>
+      </w:r>
+      <w:r>
+        <w:rPr>
+          <w:b/>
+          <w:bCs/>
+          <w:sz w:val="22"/>
+          <w:szCs w:val="22"/>
+        </w:rPr>
+        <w:t>FA01, FA05, FA06</w:t>
+      </w:r>
+    </w:p>
+    <w:p>
+      <w:pPr>
+        <w:pStyle w:val="Prrafodelista"/>
+        <w:numPr>
+          <w:ilvl w:val="0"/>
+          <w:numId w:val="22"/>
+        </w:numPr>
+        <w:spacing w:after="80"/>
+        <w:rPr>
+          <w:sz w:val="22"/>
+          <w:szCs w:val="22"/>
+        </w:rPr>
+      </w:pPr>
+      <w:r>
+        <w:rPr>
+          <w:sz w:val="22"/>
+          <w:szCs w:val="22"/>
+        </w:rPr>
+        <w:t xml:space="preserve">El sistema registra la operación en la bitácora. </w:t>
+      </w:r>
+      <w:r>
+        <w:rPr>
+          <w:b/>
+          <w:bCs/>
+          <w:sz w:val="22"/>
+          <w:szCs w:val="22"/>
+        </w:rPr>
+        <w:t>RN07</w:t>
+      </w:r>
+    </w:p>
+    <w:p>
+      <w:pPr>
+        <w:pStyle w:val="Prrafodelista"/>
+        <w:numPr>
+          <w:ilvl w:val="0"/>
+          <w:numId w:val="22"/>
+        </w:numPr>
+        <w:spacing w:after="80"/>
+        <w:rPr>
+          <w:sz w:val="22"/>
+          <w:szCs w:val="22"/>
+        </w:rPr>
+      </w:pPr>
+      <w:r>
+        <w:rPr>
+          <w:sz w:val="22"/>
+          <w:szCs w:val="22"/>
         </w:rPr>
         <w:t>Fin del flujo alterno.</w:t>
       </w:r>
@@ -1568,12 +2327,21 @@
     <w:p>
       <w:pPr>
         <w:spacing w:before="160" w:after="100"/>
-      </w:pPr>
-      <w:r>
         <w:rPr>
           <w:rFonts w:eastAsia="Calibri"/>
           <w:b/>
           <w:bCs/>
+          <w:sz w:val="22"/>
+          <w:szCs w:val="22"/>
+        </w:rPr>
+      </w:pPr>
+      <w:r>
+        <w:rPr>
+          <w:rFonts w:eastAsia="Calibri"/>
+          <w:b/>
+          <w:bCs/>
+          <w:sz w:val="22"/>
+          <w:szCs w:val="22"/>
         </w:rPr>
         <w:t>FA03 El técnico escala el caso</w:t>
       </w:r>
@@ -1583,16 +2351,29 @@
         <w:pStyle w:val="Prrafodelista"/>
         <w:numPr>
           <w:ilvl w:val="0"/>
-          <w:numId w:val="34"/>
+          <w:numId w:val="23"/>
         </w:numPr>
-        <w:suppressAutoHyphens w:val="0"/>
-        <w:spacing w:after="80" w:line="276" w:lineRule="auto"/>
-      </w:pPr>
-      <w:r>
-        <w:rPr>
-          <w:rFonts w:eastAsia="Calibri"/>
-        </w:rPr>
-        <w:t>El técnico determina que el caso excede su ámbito de resolución y lo traslada a la situación “Escalado”. RN04</w:t>
+        <w:spacing w:after="80"/>
+        <w:rPr>
+          <w:sz w:val="22"/>
+          <w:szCs w:val="22"/>
+        </w:rPr>
+      </w:pPr>
+      <w:r>
+        <w:rPr>
+          <w:sz w:val="22"/>
+          <w:szCs w:val="22"/>
+        </w:rPr>
+        <w:t xml:space="preserve">El usuario determina que el caso excede su ámbito de resolución. </w:t>
+      </w:r>
+      <w:r>
+        <w:rPr>
+          <w:b/>
+          <w:bCs/>
+          <w:sz w:val="22"/>
+          <w:szCs w:val="22"/>
+        </w:rPr>
+        <w:t>RN09</w:t>
       </w:r>
     </w:p>
     <w:p>
@@ -1600,16 +2381,29 @@
         <w:pStyle w:val="Prrafodelista"/>
         <w:numPr>
           <w:ilvl w:val="0"/>
-          <w:numId w:val="34"/>
+          <w:numId w:val="23"/>
         </w:numPr>
-        <w:suppressAutoHyphens w:val="0"/>
-        <w:spacing w:after="80" w:line="276" w:lineRule="auto"/>
-      </w:pPr>
-      <w:r>
-        <w:rPr>
-          <w:rFonts w:eastAsia="Calibri"/>
-        </w:rPr>
-        <w:t>El sistema exige que el avance exponga el motivo del escalamiento.</w:t>
+        <w:spacing w:after="80"/>
+        <w:rPr>
+          <w:sz w:val="22"/>
+          <w:szCs w:val="22"/>
+        </w:rPr>
+      </w:pPr>
+      <w:r>
+        <w:rPr>
+          <w:sz w:val="22"/>
+          <w:szCs w:val="22"/>
+        </w:rPr>
+        <w:t xml:space="preserve">El usuario redacta en el campo “Registrar avance” el motivo del escalamiento. </w:t>
+      </w:r>
+      <w:r>
+        <w:rPr>
+          <w:b/>
+          <w:bCs/>
+          <w:sz w:val="22"/>
+          <w:szCs w:val="22"/>
+        </w:rPr>
+        <w:t>RN02</w:t>
       </w:r>
     </w:p>
     <w:p>
@@ -1617,16 +2411,20 @@
         <w:pStyle w:val="Prrafodelista"/>
         <w:numPr>
           <w:ilvl w:val="0"/>
-          <w:numId w:val="34"/>
+          <w:numId w:val="23"/>
         </w:numPr>
-        <w:suppressAutoHyphens w:val="0"/>
-        <w:spacing w:after="80" w:line="276" w:lineRule="auto"/>
-      </w:pPr>
-      <w:r>
-        <w:rPr>
-          <w:rFonts w:eastAsia="Calibri"/>
-        </w:rPr>
-        <w:t>El caso deja de figurar entre los casos en atención del técnico y pasa a conocimiento del Supervisor de Soporte.</w:t>
+        <w:spacing w:after="80"/>
+        <w:rPr>
+          <w:sz w:val="22"/>
+          <w:szCs w:val="22"/>
+        </w:rPr>
+      </w:pPr>
+      <w:r>
+        <w:rPr>
+          <w:sz w:val="22"/>
+          <w:szCs w:val="22"/>
+        </w:rPr>
+        <w:t>El usuario selecciona el botón “Escalado”.</w:t>
       </w:r>
     </w:p>
     <w:p>
@@ -1634,16 +2432,29 @@
         <w:pStyle w:val="Prrafodelista"/>
         <w:numPr>
           <w:ilvl w:val="0"/>
-          <w:numId w:val="34"/>
+          <w:numId w:val="23"/>
         </w:numPr>
-        <w:suppressAutoHyphens w:val="0"/>
-        <w:spacing w:after="80" w:line="276" w:lineRule="auto"/>
-      </w:pPr>
-      <w:r>
-        <w:rPr>
-          <w:rFonts w:eastAsia="Calibri"/>
-        </w:rPr>
-        <w:t>El sistema libera la capacidad del técnico. RN07</w:t>
+        <w:spacing w:after="80"/>
+        <w:rPr>
+          <w:sz w:val="22"/>
+          <w:szCs w:val="22"/>
+        </w:rPr>
+      </w:pPr>
+      <w:r>
+        <w:rPr>
+          <w:sz w:val="22"/>
+          <w:szCs w:val="22"/>
+        </w:rPr>
+        <w:t xml:space="preserve">El sistema valida que se haya redactado el avance. </w:t>
+      </w:r>
+      <w:r>
+        <w:rPr>
+          <w:b/>
+          <w:bCs/>
+          <w:sz w:val="22"/>
+          <w:szCs w:val="22"/>
+        </w:rPr>
+        <w:t>RN04, FA07</w:t>
       </w:r>
     </w:p>
     <w:p>
@@ -1651,14 +2462,181 @@
         <w:pStyle w:val="Prrafodelista"/>
         <w:numPr>
           <w:ilvl w:val="0"/>
-          <w:numId w:val="34"/>
+          <w:numId w:val="23"/>
         </w:numPr>
-        <w:suppressAutoHyphens w:val="0"/>
-        <w:spacing w:after="80" w:line="276" w:lineRule="auto"/>
-      </w:pPr>
-      <w:r>
-        <w:rPr>
-          <w:rFonts w:eastAsia="Calibri"/>
+        <w:spacing w:after="80"/>
+        <w:rPr>
+          <w:sz w:val="22"/>
+          <w:szCs w:val="22"/>
+        </w:rPr>
+      </w:pPr>
+      <w:r>
+        <w:rPr>
+          <w:sz w:val="22"/>
+          <w:szCs w:val="22"/>
+        </w:rPr>
+        <w:t xml:space="preserve">El sistema valida que el traslado solicitado esté permitido. </w:t>
+      </w:r>
+      <w:r>
+        <w:rPr>
+          <w:b/>
+          <w:bCs/>
+          <w:sz w:val="22"/>
+          <w:szCs w:val="22"/>
+        </w:rPr>
+        <w:t>RN03</w:t>
+      </w:r>
+    </w:p>
+    <w:p>
+      <w:pPr>
+        <w:pStyle w:val="Prrafodelista"/>
+        <w:numPr>
+          <w:ilvl w:val="0"/>
+          <w:numId w:val="23"/>
+        </w:numPr>
+        <w:spacing w:after="80"/>
+        <w:rPr>
+          <w:sz w:val="22"/>
+          <w:szCs w:val="22"/>
+        </w:rPr>
+      </w:pPr>
+      <w:r>
+        <w:rPr>
+          <w:sz w:val="22"/>
+          <w:szCs w:val="22"/>
+        </w:rPr>
+        <w:lastRenderedPageBreak/>
+        <w:t xml:space="preserve">El sistema traslada el caso a la situación “Escalado” e incorpora el avance al historial. </w:t>
+      </w:r>
+      <w:r>
+        <w:rPr>
+          <w:b/>
+          <w:bCs/>
+          <w:sz w:val="22"/>
+          <w:szCs w:val="22"/>
+        </w:rPr>
+        <w:t>RN05</w:t>
+      </w:r>
+    </w:p>
+    <w:p>
+      <w:pPr>
+        <w:pStyle w:val="Prrafodelista"/>
+        <w:numPr>
+          <w:ilvl w:val="0"/>
+          <w:numId w:val="23"/>
+        </w:numPr>
+        <w:spacing w:after="80"/>
+        <w:rPr>
+          <w:sz w:val="22"/>
+          <w:szCs w:val="22"/>
+        </w:rPr>
+      </w:pPr>
+      <w:r>
+        <w:rPr>
+          <w:sz w:val="22"/>
+          <w:szCs w:val="22"/>
+        </w:rPr>
+        <w:t>El caso deja de figurar entre los casos del técnico y pasa a conocimiento del Supervisor de Soporte. (Ver caso de uso “Revisión de Escalamientos”).</w:t>
+      </w:r>
+    </w:p>
+    <w:p>
+      <w:pPr>
+        <w:pStyle w:val="Prrafodelista"/>
+        <w:numPr>
+          <w:ilvl w:val="0"/>
+          <w:numId w:val="23"/>
+        </w:numPr>
+        <w:spacing w:after="80"/>
+        <w:rPr>
+          <w:sz w:val="22"/>
+          <w:szCs w:val="22"/>
+        </w:rPr>
+      </w:pPr>
+      <w:r>
+        <w:rPr>
+          <w:sz w:val="22"/>
+          <w:szCs w:val="22"/>
+        </w:rPr>
+        <w:t xml:space="preserve">El sistema libera la capacidad del técnico. </w:t>
+      </w:r>
+      <w:r>
+        <w:rPr>
+          <w:b/>
+          <w:bCs/>
+          <w:sz w:val="22"/>
+          <w:szCs w:val="22"/>
+        </w:rPr>
+        <w:t>RN10</w:t>
+      </w:r>
+    </w:p>
+    <w:p>
+      <w:pPr>
+        <w:pStyle w:val="Prrafodelista"/>
+        <w:numPr>
+          <w:ilvl w:val="0"/>
+          <w:numId w:val="23"/>
+        </w:numPr>
+        <w:spacing w:after="80"/>
+        <w:rPr>
+          <w:sz w:val="22"/>
+          <w:szCs w:val="22"/>
+        </w:rPr>
+      </w:pPr>
+      <w:r>
+        <w:rPr>
+          <w:sz w:val="22"/>
+          <w:szCs w:val="22"/>
+        </w:rPr>
+        <w:t>El sistema actualiza el listado de casos, del cual se retira el caso.</w:t>
+      </w:r>
+    </w:p>
+    <w:p>
+      <w:pPr>
+        <w:pStyle w:val="Prrafodelista"/>
+        <w:numPr>
+          <w:ilvl w:val="0"/>
+          <w:numId w:val="23"/>
+        </w:numPr>
+        <w:spacing w:after="80"/>
+        <w:rPr>
+          <w:sz w:val="22"/>
+          <w:szCs w:val="22"/>
+        </w:rPr>
+      </w:pPr>
+      <w:r>
+        <w:rPr>
+          <w:sz w:val="22"/>
+          <w:szCs w:val="22"/>
+        </w:rPr>
+        <w:t xml:space="preserve">El sistema registra la operación en la bitácora. </w:t>
+      </w:r>
+      <w:r>
+        <w:rPr>
+          <w:b/>
+          <w:bCs/>
+          <w:sz w:val="22"/>
+          <w:szCs w:val="22"/>
+        </w:rPr>
+        <w:t>RN07</w:t>
+      </w:r>
+    </w:p>
+    <w:p>
+      <w:pPr>
+        <w:pStyle w:val="Prrafodelista"/>
+        <w:numPr>
+          <w:ilvl w:val="0"/>
+          <w:numId w:val="23"/>
+        </w:numPr>
+        <w:spacing w:after="80"/>
+        <w:rPr>
+          <w:sz w:val="22"/>
+          <w:szCs w:val="22"/>
+        </w:rPr>
+      </w:pPr>
+      <w:r>
+        <w:rPr>
+          <w:sz w:val="22"/>
+          <w:szCs w:val="22"/>
         </w:rPr>
         <w:t>Fin del flujo alterno.</w:t>
       </w:r>
@@ -1666,12 +2644,21 @@
     <w:p>
       <w:pPr>
         <w:spacing w:before="160" w:after="100"/>
-      </w:pPr>
-      <w:r>
         <w:rPr>
           <w:rFonts w:eastAsia="Calibri"/>
           <w:b/>
           <w:bCs/>
+          <w:sz w:val="22"/>
+          <w:szCs w:val="22"/>
+        </w:rPr>
+      </w:pPr>
+      <w:r>
+        <w:rPr>
+          <w:rFonts w:eastAsia="Calibri"/>
+          <w:b/>
+          <w:bCs/>
+          <w:sz w:val="22"/>
+          <w:szCs w:val="22"/>
         </w:rPr>
         <w:t>FA04 El técnico declara improcedente el caso</w:t>
       </w:r>
@@ -1681,30 +2668,45 @@
         <w:pStyle w:val="Prrafodelista"/>
         <w:numPr>
           <w:ilvl w:val="0"/>
-          <w:numId w:val="35"/>
+          <w:numId w:val="24"/>
         </w:numPr>
-        <w:suppressAutoHyphens w:val="0"/>
-        <w:spacing w:after="80" w:line="276" w:lineRule="auto"/>
-      </w:pPr>
-      <w:r>
-        <w:rPr>
-          <w:rFonts w:eastAsia="Calibri"/>
-        </w:rPr>
-        <w:t xml:space="preserve">El técnico determina que la solicitud no corresponde al ámbito de atención de </w:t>
+        <w:spacing w:after="80"/>
+        <w:rPr>
+          <w:sz w:val="22"/>
+          <w:szCs w:val="22"/>
+        </w:rPr>
+      </w:pPr>
+      <w:r>
+        <w:rPr>
+          <w:sz w:val="22"/>
+          <w:szCs w:val="22"/>
+        </w:rPr>
+        <w:t xml:space="preserve">El usuario determina que la solicitud no corresponde al ámbito de atención de </w:t>
       </w:r>
       <w:proofErr w:type="spellStart"/>
       <w:r>
         <w:rPr>
-          <w:rFonts w:eastAsia="Calibri"/>
+          <w:sz w:val="22"/>
+          <w:szCs w:val="22"/>
         </w:rPr>
         <w:t>SolTec</w:t>
       </w:r>
       <w:proofErr w:type="spellEnd"/>
       <w:r>
         <w:rPr>
-          <w:rFonts w:eastAsia="Calibri"/>
-        </w:rPr>
-        <w:t xml:space="preserve"> o que reitera una solicitud ya presentada.</w:t>
+          <w:sz w:val="22"/>
+          <w:szCs w:val="22"/>
+        </w:rPr>
+        <w:t xml:space="preserve"> o que reitera una solicitud ya presentada. </w:t>
+      </w:r>
+      <w:r>
+        <w:rPr>
+          <w:b/>
+          <w:bCs/>
+          <w:sz w:val="22"/>
+          <w:szCs w:val="22"/>
+        </w:rPr>
+        <w:t>RN11</w:t>
       </w:r>
     </w:p>
     <w:p>
@@ -1712,16 +2714,29 @@
         <w:pStyle w:val="Prrafodelista"/>
         <w:numPr>
           <w:ilvl w:val="0"/>
-          <w:numId w:val="35"/>
+          <w:numId w:val="24"/>
         </w:numPr>
-        <w:suppressAutoHyphens w:val="0"/>
-        <w:spacing w:after="80" w:line="276" w:lineRule="auto"/>
-      </w:pPr>
-      <w:r>
-        <w:rPr>
-          <w:rFonts w:eastAsia="Calibri"/>
-        </w:rPr>
-        <w:t>El técnico traslada el caso a la situación “Improcedente”. RN05</w:t>
+        <w:spacing w:after="80"/>
+        <w:rPr>
+          <w:sz w:val="22"/>
+          <w:szCs w:val="22"/>
+        </w:rPr>
+      </w:pPr>
+      <w:r>
+        <w:rPr>
+          <w:sz w:val="22"/>
+          <w:szCs w:val="22"/>
+        </w:rPr>
+        <w:t xml:space="preserve">El usuario redacta en el campo “Registrar avance” la razón de la improcedencia. </w:t>
+      </w:r>
+      <w:r>
+        <w:rPr>
+          <w:b/>
+          <w:bCs/>
+          <w:sz w:val="22"/>
+          <w:szCs w:val="22"/>
+        </w:rPr>
+        <w:t>RN02</w:t>
       </w:r>
     </w:p>
     <w:p>
@@ -1729,16 +2744,20 @@
         <w:pStyle w:val="Prrafodelista"/>
         <w:numPr>
           <w:ilvl w:val="0"/>
-          <w:numId w:val="35"/>
+          <w:numId w:val="24"/>
         </w:numPr>
-        <w:suppressAutoHyphens w:val="0"/>
-        <w:spacing w:after="80" w:line="276" w:lineRule="auto"/>
-      </w:pPr>
-      <w:r>
-        <w:rPr>
-          <w:rFonts w:eastAsia="Calibri"/>
-        </w:rPr>
-        <w:t>El sistema exige que el avance exponga la razón de la improcedencia.</w:t>
+        <w:spacing w:after="80"/>
+        <w:rPr>
+          <w:sz w:val="22"/>
+          <w:szCs w:val="22"/>
+        </w:rPr>
+      </w:pPr>
+      <w:r>
+        <w:rPr>
+          <w:sz w:val="22"/>
+          <w:szCs w:val="22"/>
+        </w:rPr>
+        <w:t>El usuario selecciona el botón “Improcedente”.</w:t>
       </w:r>
     </w:p>
     <w:p>
@@ -1746,16 +2765,29 @@
         <w:pStyle w:val="Prrafodelista"/>
         <w:numPr>
           <w:ilvl w:val="0"/>
-          <w:numId w:val="35"/>
+          <w:numId w:val="24"/>
         </w:numPr>
-        <w:suppressAutoHyphens w:val="0"/>
-        <w:spacing w:after="80" w:line="276" w:lineRule="auto"/>
-      </w:pPr>
-      <w:r>
-        <w:rPr>
-          <w:rFonts w:eastAsia="Calibri"/>
-        </w:rPr>
-        <w:t>El sistema libera la capacidad del técnico. RN07</w:t>
+        <w:spacing w:after="80"/>
+        <w:rPr>
+          <w:sz w:val="22"/>
+          <w:szCs w:val="22"/>
+        </w:rPr>
+      </w:pPr>
+      <w:r>
+        <w:rPr>
+          <w:sz w:val="22"/>
+          <w:szCs w:val="22"/>
+        </w:rPr>
+        <w:t xml:space="preserve">El sistema valida que se haya redactado el avance. </w:t>
+      </w:r>
+      <w:r>
+        <w:rPr>
+          <w:b/>
+          <w:bCs/>
+          <w:sz w:val="22"/>
+          <w:szCs w:val="22"/>
+        </w:rPr>
+        <w:t>RN04, FA07</w:t>
       </w:r>
     </w:p>
     <w:p>
@@ -1763,14 +2795,159 @@
         <w:pStyle w:val="Prrafodelista"/>
         <w:numPr>
           <w:ilvl w:val="0"/>
-          <w:numId w:val="35"/>
+          <w:numId w:val="24"/>
         </w:numPr>
-        <w:suppressAutoHyphens w:val="0"/>
-        <w:spacing w:after="80" w:line="276" w:lineRule="auto"/>
-      </w:pPr>
-      <w:r>
-        <w:rPr>
-          <w:rFonts w:eastAsia="Calibri"/>
+        <w:spacing w:after="80"/>
+        <w:rPr>
+          <w:sz w:val="22"/>
+          <w:szCs w:val="22"/>
+        </w:rPr>
+      </w:pPr>
+      <w:r>
+        <w:rPr>
+          <w:sz w:val="22"/>
+          <w:szCs w:val="22"/>
+        </w:rPr>
+        <w:t xml:space="preserve">El sistema valida que el traslado solicitado esté permitido. </w:t>
+      </w:r>
+      <w:r>
+        <w:rPr>
+          <w:b/>
+          <w:bCs/>
+          <w:sz w:val="22"/>
+          <w:szCs w:val="22"/>
+        </w:rPr>
+        <w:t>RN03</w:t>
+      </w:r>
+    </w:p>
+    <w:p>
+      <w:pPr>
+        <w:pStyle w:val="Prrafodelista"/>
+        <w:numPr>
+          <w:ilvl w:val="0"/>
+          <w:numId w:val="24"/>
+        </w:numPr>
+        <w:spacing w:after="80"/>
+        <w:rPr>
+          <w:sz w:val="22"/>
+          <w:szCs w:val="22"/>
+        </w:rPr>
+      </w:pPr>
+      <w:r>
+        <w:rPr>
+          <w:sz w:val="22"/>
+          <w:szCs w:val="22"/>
+        </w:rPr>
+        <w:t xml:space="preserve">El sistema traslada el caso a la situación “Improcedente” e incorpora el avance al historial. </w:t>
+      </w:r>
+      <w:r>
+        <w:rPr>
+          <w:b/>
+          <w:bCs/>
+          <w:sz w:val="22"/>
+          <w:szCs w:val="22"/>
+        </w:rPr>
+        <w:t>RN05</w:t>
+      </w:r>
+    </w:p>
+    <w:p>
+      <w:pPr>
+        <w:pStyle w:val="Prrafodelista"/>
+        <w:numPr>
+          <w:ilvl w:val="0"/>
+          <w:numId w:val="24"/>
+        </w:numPr>
+        <w:spacing w:after="80"/>
+        <w:rPr>
+          <w:sz w:val="22"/>
+          <w:szCs w:val="22"/>
+        </w:rPr>
+      </w:pPr>
+      <w:r>
+        <w:rPr>
+          <w:sz w:val="22"/>
+          <w:szCs w:val="22"/>
+        </w:rPr>
+        <w:t xml:space="preserve">El sistema libera la capacidad del técnico. </w:t>
+      </w:r>
+      <w:r>
+        <w:rPr>
+          <w:b/>
+          <w:bCs/>
+          <w:sz w:val="22"/>
+          <w:szCs w:val="22"/>
+        </w:rPr>
+        <w:t>RN10</w:t>
+      </w:r>
+    </w:p>
+    <w:p>
+      <w:pPr>
+        <w:pStyle w:val="Prrafodelista"/>
+        <w:numPr>
+          <w:ilvl w:val="0"/>
+          <w:numId w:val="24"/>
+        </w:numPr>
+        <w:spacing w:after="80"/>
+        <w:rPr>
+          <w:sz w:val="22"/>
+          <w:szCs w:val="22"/>
+        </w:rPr>
+      </w:pPr>
+      <w:r>
+        <w:rPr>
+          <w:sz w:val="22"/>
+          <w:szCs w:val="22"/>
+        </w:rPr>
+        <w:t>El sistema actualiza la ventana con la situación “Improcedente” y el listado de casos, del cual se retira el caso.</w:t>
+      </w:r>
+    </w:p>
+    <w:p>
+      <w:pPr>
+        <w:pStyle w:val="Prrafodelista"/>
+        <w:numPr>
+          <w:ilvl w:val="0"/>
+          <w:numId w:val="24"/>
+        </w:numPr>
+        <w:spacing w:after="80"/>
+        <w:rPr>
+          <w:sz w:val="22"/>
+          <w:szCs w:val="22"/>
+        </w:rPr>
+      </w:pPr>
+      <w:r>
+        <w:rPr>
+          <w:sz w:val="22"/>
+          <w:szCs w:val="22"/>
+        </w:rPr>
+        <w:t xml:space="preserve">El sistema registra la operación en la bitácora. </w:t>
+      </w:r>
+      <w:r>
+        <w:rPr>
+          <w:b/>
+          <w:bCs/>
+          <w:sz w:val="22"/>
+          <w:szCs w:val="22"/>
+        </w:rPr>
+        <w:t>RN07</w:t>
+      </w:r>
+    </w:p>
+    <w:p>
+      <w:pPr>
+        <w:pStyle w:val="Prrafodelista"/>
+        <w:numPr>
+          <w:ilvl w:val="0"/>
+          <w:numId w:val="24"/>
+        </w:numPr>
+        <w:spacing w:after="80"/>
+        <w:rPr>
+          <w:sz w:val="22"/>
+          <w:szCs w:val="22"/>
+        </w:rPr>
+      </w:pPr>
+      <w:r>
+        <w:rPr>
+          <w:sz w:val="22"/>
+          <w:szCs w:val="22"/>
         </w:rPr>
         <w:t>Fin del flujo alterno.</w:t>
       </w:r>
@@ -1778,12 +2955,21 @@
     <w:p>
       <w:pPr>
         <w:spacing w:before="160" w:after="100"/>
-      </w:pPr>
-      <w:r>
         <w:rPr>
           <w:rFonts w:eastAsia="Calibri"/>
           <w:b/>
           <w:bCs/>
+          <w:sz w:val="22"/>
+          <w:szCs w:val="22"/>
+        </w:rPr>
+      </w:pPr>
+      <w:r>
+        <w:rPr>
+          <w:rFonts w:eastAsia="Calibri"/>
+          <w:b/>
+          <w:bCs/>
+          <w:sz w:val="22"/>
+          <w:szCs w:val="22"/>
         </w:rPr>
         <w:t>FA05 El técnico cierra el caso</w:t>
       </w:r>
@@ -1793,16 +2979,29 @@
         <w:pStyle w:val="Prrafodelista"/>
         <w:numPr>
           <w:ilvl w:val="0"/>
-          <w:numId w:val="36"/>
+          <w:numId w:val="25"/>
         </w:numPr>
-        <w:suppressAutoHyphens w:val="0"/>
-        <w:spacing w:after="80" w:line="276" w:lineRule="auto"/>
-      </w:pPr>
-      <w:r>
-        <w:rPr>
-          <w:rFonts w:eastAsia="Calibri"/>
-        </w:rPr>
-        <w:t>Encontrándose el caso resuelto, el técnico lo traslada a la situación “Cerrado”.</w:t>
+        <w:spacing w:after="80"/>
+        <w:rPr>
+          <w:sz w:val="22"/>
+          <w:szCs w:val="22"/>
+        </w:rPr>
+      </w:pPr>
+      <w:r>
+        <w:rPr>
+          <w:sz w:val="22"/>
+          <w:szCs w:val="22"/>
+        </w:rPr>
+        <w:t xml:space="preserve">El usuario redacta el avance en el campo “Registrar avance”. </w:t>
+      </w:r>
+      <w:r>
+        <w:rPr>
+          <w:b/>
+          <w:bCs/>
+          <w:sz w:val="22"/>
+          <w:szCs w:val="22"/>
+        </w:rPr>
+        <w:t>RN02</w:t>
       </w:r>
     </w:p>
     <w:p>
@@ -1810,16 +3009,20 @@
         <w:pStyle w:val="Prrafodelista"/>
         <w:numPr>
           <w:ilvl w:val="0"/>
-          <w:numId w:val="36"/>
+          <w:numId w:val="25"/>
         </w:numPr>
-        <w:suppressAutoHyphens w:val="0"/>
-        <w:spacing w:after="80" w:line="276" w:lineRule="auto"/>
-      </w:pPr>
-      <w:r>
-        <w:rPr>
-          <w:rFonts w:eastAsia="Calibri"/>
-        </w:rPr>
-        <w:t>El sistema da por concluida la atención y libera la capacidad del técnico. RN07</w:t>
+        <w:spacing w:after="80"/>
+        <w:rPr>
+          <w:sz w:val="22"/>
+          <w:szCs w:val="22"/>
+        </w:rPr>
+      </w:pPr>
+      <w:r>
+        <w:rPr>
+          <w:sz w:val="22"/>
+          <w:szCs w:val="22"/>
+        </w:rPr>
+        <w:t>Encontrándose el caso resuelto, el usuario selecciona el botón “Cerrado”.</w:t>
       </w:r>
     </w:p>
     <w:p>
@@ -1827,17 +3030,29 @@
         <w:pStyle w:val="Prrafodelista"/>
         <w:numPr>
           <w:ilvl w:val="0"/>
-          <w:numId w:val="36"/>
+          <w:numId w:val="25"/>
         </w:numPr>
-        <w:suppressAutoHyphens w:val="0"/>
-        <w:spacing w:after="80" w:line="276" w:lineRule="auto"/>
-      </w:pPr>
-      <w:r>
-        <w:rPr>
-          <w:rFonts w:eastAsia="Calibri"/>
-        </w:rPr>
-        <w:lastRenderedPageBreak/>
-        <w:t>El sistema procura asignar al técnico un nuevo caso de los que se encuentren pendientes. (Ver caso de uso “Asignación de Solicitudes”).</w:t>
+        <w:spacing w:after="80"/>
+        <w:rPr>
+          <w:sz w:val="22"/>
+          <w:szCs w:val="22"/>
+        </w:rPr>
+      </w:pPr>
+      <w:r>
+        <w:rPr>
+          <w:sz w:val="22"/>
+          <w:szCs w:val="22"/>
+        </w:rPr>
+        <w:t xml:space="preserve">El sistema valida que se haya redactado el avance. </w:t>
+      </w:r>
+      <w:r>
+        <w:rPr>
+          <w:b/>
+          <w:bCs/>
+          <w:sz w:val="22"/>
+          <w:szCs w:val="22"/>
+        </w:rPr>
+        <w:t>RN04, FA07</w:t>
       </w:r>
     </w:p>
     <w:p>
@@ -1845,14 +3060,180 @@
         <w:pStyle w:val="Prrafodelista"/>
         <w:numPr>
           <w:ilvl w:val="0"/>
-          <w:numId w:val="36"/>
+          <w:numId w:val="25"/>
         </w:numPr>
-        <w:suppressAutoHyphens w:val="0"/>
-        <w:spacing w:after="80" w:line="276" w:lineRule="auto"/>
-      </w:pPr>
-      <w:r>
-        <w:rPr>
-          <w:rFonts w:eastAsia="Calibri"/>
+        <w:spacing w:after="80"/>
+        <w:rPr>
+          <w:sz w:val="22"/>
+          <w:szCs w:val="22"/>
+        </w:rPr>
+      </w:pPr>
+      <w:r>
+        <w:rPr>
+          <w:sz w:val="22"/>
+          <w:szCs w:val="22"/>
+        </w:rPr>
+        <w:t xml:space="preserve">El sistema valida que el traslado solicitado esté permitido. </w:t>
+      </w:r>
+      <w:r>
+        <w:rPr>
+          <w:b/>
+          <w:bCs/>
+          <w:sz w:val="22"/>
+          <w:szCs w:val="22"/>
+        </w:rPr>
+        <w:t>RN03</w:t>
+      </w:r>
+    </w:p>
+    <w:p>
+      <w:pPr>
+        <w:pStyle w:val="Prrafodelista"/>
+        <w:numPr>
+          <w:ilvl w:val="0"/>
+          <w:numId w:val="25"/>
+        </w:numPr>
+        <w:spacing w:after="80"/>
+        <w:rPr>
+          <w:sz w:val="22"/>
+          <w:szCs w:val="22"/>
+        </w:rPr>
+      </w:pPr>
+      <w:r>
+        <w:rPr>
+          <w:sz w:val="22"/>
+          <w:szCs w:val="22"/>
+        </w:rPr>
+        <w:t xml:space="preserve">El sistema traslada el caso a la situación “Cerrado” e incorpora el avance al historial. </w:t>
+      </w:r>
+      <w:r>
+        <w:rPr>
+          <w:b/>
+          <w:bCs/>
+          <w:sz w:val="22"/>
+          <w:szCs w:val="22"/>
+        </w:rPr>
+        <w:t>RN05</w:t>
+      </w:r>
+    </w:p>
+    <w:p>
+      <w:pPr>
+        <w:pStyle w:val="Prrafodelista"/>
+        <w:numPr>
+          <w:ilvl w:val="0"/>
+          <w:numId w:val="25"/>
+        </w:numPr>
+        <w:spacing w:after="80"/>
+        <w:rPr>
+          <w:sz w:val="22"/>
+          <w:szCs w:val="22"/>
+        </w:rPr>
+      </w:pPr>
+      <w:r>
+        <w:rPr>
+          <w:sz w:val="22"/>
+          <w:szCs w:val="22"/>
+        </w:rPr>
+        <w:t xml:space="preserve">El sistema da por concluida la atención y libera la capacidad del técnico. </w:t>
+      </w:r>
+      <w:r>
+        <w:rPr>
+          <w:b/>
+          <w:bCs/>
+          <w:sz w:val="22"/>
+          <w:szCs w:val="22"/>
+        </w:rPr>
+        <w:t>RN10</w:t>
+      </w:r>
+    </w:p>
+    <w:p>
+      <w:pPr>
+        <w:pStyle w:val="Prrafodelista"/>
+        <w:numPr>
+          <w:ilvl w:val="0"/>
+          <w:numId w:val="25"/>
+        </w:numPr>
+        <w:spacing w:after="80"/>
+        <w:rPr>
+          <w:sz w:val="22"/>
+          <w:szCs w:val="22"/>
+        </w:rPr>
+      </w:pPr>
+      <w:r>
+        <w:rPr>
+          <w:sz w:val="22"/>
+          <w:szCs w:val="22"/>
+        </w:rPr>
+        <w:t>El sistema procura asignar al técnico un nuevo caso de los que se encuentren pendientes. (Ver caso de uso “Asignación de Solicitudes”).</w:t>
+      </w:r>
+    </w:p>
+    <w:p>
+      <w:pPr>
+        <w:pStyle w:val="Prrafodelista"/>
+        <w:numPr>
+          <w:ilvl w:val="0"/>
+          <w:numId w:val="25"/>
+        </w:numPr>
+        <w:spacing w:after="80"/>
+        <w:rPr>
+          <w:sz w:val="22"/>
+          <w:szCs w:val="22"/>
+        </w:rPr>
+      </w:pPr>
+      <w:r>
+        <w:rPr>
+          <w:sz w:val="22"/>
+          <w:szCs w:val="22"/>
+        </w:rPr>
+        <w:t>El sistema actualiza la ventana con la situación “Cerrado” y el listado de casos, del cual se retira el caso.</w:t>
+      </w:r>
+    </w:p>
+    <w:p>
+      <w:pPr>
+        <w:pStyle w:val="Prrafodelista"/>
+        <w:numPr>
+          <w:ilvl w:val="0"/>
+          <w:numId w:val="25"/>
+        </w:numPr>
+        <w:spacing w:after="80"/>
+        <w:rPr>
+          <w:sz w:val="22"/>
+          <w:szCs w:val="22"/>
+        </w:rPr>
+      </w:pPr>
+      <w:r>
+        <w:rPr>
+          <w:sz w:val="22"/>
+          <w:szCs w:val="22"/>
+        </w:rPr>
+        <w:t xml:space="preserve">El sistema registra la operación en la bitácora. </w:t>
+      </w:r>
+      <w:r>
+        <w:rPr>
+          <w:b/>
+          <w:bCs/>
+          <w:sz w:val="22"/>
+          <w:szCs w:val="22"/>
+        </w:rPr>
+        <w:t>RN07</w:t>
+      </w:r>
+    </w:p>
+    <w:p>
+      <w:pPr>
+        <w:pStyle w:val="Prrafodelista"/>
+        <w:numPr>
+          <w:ilvl w:val="0"/>
+          <w:numId w:val="25"/>
+        </w:numPr>
+        <w:spacing w:after="80"/>
+        <w:rPr>
+          <w:sz w:val="22"/>
+          <w:szCs w:val="22"/>
+        </w:rPr>
+      </w:pPr>
+      <w:r>
+        <w:rPr>
+          <w:sz w:val="22"/>
+          <w:szCs w:val="22"/>
         </w:rPr>
         <w:t>Fin del flujo alterno.</w:t>
       </w:r>
@@ -1860,14 +3241,23 @@
     <w:p>
       <w:pPr>
         <w:spacing w:before="160" w:after="100"/>
-      </w:pPr>
-      <w:r>
         <w:rPr>
           <w:rFonts w:eastAsia="Calibri"/>
           <w:b/>
           <w:bCs/>
-        </w:rPr>
-        <w:t>FA06 El técnico no redacta el avance</w:t>
+          <w:sz w:val="22"/>
+          <w:szCs w:val="22"/>
+        </w:rPr>
+      </w:pPr>
+      <w:r>
+        <w:rPr>
+          <w:rFonts w:eastAsia="Calibri"/>
+          <w:b/>
+          <w:bCs/>
+          <w:sz w:val="22"/>
+          <w:szCs w:val="22"/>
+        </w:rPr>
+        <w:t>FA06 El técnico registra un avance sin trasladar el caso</w:t>
       </w:r>
     </w:p>
     <w:p>
@@ -1875,16 +3265,29 @@
         <w:pStyle w:val="Prrafodelista"/>
         <w:numPr>
           <w:ilvl w:val="0"/>
-          <w:numId w:val="37"/>
+          <w:numId w:val="26"/>
         </w:numPr>
-        <w:suppressAutoHyphens w:val="0"/>
-        <w:spacing w:after="80" w:line="276" w:lineRule="auto"/>
-      </w:pPr>
-      <w:r>
-        <w:rPr>
-          <w:rFonts w:eastAsia="Calibri"/>
-        </w:rPr>
-        <w:t>El sistema detecta que el técnico no redactó el avance correspondiente.</w:t>
+        <w:spacing w:after="80"/>
+        <w:rPr>
+          <w:sz w:val="22"/>
+          <w:szCs w:val="22"/>
+        </w:rPr>
+      </w:pPr>
+      <w:r>
+        <w:rPr>
+          <w:sz w:val="22"/>
+          <w:szCs w:val="22"/>
+        </w:rPr>
+        <w:t xml:space="preserve">El usuario redacta el avance en el campo “Registrar avance”. </w:t>
+      </w:r>
+      <w:r>
+        <w:rPr>
+          <w:b/>
+          <w:bCs/>
+          <w:sz w:val="22"/>
+          <w:szCs w:val="22"/>
+        </w:rPr>
+        <w:t>RN02</w:t>
       </w:r>
     </w:p>
     <w:p>
@@ -1892,16 +3295,20 @@
         <w:pStyle w:val="Prrafodelista"/>
         <w:numPr>
           <w:ilvl w:val="0"/>
-          <w:numId w:val="37"/>
+          <w:numId w:val="26"/>
         </w:numPr>
-        <w:suppressAutoHyphens w:val="0"/>
-        <w:spacing w:after="80" w:line="276" w:lineRule="auto"/>
-      </w:pPr>
-      <w:r>
-        <w:rPr>
-          <w:rFonts w:eastAsia="Calibri"/>
-        </w:rPr>
-        <w:t>El sistema muestra el mensaje: “Escriba el avance antes de continuar.” y no registra la gestión.</w:t>
+        <w:spacing w:after="80"/>
+        <w:rPr>
+          <w:sz w:val="22"/>
+          <w:szCs w:val="22"/>
+        </w:rPr>
+      </w:pPr>
+      <w:r>
+        <w:rPr>
+          <w:sz w:val="22"/>
+          <w:szCs w:val="22"/>
+        </w:rPr>
+        <w:t>El usuario selecciona el botón “Solo registrar avance”.</w:t>
       </w:r>
     </w:p>
     <w:p>
@@ -1909,16 +3316,29 @@
         <w:pStyle w:val="Prrafodelista"/>
         <w:numPr>
           <w:ilvl w:val="0"/>
-          <w:numId w:val="37"/>
+          <w:numId w:val="26"/>
         </w:numPr>
-        <w:suppressAutoHyphens w:val="0"/>
-        <w:spacing w:after="80" w:line="276" w:lineRule="auto"/>
-      </w:pPr>
-      <w:r>
-        <w:rPr>
-          <w:rFonts w:eastAsia="Calibri"/>
-        </w:rPr>
-        <w:t>El técnico redacta el avance y reintenta la operación.</w:t>
+        <w:spacing w:after="80"/>
+        <w:rPr>
+          <w:sz w:val="22"/>
+          <w:szCs w:val="22"/>
+        </w:rPr>
+      </w:pPr>
+      <w:r>
+        <w:rPr>
+          <w:sz w:val="22"/>
+          <w:szCs w:val="22"/>
+        </w:rPr>
+        <w:t xml:space="preserve">El sistema valida que se haya redactado el avance. </w:t>
+      </w:r>
+      <w:r>
+        <w:rPr>
+          <w:b/>
+          <w:bCs/>
+          <w:sz w:val="22"/>
+          <w:szCs w:val="22"/>
+        </w:rPr>
+        <w:t>RN04, FA07</w:t>
       </w:r>
     </w:p>
     <w:p>
@@ -1926,14 +3346,121 @@
         <w:pStyle w:val="Prrafodelista"/>
         <w:numPr>
           <w:ilvl w:val="0"/>
-          <w:numId w:val="37"/>
+          <w:numId w:val="26"/>
         </w:numPr>
-        <w:suppressAutoHyphens w:val="0"/>
-        <w:spacing w:after="80" w:line="276" w:lineRule="auto"/>
-      </w:pPr>
-      <w:r>
-        <w:rPr>
-          <w:rFonts w:eastAsia="Calibri"/>
+        <w:spacing w:after="80"/>
+        <w:rPr>
+          <w:sz w:val="22"/>
+          <w:szCs w:val="22"/>
+        </w:rPr>
+      </w:pPr>
+      <w:r>
+        <w:rPr>
+          <w:sz w:val="22"/>
+          <w:szCs w:val="22"/>
+        </w:rPr>
+        <w:t xml:space="preserve">El sistema incorpora el avance al historial del caso sin modificar su situación. </w:t>
+      </w:r>
+      <w:r>
+        <w:rPr>
+          <w:b/>
+          <w:bCs/>
+          <w:sz w:val="22"/>
+          <w:szCs w:val="22"/>
+        </w:rPr>
+        <w:t>RN05</w:t>
+      </w:r>
+    </w:p>
+    <w:p>
+      <w:pPr>
+        <w:pStyle w:val="Prrafodelista"/>
+        <w:numPr>
+          <w:ilvl w:val="0"/>
+          <w:numId w:val="26"/>
+        </w:numPr>
+        <w:spacing w:after="80"/>
+        <w:rPr>
+          <w:sz w:val="22"/>
+          <w:szCs w:val="22"/>
+        </w:rPr>
+      </w:pPr>
+      <w:r>
+        <w:rPr>
+          <w:sz w:val="22"/>
+          <w:szCs w:val="22"/>
+        </w:rPr>
+        <w:t>Este flujo permite dejar constancia de gestiones que no hacen variar la situación del caso, tales como comunicaciones sostenidas con el cliente o diligencias en curso.</w:t>
+      </w:r>
+    </w:p>
+    <w:p>
+      <w:pPr>
+        <w:pStyle w:val="Prrafodelista"/>
+        <w:numPr>
+          <w:ilvl w:val="0"/>
+          <w:numId w:val="26"/>
+        </w:numPr>
+        <w:spacing w:after="80"/>
+        <w:rPr>
+          <w:sz w:val="22"/>
+          <w:szCs w:val="22"/>
+        </w:rPr>
+      </w:pPr>
+      <w:r>
+        <w:rPr>
+          <w:sz w:val="22"/>
+          <w:szCs w:val="22"/>
+        </w:rPr>
+        <w:lastRenderedPageBreak/>
+        <w:t>El sistema actualiza la ventana con el nuevo avance.</w:t>
+      </w:r>
+    </w:p>
+    <w:p>
+      <w:pPr>
+        <w:pStyle w:val="Prrafodelista"/>
+        <w:numPr>
+          <w:ilvl w:val="0"/>
+          <w:numId w:val="26"/>
+        </w:numPr>
+        <w:spacing w:after="80"/>
+        <w:rPr>
+          <w:sz w:val="22"/>
+          <w:szCs w:val="22"/>
+        </w:rPr>
+      </w:pPr>
+      <w:r>
+        <w:rPr>
+          <w:sz w:val="22"/>
+          <w:szCs w:val="22"/>
+        </w:rPr>
+        <w:t xml:space="preserve">El sistema registra la operación en la bitácora. </w:t>
+      </w:r>
+      <w:r>
+        <w:rPr>
+          <w:b/>
+          <w:bCs/>
+          <w:sz w:val="22"/>
+          <w:szCs w:val="22"/>
+        </w:rPr>
+        <w:t>RN07</w:t>
+      </w:r>
+    </w:p>
+    <w:p>
+      <w:pPr>
+        <w:pStyle w:val="Prrafodelista"/>
+        <w:numPr>
+          <w:ilvl w:val="0"/>
+          <w:numId w:val="26"/>
+        </w:numPr>
+        <w:spacing w:after="80"/>
+        <w:rPr>
+          <w:sz w:val="22"/>
+          <w:szCs w:val="22"/>
+        </w:rPr>
+      </w:pPr>
+      <w:r>
+        <w:rPr>
+          <w:sz w:val="22"/>
+          <w:szCs w:val="22"/>
         </w:rPr>
         <w:t>Fin del flujo alterno.</w:t>
       </w:r>
@@ -1941,14 +3468,23 @@
     <w:p>
       <w:pPr>
         <w:spacing w:before="160" w:after="100"/>
-      </w:pPr>
-      <w:r>
         <w:rPr>
           <w:rFonts w:eastAsia="Calibri"/>
           <w:b/>
           <w:bCs/>
-        </w:rPr>
-        <w:t>FA07 El técnico registra un avance sin trasladar el caso</w:t>
+          <w:sz w:val="22"/>
+          <w:szCs w:val="22"/>
+        </w:rPr>
+      </w:pPr>
+      <w:r>
+        <w:rPr>
+          <w:rFonts w:eastAsia="Calibri"/>
+          <w:b/>
+          <w:bCs/>
+          <w:sz w:val="22"/>
+          <w:szCs w:val="22"/>
+        </w:rPr>
+        <w:t>FA07 El usuario no redacta el avance</w:t>
       </w:r>
     </w:p>
     <w:p>
@@ -1956,16 +3492,20 @@
         <w:pStyle w:val="Prrafodelista"/>
         <w:numPr>
           <w:ilvl w:val="0"/>
-          <w:numId w:val="38"/>
+          <w:numId w:val="27"/>
         </w:numPr>
-        <w:suppressAutoHyphens w:val="0"/>
-        <w:spacing w:after="80" w:line="276" w:lineRule="auto"/>
-      </w:pPr>
-      <w:r>
-        <w:rPr>
-          <w:rFonts w:eastAsia="Calibri"/>
-        </w:rPr>
-        <w:t>El técnico redacta el avance y selecciona la opción “Solo registrar avance”.</w:t>
+        <w:spacing w:after="80"/>
+        <w:rPr>
+          <w:sz w:val="22"/>
+          <w:szCs w:val="22"/>
+        </w:rPr>
+      </w:pPr>
+      <w:r>
+        <w:rPr>
+          <w:sz w:val="22"/>
+          <w:szCs w:val="22"/>
+        </w:rPr>
+        <w:t>El sistema detecta que el usuario no redactó el avance correspondiente.</w:t>
       </w:r>
     </w:p>
     <w:p>
@@ -1973,16 +3513,20 @@
         <w:pStyle w:val="Prrafodelista"/>
         <w:numPr>
           <w:ilvl w:val="0"/>
-          <w:numId w:val="38"/>
+          <w:numId w:val="27"/>
         </w:numPr>
-        <w:suppressAutoHyphens w:val="0"/>
-        <w:spacing w:after="80" w:line="276" w:lineRule="auto"/>
-      </w:pPr>
-      <w:r>
-        <w:rPr>
-          <w:rFonts w:eastAsia="Calibri"/>
-        </w:rPr>
-        <w:t>El sistema incorpora el avance al historial del caso sin modificar su situación.</w:t>
+        <w:spacing w:after="80"/>
+        <w:rPr>
+          <w:sz w:val="22"/>
+          <w:szCs w:val="22"/>
+        </w:rPr>
+      </w:pPr>
+      <w:r>
+        <w:rPr>
+          <w:sz w:val="22"/>
+          <w:szCs w:val="22"/>
+        </w:rPr>
+        <w:t>El sistema muestra el mensaje: “Escriba el avance antes de continuar.” y no registra la gestión.</w:t>
       </w:r>
     </w:p>
     <w:p>
@@ -1990,16 +3534,20 @@
         <w:pStyle w:val="Prrafodelista"/>
         <w:numPr>
           <w:ilvl w:val="0"/>
-          <w:numId w:val="38"/>
+          <w:numId w:val="27"/>
         </w:numPr>
-        <w:suppressAutoHyphens w:val="0"/>
-        <w:spacing w:after="80" w:line="276" w:lineRule="auto"/>
-      </w:pPr>
-      <w:r>
-        <w:rPr>
-          <w:rFonts w:eastAsia="Calibri"/>
-        </w:rPr>
-        <w:t>Este flujo permite dejar constancia de gestiones que no hacen variar la situación del caso, tales como comunicaciones sostenidas con el cliente o diligencias en curso.</w:t>
+        <w:spacing w:after="80"/>
+        <w:rPr>
+          <w:sz w:val="22"/>
+          <w:szCs w:val="22"/>
+        </w:rPr>
+      </w:pPr>
+      <w:r>
+        <w:rPr>
+          <w:sz w:val="22"/>
+          <w:szCs w:val="22"/>
+        </w:rPr>
+        <w:t>El usuario redacta el avance y reintenta la operación.</w:t>
       </w:r>
     </w:p>
     <w:p>
@@ -2007,29 +3555,2449 @@
         <w:pStyle w:val="Prrafodelista"/>
         <w:numPr>
           <w:ilvl w:val="0"/>
-          <w:numId w:val="38"/>
+          <w:numId w:val="27"/>
         </w:numPr>
-        <w:suppressAutoHyphens w:val="0"/>
-        <w:spacing w:after="80" w:line="276" w:lineRule="auto"/>
-      </w:pPr>
-      <w:r>
-        <w:rPr>
-          <w:rFonts w:eastAsia="Calibri"/>
+        <w:spacing w:after="80"/>
+        <w:rPr>
+          <w:sz w:val="22"/>
+          <w:szCs w:val="22"/>
+        </w:rPr>
+      </w:pPr>
+      <w:r>
+        <w:rPr>
+          <w:sz w:val="22"/>
+          <w:szCs w:val="22"/>
         </w:rPr>
         <w:t>Fin del flujo alterno.</w:t>
       </w:r>
     </w:p>
     <w:p>
       <w:pPr>
+        <w:pStyle w:val="Ttulo2"/>
+        <w:numPr>
+          <w:ilvl w:val="1"/>
+          <w:numId w:val="6"/>
+        </w:numPr>
+        <w:spacing w:after="0"/>
+      </w:pPr>
+      <w:r>
+        <w:t>Reglas de Negocio</w:t>
+      </w:r>
+    </w:p>
+    <w:p>
+      <w:pPr>
         <w:spacing w:before="160" w:after="100"/>
-      </w:pPr>
-      <w:r>
         <w:rPr>
           <w:rFonts w:eastAsia="Calibri"/>
           <w:b/>
           <w:bCs/>
-        </w:rPr>
-        <w:t>FA08 El caso resuelto requiere ser atendido nuevamente</w:t>
+          <w:sz w:val="22"/>
+          <w:szCs w:val="22"/>
+        </w:rPr>
+      </w:pPr>
+      <w:r>
+        <w:rPr>
+          <w:rFonts w:eastAsia="Calibri"/>
+          <w:b/>
+          <w:bCs/>
+          <w:sz w:val="22"/>
+          <w:szCs w:val="22"/>
+        </w:rPr>
+        <w:t>RN01 Contenido del detalle del caso</w:t>
+      </w:r>
+    </w:p>
+    <w:p>
+      <w:pPr>
+        <w:spacing w:after="120" w:line="276" w:lineRule="auto"/>
+      </w:pPr>
+      <w:r>
+        <w:rPr>
+          <w:rFonts w:eastAsia="Calibri"/>
+          <w:sz w:val="22"/>
+          <w:szCs w:val="22"/>
+        </w:rPr>
+        <w:t>La ventana emergente de detalle muestra la siguiente información del caso seleccionado:</w:t>
+      </w:r>
+    </w:p>
+    <w:tbl>
+      <w:tblPr>
+        <w:tblW w:w="9360" w:type="dxa"/>
+        <w:tblLayout w:type="fixed"/>
+        <w:tblLook w:val="04A0" w:firstRow="1" w:lastRow="0" w:firstColumn="1" w:lastColumn="0" w:noHBand="0" w:noVBand="1"/>
+      </w:tblPr>
+      <w:tblGrid>
+        <w:gridCol w:w="1900"/>
+        <w:gridCol w:w="2700"/>
+        <w:gridCol w:w="1400"/>
+        <w:gridCol w:w="3360"/>
+      </w:tblGrid>
+      <w:tr>
+        <w:tc>
+          <w:tcPr>
+            <w:tcW w:w="1900" w:type="dxa"/>
+            <w:tcBorders>
+              <w:top w:val="single" w:sz="4" w:space="0" w:color="000000"/>
+              <w:left w:val="single" w:sz="4" w:space="0" w:color="000000"/>
+              <w:bottom w:val="single" w:sz="4" w:space="0" w:color="000000"/>
+              <w:right w:val="single" w:sz="4" w:space="0" w:color="000000"/>
+            </w:tcBorders>
+          </w:tcPr>
+          <w:p>
+            <w:pPr>
+              <w:spacing w:after="120"/>
+              <w:rPr>
+                <w:rFonts w:eastAsia="Calibri"/>
+                <w:b/>
+                <w:bCs/>
+                <w:sz w:val="20"/>
+                <w:szCs w:val="20"/>
+              </w:rPr>
+            </w:pPr>
+            <w:r>
+              <w:rPr>
+                <w:rFonts w:eastAsia="Calibri"/>
+                <w:b/>
+                <w:bCs/>
+                <w:sz w:val="20"/>
+                <w:szCs w:val="20"/>
+              </w:rPr>
+              <w:t>Dato</w:t>
+            </w:r>
+          </w:p>
+        </w:tc>
+        <w:tc>
+          <w:tcPr>
+            <w:tcW w:w="2700" w:type="dxa"/>
+            <w:tcBorders>
+              <w:top w:val="single" w:sz="4" w:space="0" w:color="000000"/>
+              <w:left w:val="single" w:sz="4" w:space="0" w:color="000000"/>
+              <w:bottom w:val="single" w:sz="4" w:space="0" w:color="000000"/>
+              <w:right w:val="single" w:sz="4" w:space="0" w:color="000000"/>
+            </w:tcBorders>
+          </w:tcPr>
+          <w:p>
+            <w:pPr>
+              <w:spacing w:after="120"/>
+              <w:rPr>
+                <w:rFonts w:eastAsia="Calibri"/>
+                <w:b/>
+                <w:bCs/>
+                <w:sz w:val="20"/>
+                <w:szCs w:val="20"/>
+              </w:rPr>
+            </w:pPr>
+            <w:r>
+              <w:rPr>
+                <w:rFonts w:eastAsia="Calibri"/>
+                <w:b/>
+                <w:bCs/>
+                <w:sz w:val="20"/>
+                <w:szCs w:val="20"/>
+              </w:rPr>
+              <w:t>Contenido</w:t>
+            </w:r>
+          </w:p>
+        </w:tc>
+        <w:tc>
+          <w:tcPr>
+            <w:tcW w:w="1400" w:type="dxa"/>
+            <w:tcBorders>
+              <w:top w:val="single" w:sz="4" w:space="0" w:color="000000"/>
+              <w:left w:val="single" w:sz="4" w:space="0" w:color="000000"/>
+              <w:bottom w:val="single" w:sz="4" w:space="0" w:color="000000"/>
+              <w:right w:val="single" w:sz="4" w:space="0" w:color="000000"/>
+            </w:tcBorders>
+          </w:tcPr>
+          <w:p>
+            <w:pPr>
+              <w:spacing w:after="120"/>
+              <w:rPr>
+                <w:rFonts w:eastAsia="Calibri"/>
+                <w:b/>
+                <w:bCs/>
+                <w:sz w:val="20"/>
+                <w:szCs w:val="20"/>
+              </w:rPr>
+            </w:pPr>
+            <w:r>
+              <w:rPr>
+                <w:rFonts w:eastAsia="Calibri"/>
+                <w:b/>
+                <w:bCs/>
+                <w:sz w:val="20"/>
+                <w:szCs w:val="20"/>
+              </w:rPr>
+              <w:t>Tipo de dato</w:t>
+            </w:r>
+          </w:p>
+        </w:tc>
+        <w:tc>
+          <w:tcPr>
+            <w:tcW w:w="3360" w:type="dxa"/>
+            <w:tcBorders>
+              <w:top w:val="single" w:sz="4" w:space="0" w:color="000000"/>
+              <w:left w:val="single" w:sz="4" w:space="0" w:color="000000"/>
+              <w:bottom w:val="single" w:sz="4" w:space="0" w:color="000000"/>
+              <w:right w:val="single" w:sz="4" w:space="0" w:color="000000"/>
+            </w:tcBorders>
+          </w:tcPr>
+          <w:p>
+            <w:pPr>
+              <w:spacing w:after="120"/>
+              <w:rPr>
+                <w:rFonts w:eastAsia="Calibri"/>
+                <w:b/>
+                <w:bCs/>
+                <w:sz w:val="20"/>
+                <w:szCs w:val="20"/>
+              </w:rPr>
+            </w:pPr>
+            <w:r>
+              <w:rPr>
+                <w:rFonts w:eastAsia="Calibri"/>
+                <w:b/>
+                <w:bCs/>
+                <w:sz w:val="20"/>
+                <w:szCs w:val="20"/>
+              </w:rPr>
+              <w:t>Formato de presentación</w:t>
+            </w:r>
+          </w:p>
+        </w:tc>
+      </w:tr>
+      <w:tr>
+        <w:tc>
+          <w:tcPr>
+            <w:tcW w:w="1900" w:type="dxa"/>
+            <w:tcBorders>
+              <w:top w:val="single" w:sz="4" w:space="0" w:color="000000"/>
+              <w:left w:val="single" w:sz="4" w:space="0" w:color="000000"/>
+              <w:bottom w:val="single" w:sz="4" w:space="0" w:color="000000"/>
+              <w:right w:val="single" w:sz="4" w:space="0" w:color="000000"/>
+            </w:tcBorders>
+          </w:tcPr>
+          <w:p>
+            <w:pPr>
+              <w:spacing w:after="120"/>
+              <w:rPr>
+                <w:rFonts w:eastAsia="Calibri"/>
+                <w:b/>
+                <w:bCs/>
+                <w:sz w:val="20"/>
+                <w:szCs w:val="20"/>
+              </w:rPr>
+            </w:pPr>
+            <w:r>
+              <w:rPr>
+                <w:rFonts w:eastAsia="Calibri"/>
+                <w:b/>
+                <w:bCs/>
+                <w:sz w:val="20"/>
+                <w:szCs w:val="20"/>
+              </w:rPr>
+              <w:t>Número de boleta</w:t>
+            </w:r>
+          </w:p>
+        </w:tc>
+        <w:tc>
+          <w:tcPr>
+            <w:tcW w:w="2700" w:type="dxa"/>
+            <w:tcBorders>
+              <w:top w:val="single" w:sz="4" w:space="0" w:color="000000"/>
+              <w:left w:val="single" w:sz="4" w:space="0" w:color="000000"/>
+              <w:bottom w:val="single" w:sz="4" w:space="0" w:color="000000"/>
+              <w:right w:val="single" w:sz="4" w:space="0" w:color="000000"/>
+            </w:tcBorders>
+          </w:tcPr>
+          <w:p>
+            <w:pPr>
+              <w:spacing w:after="120"/>
+              <w:rPr>
+                <w:rFonts w:eastAsia="Calibri"/>
+                <w:sz w:val="20"/>
+                <w:szCs w:val="20"/>
+              </w:rPr>
+            </w:pPr>
+            <w:r>
+              <w:rPr>
+                <w:rFonts w:eastAsia="Calibri"/>
+                <w:sz w:val="20"/>
+                <w:szCs w:val="20"/>
+              </w:rPr>
+              <w:t>Número de boleta con el que se registró la solicitud, bajo el rótulo “Boleta”.</w:t>
+            </w:r>
+          </w:p>
+        </w:tc>
+        <w:tc>
+          <w:tcPr>
+            <w:tcW w:w="1400" w:type="dxa"/>
+            <w:tcBorders>
+              <w:top w:val="single" w:sz="4" w:space="0" w:color="000000"/>
+              <w:left w:val="single" w:sz="4" w:space="0" w:color="000000"/>
+              <w:bottom w:val="single" w:sz="4" w:space="0" w:color="000000"/>
+              <w:right w:val="single" w:sz="4" w:space="0" w:color="000000"/>
+            </w:tcBorders>
+          </w:tcPr>
+          <w:p>
+            <w:pPr>
+              <w:spacing w:after="120"/>
+              <w:rPr>
+                <w:rFonts w:eastAsia="Calibri"/>
+                <w:sz w:val="20"/>
+                <w:szCs w:val="20"/>
+              </w:rPr>
+            </w:pPr>
+            <w:r>
+              <w:rPr>
+                <w:rFonts w:eastAsia="Calibri"/>
+                <w:sz w:val="20"/>
+                <w:szCs w:val="20"/>
+              </w:rPr>
+              <w:t>Texto</w:t>
+            </w:r>
+          </w:p>
+        </w:tc>
+        <w:tc>
+          <w:tcPr>
+            <w:tcW w:w="3360" w:type="dxa"/>
+            <w:tcBorders>
+              <w:top w:val="single" w:sz="4" w:space="0" w:color="000000"/>
+              <w:left w:val="single" w:sz="4" w:space="0" w:color="000000"/>
+              <w:bottom w:val="single" w:sz="4" w:space="0" w:color="000000"/>
+              <w:right w:val="single" w:sz="4" w:space="0" w:color="000000"/>
+            </w:tcBorders>
+          </w:tcPr>
+          <w:p>
+            <w:pPr>
+              <w:spacing w:after="120"/>
+              <w:rPr>
+                <w:rFonts w:eastAsia="Calibri"/>
+                <w:sz w:val="20"/>
+                <w:szCs w:val="20"/>
+              </w:rPr>
+            </w:pPr>
+            <w:r>
+              <w:rPr>
+                <w:rFonts w:eastAsia="Calibri"/>
+                <w:sz w:val="20"/>
+                <w:szCs w:val="20"/>
+              </w:rPr>
+              <w:t>SOL-AAAA-NNNNNN. Ejemplo: SOL-2026-000010</w:t>
+            </w:r>
+          </w:p>
+        </w:tc>
+      </w:tr>
+      <w:tr>
+        <w:tc>
+          <w:tcPr>
+            <w:tcW w:w="1900" w:type="dxa"/>
+            <w:tcBorders>
+              <w:top w:val="single" w:sz="4" w:space="0" w:color="000000"/>
+              <w:left w:val="single" w:sz="4" w:space="0" w:color="000000"/>
+              <w:bottom w:val="single" w:sz="4" w:space="0" w:color="000000"/>
+              <w:right w:val="single" w:sz="4" w:space="0" w:color="000000"/>
+            </w:tcBorders>
+          </w:tcPr>
+          <w:p>
+            <w:pPr>
+              <w:spacing w:after="120"/>
+              <w:rPr>
+                <w:rFonts w:eastAsia="Calibri"/>
+                <w:b/>
+                <w:bCs/>
+                <w:sz w:val="20"/>
+                <w:szCs w:val="20"/>
+              </w:rPr>
+            </w:pPr>
+            <w:r>
+              <w:rPr>
+                <w:rFonts w:eastAsia="Calibri"/>
+                <w:b/>
+                <w:bCs/>
+                <w:sz w:val="20"/>
+                <w:szCs w:val="20"/>
+              </w:rPr>
+              <w:t>Estado</w:t>
+            </w:r>
+          </w:p>
+        </w:tc>
+        <w:tc>
+          <w:tcPr>
+            <w:tcW w:w="2700" w:type="dxa"/>
+            <w:tcBorders>
+              <w:top w:val="single" w:sz="4" w:space="0" w:color="000000"/>
+              <w:left w:val="single" w:sz="4" w:space="0" w:color="000000"/>
+              <w:bottom w:val="single" w:sz="4" w:space="0" w:color="000000"/>
+              <w:right w:val="single" w:sz="4" w:space="0" w:color="000000"/>
+            </w:tcBorders>
+          </w:tcPr>
+          <w:p>
+            <w:pPr>
+              <w:spacing w:after="120"/>
+              <w:rPr>
+                <w:rFonts w:eastAsia="Calibri"/>
+                <w:sz w:val="20"/>
+                <w:szCs w:val="20"/>
+              </w:rPr>
+            </w:pPr>
+            <w:r>
+              <w:rPr>
+                <w:rFonts w:eastAsia="Calibri"/>
+                <w:sz w:val="20"/>
+                <w:szCs w:val="20"/>
+              </w:rPr>
+              <w:t>Situación actual del caso.</w:t>
+            </w:r>
+          </w:p>
+        </w:tc>
+        <w:tc>
+          <w:tcPr>
+            <w:tcW w:w="1400" w:type="dxa"/>
+            <w:tcBorders>
+              <w:top w:val="single" w:sz="4" w:space="0" w:color="000000"/>
+              <w:left w:val="single" w:sz="4" w:space="0" w:color="000000"/>
+              <w:bottom w:val="single" w:sz="4" w:space="0" w:color="000000"/>
+              <w:right w:val="single" w:sz="4" w:space="0" w:color="000000"/>
+            </w:tcBorders>
+          </w:tcPr>
+          <w:p>
+            <w:pPr>
+              <w:spacing w:after="120"/>
+              <w:rPr>
+                <w:rFonts w:eastAsia="Calibri"/>
+                <w:sz w:val="20"/>
+                <w:szCs w:val="20"/>
+              </w:rPr>
+            </w:pPr>
+            <w:r>
+              <w:rPr>
+                <w:rFonts w:eastAsia="Calibri"/>
+                <w:sz w:val="20"/>
+                <w:szCs w:val="20"/>
+              </w:rPr>
+              <w:t>Texto (catálogo)</w:t>
+            </w:r>
+          </w:p>
+        </w:tc>
+        <w:tc>
+          <w:tcPr>
+            <w:tcW w:w="3360" w:type="dxa"/>
+            <w:tcBorders>
+              <w:top w:val="single" w:sz="4" w:space="0" w:color="000000"/>
+              <w:left w:val="single" w:sz="4" w:space="0" w:color="000000"/>
+              <w:bottom w:val="single" w:sz="4" w:space="0" w:color="000000"/>
+              <w:right w:val="single" w:sz="4" w:space="0" w:color="000000"/>
+            </w:tcBorders>
+          </w:tcPr>
+          <w:p>
+            <w:pPr>
+              <w:spacing w:after="120"/>
+              <w:rPr>
+                <w:rFonts w:eastAsia="Calibri"/>
+                <w:sz w:val="20"/>
+                <w:szCs w:val="20"/>
+              </w:rPr>
+            </w:pPr>
+            <w:r>
+              <w:rPr>
+                <w:rFonts w:eastAsia="Calibri"/>
+                <w:sz w:val="20"/>
+                <w:szCs w:val="20"/>
+              </w:rPr>
+              <w:t>Etiqueta. Ejemplo: Asignado</w:t>
+            </w:r>
+          </w:p>
+        </w:tc>
+      </w:tr>
+      <w:tr>
+        <w:tc>
+          <w:tcPr>
+            <w:tcW w:w="1900" w:type="dxa"/>
+            <w:tcBorders>
+              <w:top w:val="single" w:sz="4" w:space="0" w:color="000000"/>
+              <w:left w:val="single" w:sz="4" w:space="0" w:color="000000"/>
+              <w:bottom w:val="single" w:sz="4" w:space="0" w:color="000000"/>
+              <w:right w:val="single" w:sz="4" w:space="0" w:color="000000"/>
+            </w:tcBorders>
+          </w:tcPr>
+          <w:p>
+            <w:pPr>
+              <w:spacing w:after="120"/>
+              <w:rPr>
+                <w:rFonts w:eastAsia="Calibri"/>
+                <w:b/>
+                <w:bCs/>
+                <w:sz w:val="20"/>
+                <w:szCs w:val="20"/>
+              </w:rPr>
+            </w:pPr>
+            <w:r>
+              <w:rPr>
+                <w:rFonts w:eastAsia="Calibri"/>
+                <w:b/>
+                <w:bCs/>
+                <w:sz w:val="20"/>
+                <w:szCs w:val="20"/>
+              </w:rPr>
+              <w:t>Prioridad</w:t>
+            </w:r>
+          </w:p>
+        </w:tc>
+        <w:tc>
+          <w:tcPr>
+            <w:tcW w:w="2700" w:type="dxa"/>
+            <w:tcBorders>
+              <w:top w:val="single" w:sz="4" w:space="0" w:color="000000"/>
+              <w:left w:val="single" w:sz="4" w:space="0" w:color="000000"/>
+              <w:bottom w:val="single" w:sz="4" w:space="0" w:color="000000"/>
+              <w:right w:val="single" w:sz="4" w:space="0" w:color="000000"/>
+            </w:tcBorders>
+          </w:tcPr>
+          <w:p>
+            <w:pPr>
+              <w:spacing w:after="120"/>
+              <w:rPr>
+                <w:rFonts w:eastAsia="Calibri"/>
+                <w:sz w:val="20"/>
+                <w:szCs w:val="20"/>
+              </w:rPr>
+            </w:pPr>
+            <w:r>
+              <w:rPr>
+                <w:rFonts w:eastAsia="Calibri"/>
+                <w:sz w:val="20"/>
+                <w:szCs w:val="20"/>
+              </w:rPr>
+              <w:t>Nivel de prioridad asignado a la solicitud.</w:t>
+            </w:r>
+          </w:p>
+        </w:tc>
+        <w:tc>
+          <w:tcPr>
+            <w:tcW w:w="1400" w:type="dxa"/>
+            <w:tcBorders>
+              <w:top w:val="single" w:sz="4" w:space="0" w:color="000000"/>
+              <w:left w:val="single" w:sz="4" w:space="0" w:color="000000"/>
+              <w:bottom w:val="single" w:sz="4" w:space="0" w:color="000000"/>
+              <w:right w:val="single" w:sz="4" w:space="0" w:color="000000"/>
+            </w:tcBorders>
+          </w:tcPr>
+          <w:p>
+            <w:pPr>
+              <w:spacing w:after="120"/>
+              <w:rPr>
+                <w:rFonts w:eastAsia="Calibri"/>
+                <w:sz w:val="20"/>
+                <w:szCs w:val="20"/>
+              </w:rPr>
+            </w:pPr>
+            <w:r>
+              <w:rPr>
+                <w:rFonts w:eastAsia="Calibri"/>
+                <w:sz w:val="20"/>
+                <w:szCs w:val="20"/>
+              </w:rPr>
+              <w:t>Texto (catálogo)</w:t>
+            </w:r>
+          </w:p>
+        </w:tc>
+        <w:tc>
+          <w:tcPr>
+            <w:tcW w:w="3360" w:type="dxa"/>
+            <w:tcBorders>
+              <w:top w:val="single" w:sz="4" w:space="0" w:color="000000"/>
+              <w:left w:val="single" w:sz="4" w:space="0" w:color="000000"/>
+              <w:bottom w:val="single" w:sz="4" w:space="0" w:color="000000"/>
+              <w:right w:val="single" w:sz="4" w:space="0" w:color="000000"/>
+            </w:tcBorders>
+          </w:tcPr>
+          <w:p>
+            <w:pPr>
+              <w:spacing w:after="120"/>
+              <w:rPr>
+                <w:rFonts w:eastAsia="Calibri"/>
+                <w:sz w:val="20"/>
+                <w:szCs w:val="20"/>
+              </w:rPr>
+            </w:pPr>
+            <w:r>
+              <w:rPr>
+                <w:rFonts w:eastAsia="Calibri"/>
+                <w:sz w:val="20"/>
+                <w:szCs w:val="20"/>
+              </w:rPr>
+              <w:t>Etiqueta. Ejemplo: Alta</w:t>
+            </w:r>
+          </w:p>
+        </w:tc>
+      </w:tr>
+      <w:tr>
+        <w:tc>
+          <w:tcPr>
+            <w:tcW w:w="1900" w:type="dxa"/>
+            <w:tcBorders>
+              <w:top w:val="single" w:sz="4" w:space="0" w:color="000000"/>
+              <w:left w:val="single" w:sz="4" w:space="0" w:color="000000"/>
+              <w:bottom w:val="single" w:sz="4" w:space="0" w:color="000000"/>
+              <w:right w:val="single" w:sz="4" w:space="0" w:color="000000"/>
+            </w:tcBorders>
+          </w:tcPr>
+          <w:p>
+            <w:pPr>
+              <w:spacing w:after="120"/>
+              <w:rPr>
+                <w:rFonts w:eastAsia="Calibri"/>
+                <w:b/>
+                <w:bCs/>
+                <w:sz w:val="20"/>
+                <w:szCs w:val="20"/>
+              </w:rPr>
+            </w:pPr>
+            <w:r>
+              <w:rPr>
+                <w:rFonts w:eastAsia="Calibri"/>
+                <w:b/>
+                <w:bCs/>
+                <w:sz w:val="20"/>
+                <w:szCs w:val="20"/>
+              </w:rPr>
+              <w:t>Asunto</w:t>
+            </w:r>
+          </w:p>
+        </w:tc>
+        <w:tc>
+          <w:tcPr>
+            <w:tcW w:w="2700" w:type="dxa"/>
+            <w:tcBorders>
+              <w:top w:val="single" w:sz="4" w:space="0" w:color="000000"/>
+              <w:left w:val="single" w:sz="4" w:space="0" w:color="000000"/>
+              <w:bottom w:val="single" w:sz="4" w:space="0" w:color="000000"/>
+              <w:right w:val="single" w:sz="4" w:space="0" w:color="000000"/>
+            </w:tcBorders>
+          </w:tcPr>
+          <w:p>
+            <w:pPr>
+              <w:spacing w:after="120"/>
+              <w:rPr>
+                <w:rFonts w:eastAsia="Calibri"/>
+                <w:sz w:val="20"/>
+                <w:szCs w:val="20"/>
+              </w:rPr>
+            </w:pPr>
+            <w:r>
+              <w:rPr>
+                <w:rFonts w:eastAsia="Calibri"/>
+                <w:sz w:val="20"/>
+                <w:szCs w:val="20"/>
+              </w:rPr>
+              <w:t>Título con el que el cliente describió su solicitud.</w:t>
+            </w:r>
+          </w:p>
+        </w:tc>
+        <w:tc>
+          <w:tcPr>
+            <w:tcW w:w="1400" w:type="dxa"/>
+            <w:tcBorders>
+              <w:top w:val="single" w:sz="4" w:space="0" w:color="000000"/>
+              <w:left w:val="single" w:sz="4" w:space="0" w:color="000000"/>
+              <w:bottom w:val="single" w:sz="4" w:space="0" w:color="000000"/>
+              <w:right w:val="single" w:sz="4" w:space="0" w:color="000000"/>
+            </w:tcBorders>
+          </w:tcPr>
+          <w:p>
+            <w:pPr>
+              <w:spacing w:after="120"/>
+              <w:rPr>
+                <w:rFonts w:eastAsia="Calibri"/>
+                <w:sz w:val="20"/>
+                <w:szCs w:val="20"/>
+              </w:rPr>
+            </w:pPr>
+            <w:r>
+              <w:rPr>
+                <w:rFonts w:eastAsia="Calibri"/>
+                <w:sz w:val="20"/>
+                <w:szCs w:val="20"/>
+              </w:rPr>
+              <w:t>Texto</w:t>
+            </w:r>
+          </w:p>
+        </w:tc>
+        <w:tc>
+          <w:tcPr>
+            <w:tcW w:w="3360" w:type="dxa"/>
+            <w:tcBorders>
+              <w:top w:val="single" w:sz="4" w:space="0" w:color="000000"/>
+              <w:left w:val="single" w:sz="4" w:space="0" w:color="000000"/>
+              <w:bottom w:val="single" w:sz="4" w:space="0" w:color="000000"/>
+              <w:right w:val="single" w:sz="4" w:space="0" w:color="000000"/>
+            </w:tcBorders>
+          </w:tcPr>
+          <w:p>
+            <w:pPr>
+              <w:spacing w:after="120"/>
+              <w:rPr>
+                <w:rFonts w:eastAsia="Calibri"/>
+                <w:sz w:val="20"/>
+                <w:szCs w:val="20"/>
+              </w:rPr>
+            </w:pPr>
+            <w:r>
+              <w:rPr>
+                <w:rFonts w:eastAsia="Calibri"/>
+                <w:sz w:val="20"/>
+                <w:szCs w:val="20"/>
+              </w:rPr>
+              <w:t>Texto plano. Ejemplo: PRUEBA DE AUDIO</w:t>
+            </w:r>
+          </w:p>
+        </w:tc>
+      </w:tr>
+      <w:tr>
+        <w:tc>
+          <w:tcPr>
+            <w:tcW w:w="1900" w:type="dxa"/>
+            <w:tcBorders>
+              <w:top w:val="single" w:sz="4" w:space="0" w:color="000000"/>
+              <w:left w:val="single" w:sz="4" w:space="0" w:color="000000"/>
+              <w:bottom w:val="single" w:sz="4" w:space="0" w:color="000000"/>
+              <w:right w:val="single" w:sz="4" w:space="0" w:color="000000"/>
+            </w:tcBorders>
+          </w:tcPr>
+          <w:p>
+            <w:pPr>
+              <w:spacing w:after="120"/>
+              <w:rPr>
+                <w:rFonts w:eastAsia="Calibri"/>
+                <w:b/>
+                <w:bCs/>
+                <w:sz w:val="20"/>
+                <w:szCs w:val="20"/>
+              </w:rPr>
+            </w:pPr>
+            <w:r>
+              <w:rPr>
+                <w:rFonts w:eastAsia="Calibri"/>
+                <w:b/>
+                <w:bCs/>
+                <w:sz w:val="20"/>
+                <w:szCs w:val="20"/>
+              </w:rPr>
+              <w:t>Descripción</w:t>
+            </w:r>
+          </w:p>
+        </w:tc>
+        <w:tc>
+          <w:tcPr>
+            <w:tcW w:w="2700" w:type="dxa"/>
+            <w:tcBorders>
+              <w:top w:val="single" w:sz="4" w:space="0" w:color="000000"/>
+              <w:left w:val="single" w:sz="4" w:space="0" w:color="000000"/>
+              <w:bottom w:val="single" w:sz="4" w:space="0" w:color="000000"/>
+              <w:right w:val="single" w:sz="4" w:space="0" w:color="000000"/>
+            </w:tcBorders>
+          </w:tcPr>
+          <w:p>
+            <w:pPr>
+              <w:spacing w:after="120"/>
+              <w:rPr>
+                <w:rFonts w:eastAsia="Calibri"/>
+                <w:sz w:val="20"/>
+                <w:szCs w:val="20"/>
+              </w:rPr>
+            </w:pPr>
+            <w:r>
+              <w:rPr>
+                <w:rFonts w:eastAsia="Calibri"/>
+                <w:sz w:val="20"/>
+                <w:szCs w:val="20"/>
+              </w:rPr>
+              <w:t>Detalle que el cliente ingresó al registrar la solicitud.</w:t>
+            </w:r>
+          </w:p>
+        </w:tc>
+        <w:tc>
+          <w:tcPr>
+            <w:tcW w:w="1400" w:type="dxa"/>
+            <w:tcBorders>
+              <w:top w:val="single" w:sz="4" w:space="0" w:color="000000"/>
+              <w:left w:val="single" w:sz="4" w:space="0" w:color="000000"/>
+              <w:bottom w:val="single" w:sz="4" w:space="0" w:color="000000"/>
+              <w:right w:val="single" w:sz="4" w:space="0" w:color="000000"/>
+            </w:tcBorders>
+          </w:tcPr>
+          <w:p>
+            <w:pPr>
+              <w:spacing w:after="120"/>
+              <w:rPr>
+                <w:rFonts w:eastAsia="Calibri"/>
+                <w:sz w:val="20"/>
+                <w:szCs w:val="20"/>
+              </w:rPr>
+            </w:pPr>
+            <w:r>
+              <w:rPr>
+                <w:rFonts w:eastAsia="Calibri"/>
+                <w:sz w:val="20"/>
+                <w:szCs w:val="20"/>
+              </w:rPr>
+              <w:t>Texto</w:t>
+            </w:r>
+          </w:p>
+        </w:tc>
+        <w:tc>
+          <w:tcPr>
+            <w:tcW w:w="3360" w:type="dxa"/>
+            <w:tcBorders>
+              <w:top w:val="single" w:sz="4" w:space="0" w:color="000000"/>
+              <w:left w:val="single" w:sz="4" w:space="0" w:color="000000"/>
+              <w:bottom w:val="single" w:sz="4" w:space="0" w:color="000000"/>
+              <w:right w:val="single" w:sz="4" w:space="0" w:color="000000"/>
+            </w:tcBorders>
+          </w:tcPr>
+          <w:p>
+            <w:pPr>
+              <w:spacing w:after="120"/>
+              <w:rPr>
+                <w:rFonts w:eastAsia="Calibri"/>
+                <w:sz w:val="20"/>
+                <w:szCs w:val="20"/>
+              </w:rPr>
+            </w:pPr>
+            <w:r>
+              <w:rPr>
+                <w:rFonts w:eastAsia="Calibri"/>
+                <w:sz w:val="20"/>
+                <w:szCs w:val="20"/>
+              </w:rPr>
+              <w:t>Texto plano, completo.</w:t>
+            </w:r>
+          </w:p>
+        </w:tc>
+      </w:tr>
+      <w:tr>
+        <w:tc>
+          <w:tcPr>
+            <w:tcW w:w="1900" w:type="dxa"/>
+            <w:tcBorders>
+              <w:top w:val="single" w:sz="4" w:space="0" w:color="000000"/>
+              <w:left w:val="single" w:sz="4" w:space="0" w:color="000000"/>
+              <w:bottom w:val="single" w:sz="4" w:space="0" w:color="000000"/>
+              <w:right w:val="single" w:sz="4" w:space="0" w:color="000000"/>
+            </w:tcBorders>
+          </w:tcPr>
+          <w:p>
+            <w:pPr>
+              <w:spacing w:after="120"/>
+              <w:rPr>
+                <w:rFonts w:eastAsia="Calibri"/>
+                <w:b/>
+                <w:bCs/>
+                <w:sz w:val="20"/>
+                <w:szCs w:val="20"/>
+              </w:rPr>
+            </w:pPr>
+            <w:r>
+              <w:rPr>
+                <w:rFonts w:eastAsia="Calibri"/>
+                <w:b/>
+                <w:bCs/>
+                <w:sz w:val="20"/>
+                <w:szCs w:val="20"/>
+              </w:rPr>
+              <w:t>Datos de contacto</w:t>
+            </w:r>
+          </w:p>
+        </w:tc>
+        <w:tc>
+          <w:tcPr>
+            <w:tcW w:w="2700" w:type="dxa"/>
+            <w:tcBorders>
+              <w:top w:val="single" w:sz="4" w:space="0" w:color="000000"/>
+              <w:left w:val="single" w:sz="4" w:space="0" w:color="000000"/>
+              <w:bottom w:val="single" w:sz="4" w:space="0" w:color="000000"/>
+              <w:right w:val="single" w:sz="4" w:space="0" w:color="000000"/>
+            </w:tcBorders>
+          </w:tcPr>
+          <w:p>
+            <w:pPr>
+              <w:spacing w:after="120"/>
+              <w:rPr>
+                <w:rFonts w:eastAsia="Calibri"/>
+                <w:sz w:val="20"/>
+                <w:szCs w:val="20"/>
+              </w:rPr>
+            </w:pPr>
+            <w:r>
+              <w:rPr>
+                <w:rFonts w:eastAsia="Calibri"/>
+                <w:sz w:val="20"/>
+                <w:szCs w:val="20"/>
+              </w:rPr>
+              <w:t>Datos del cliente, necesarios para que el técnico pueda comunicarse con él.</w:t>
+            </w:r>
+          </w:p>
+        </w:tc>
+        <w:tc>
+          <w:tcPr>
+            <w:tcW w:w="1400" w:type="dxa"/>
+            <w:tcBorders>
+              <w:top w:val="single" w:sz="4" w:space="0" w:color="000000"/>
+              <w:left w:val="single" w:sz="4" w:space="0" w:color="000000"/>
+              <w:bottom w:val="single" w:sz="4" w:space="0" w:color="000000"/>
+              <w:right w:val="single" w:sz="4" w:space="0" w:color="000000"/>
+            </w:tcBorders>
+          </w:tcPr>
+          <w:p>
+            <w:pPr>
+              <w:spacing w:after="120"/>
+              <w:rPr>
+                <w:rFonts w:eastAsia="Calibri"/>
+                <w:sz w:val="20"/>
+                <w:szCs w:val="20"/>
+              </w:rPr>
+            </w:pPr>
+            <w:r>
+              <w:rPr>
+                <w:rFonts w:eastAsia="Calibri"/>
+                <w:sz w:val="20"/>
+                <w:szCs w:val="20"/>
+              </w:rPr>
+              <w:t>Texto</w:t>
+            </w:r>
+          </w:p>
+        </w:tc>
+        <w:tc>
+          <w:tcPr>
+            <w:tcW w:w="3360" w:type="dxa"/>
+            <w:tcBorders>
+              <w:top w:val="single" w:sz="4" w:space="0" w:color="000000"/>
+              <w:left w:val="single" w:sz="4" w:space="0" w:color="000000"/>
+              <w:bottom w:val="single" w:sz="4" w:space="0" w:color="000000"/>
+              <w:right w:val="single" w:sz="4" w:space="0" w:color="000000"/>
+            </w:tcBorders>
+          </w:tcPr>
+          <w:p>
+            <w:pPr>
+              <w:spacing w:after="120"/>
+              <w:rPr>
+                <w:rFonts w:eastAsia="Calibri"/>
+                <w:sz w:val="20"/>
+                <w:szCs w:val="20"/>
+              </w:rPr>
+            </w:pPr>
+            <w:r>
+              <w:rPr>
+                <w:rFonts w:eastAsia="Calibri"/>
+                <w:sz w:val="20"/>
+                <w:szCs w:val="20"/>
+              </w:rPr>
+              <w:t>Nombre, correo, teléfono y dirección. Ejemplo: Sofía Hernández / shernandez@empresa.com.gt / 55507070 / Zona 1, Guatemala</w:t>
+            </w:r>
+          </w:p>
+        </w:tc>
+      </w:tr>
+      <w:tr>
+        <w:tc>
+          <w:tcPr>
+            <w:tcW w:w="1900" w:type="dxa"/>
+            <w:tcBorders>
+              <w:top w:val="single" w:sz="4" w:space="0" w:color="000000"/>
+              <w:left w:val="single" w:sz="4" w:space="0" w:color="000000"/>
+              <w:bottom w:val="single" w:sz="4" w:space="0" w:color="000000"/>
+              <w:right w:val="single" w:sz="4" w:space="0" w:color="000000"/>
+            </w:tcBorders>
+          </w:tcPr>
+          <w:p>
+            <w:pPr>
+              <w:spacing w:after="120"/>
+              <w:rPr>
+                <w:rFonts w:eastAsia="Calibri"/>
+                <w:b/>
+                <w:bCs/>
+                <w:sz w:val="20"/>
+                <w:szCs w:val="20"/>
+              </w:rPr>
+            </w:pPr>
+            <w:r>
+              <w:rPr>
+                <w:rFonts w:eastAsia="Calibri"/>
+                <w:b/>
+                <w:bCs/>
+                <w:sz w:val="20"/>
+                <w:szCs w:val="20"/>
+              </w:rPr>
+              <w:t>Servicio recibido</w:t>
+            </w:r>
+          </w:p>
+        </w:tc>
+        <w:tc>
+          <w:tcPr>
+            <w:tcW w:w="2700" w:type="dxa"/>
+            <w:tcBorders>
+              <w:top w:val="single" w:sz="4" w:space="0" w:color="000000"/>
+              <w:left w:val="single" w:sz="4" w:space="0" w:color="000000"/>
+              <w:bottom w:val="single" w:sz="4" w:space="0" w:color="000000"/>
+              <w:right w:val="single" w:sz="4" w:space="0" w:color="000000"/>
+            </w:tcBorders>
+          </w:tcPr>
+          <w:p>
+            <w:pPr>
+              <w:spacing w:after="120"/>
+              <w:rPr>
+                <w:rFonts w:eastAsia="Calibri"/>
+                <w:sz w:val="20"/>
+                <w:szCs w:val="20"/>
+              </w:rPr>
+            </w:pPr>
+            <w:r>
+              <w:rPr>
+                <w:rFonts w:eastAsia="Calibri"/>
+                <w:sz w:val="20"/>
+                <w:szCs w:val="20"/>
+              </w:rPr>
+              <w:t>Servicio al que se refiere la solicitud.</w:t>
+            </w:r>
+          </w:p>
+        </w:tc>
+        <w:tc>
+          <w:tcPr>
+            <w:tcW w:w="1400" w:type="dxa"/>
+            <w:tcBorders>
+              <w:top w:val="single" w:sz="4" w:space="0" w:color="000000"/>
+              <w:left w:val="single" w:sz="4" w:space="0" w:color="000000"/>
+              <w:bottom w:val="single" w:sz="4" w:space="0" w:color="000000"/>
+              <w:right w:val="single" w:sz="4" w:space="0" w:color="000000"/>
+            </w:tcBorders>
+          </w:tcPr>
+          <w:p>
+            <w:pPr>
+              <w:spacing w:after="120"/>
+              <w:rPr>
+                <w:rFonts w:eastAsia="Calibri"/>
+                <w:sz w:val="20"/>
+                <w:szCs w:val="20"/>
+              </w:rPr>
+            </w:pPr>
+            <w:r>
+              <w:rPr>
+                <w:rFonts w:eastAsia="Calibri"/>
+                <w:sz w:val="20"/>
+                <w:szCs w:val="20"/>
+              </w:rPr>
+              <w:t>Texto</w:t>
+            </w:r>
+          </w:p>
+        </w:tc>
+        <w:tc>
+          <w:tcPr>
+            <w:tcW w:w="3360" w:type="dxa"/>
+            <w:tcBorders>
+              <w:top w:val="single" w:sz="4" w:space="0" w:color="000000"/>
+              <w:left w:val="single" w:sz="4" w:space="0" w:color="000000"/>
+              <w:bottom w:val="single" w:sz="4" w:space="0" w:color="000000"/>
+              <w:right w:val="single" w:sz="4" w:space="0" w:color="000000"/>
+            </w:tcBorders>
+          </w:tcPr>
+          <w:p>
+            <w:pPr>
+              <w:spacing w:after="120"/>
+              <w:rPr>
+                <w:rFonts w:eastAsia="Calibri"/>
+                <w:sz w:val="20"/>
+                <w:szCs w:val="20"/>
+              </w:rPr>
+            </w:pPr>
+            <w:r>
+              <w:rPr>
+                <w:rFonts w:eastAsia="Calibri"/>
+                <w:sz w:val="20"/>
+                <w:szCs w:val="20"/>
+              </w:rPr>
+              <w:t xml:space="preserve">Número de orden - servicio, y la fecha </w:t>
+            </w:r>
+            <w:proofErr w:type="spellStart"/>
+            <w:r>
+              <w:rPr>
+                <w:rFonts w:eastAsia="Calibri"/>
+                <w:sz w:val="20"/>
+                <w:szCs w:val="20"/>
+              </w:rPr>
+              <w:t>dd</w:t>
+            </w:r>
+            <w:proofErr w:type="spellEnd"/>
+            <w:r>
+              <w:rPr>
+                <w:rFonts w:eastAsia="Calibri"/>
+                <w:sz w:val="20"/>
+                <w:szCs w:val="20"/>
+              </w:rPr>
+              <w:t>/mm/</w:t>
+            </w:r>
+            <w:proofErr w:type="spellStart"/>
+            <w:r>
+              <w:rPr>
+                <w:rFonts w:eastAsia="Calibri"/>
+                <w:sz w:val="20"/>
+                <w:szCs w:val="20"/>
+              </w:rPr>
+              <w:t>aaaa</w:t>
+            </w:r>
+            <w:proofErr w:type="spellEnd"/>
+            <w:r>
+              <w:rPr>
+                <w:rFonts w:eastAsia="Calibri"/>
+                <w:sz w:val="20"/>
+                <w:szCs w:val="20"/>
+              </w:rPr>
+              <w:t>. Ejemplo: OS-2026-0091 - Asistencia técnica remota / 19/08/2026. Se muestra solo si la solicitud lo tiene.</w:t>
+            </w:r>
+          </w:p>
+        </w:tc>
+      </w:tr>
+      <w:tr>
+        <w:tc>
+          <w:tcPr>
+            <w:tcW w:w="1900" w:type="dxa"/>
+            <w:tcBorders>
+              <w:top w:val="single" w:sz="4" w:space="0" w:color="000000"/>
+              <w:left w:val="single" w:sz="4" w:space="0" w:color="000000"/>
+              <w:bottom w:val="single" w:sz="4" w:space="0" w:color="000000"/>
+              <w:right w:val="single" w:sz="4" w:space="0" w:color="000000"/>
+            </w:tcBorders>
+          </w:tcPr>
+          <w:p>
+            <w:pPr>
+              <w:spacing w:after="120"/>
+              <w:rPr>
+                <w:rFonts w:eastAsia="Calibri"/>
+                <w:b/>
+                <w:bCs/>
+                <w:sz w:val="20"/>
+                <w:szCs w:val="20"/>
+              </w:rPr>
+            </w:pPr>
+            <w:r>
+              <w:rPr>
+                <w:rFonts w:eastAsia="Calibri"/>
+                <w:b/>
+                <w:bCs/>
+                <w:sz w:val="20"/>
+                <w:szCs w:val="20"/>
+              </w:rPr>
+              <w:t>Evidencia adjunta</w:t>
+            </w:r>
+          </w:p>
+        </w:tc>
+        <w:tc>
+          <w:tcPr>
+            <w:tcW w:w="2700" w:type="dxa"/>
+            <w:tcBorders>
+              <w:top w:val="single" w:sz="4" w:space="0" w:color="000000"/>
+              <w:left w:val="single" w:sz="4" w:space="0" w:color="000000"/>
+              <w:bottom w:val="single" w:sz="4" w:space="0" w:color="000000"/>
+              <w:right w:val="single" w:sz="4" w:space="0" w:color="000000"/>
+            </w:tcBorders>
+          </w:tcPr>
+          <w:p>
+            <w:pPr>
+              <w:spacing w:after="120"/>
+              <w:rPr>
+                <w:rFonts w:eastAsia="Calibri"/>
+                <w:sz w:val="20"/>
+                <w:szCs w:val="20"/>
+              </w:rPr>
+            </w:pPr>
+            <w:r>
+              <w:rPr>
+                <w:rFonts w:eastAsia="Calibri"/>
+                <w:sz w:val="20"/>
+                <w:szCs w:val="20"/>
+              </w:rPr>
+              <w:t>Archivos que el cliente adjuntó a la solicitud.</w:t>
+            </w:r>
+          </w:p>
+        </w:tc>
+        <w:tc>
+          <w:tcPr>
+            <w:tcW w:w="1400" w:type="dxa"/>
+            <w:tcBorders>
+              <w:top w:val="single" w:sz="4" w:space="0" w:color="000000"/>
+              <w:left w:val="single" w:sz="4" w:space="0" w:color="000000"/>
+              <w:bottom w:val="single" w:sz="4" w:space="0" w:color="000000"/>
+              <w:right w:val="single" w:sz="4" w:space="0" w:color="000000"/>
+            </w:tcBorders>
+          </w:tcPr>
+          <w:p>
+            <w:pPr>
+              <w:spacing w:after="120"/>
+              <w:rPr>
+                <w:rFonts w:eastAsia="Calibri"/>
+                <w:sz w:val="20"/>
+                <w:szCs w:val="20"/>
+              </w:rPr>
+            </w:pPr>
+            <w:r>
+              <w:rPr>
+                <w:rFonts w:eastAsia="Calibri"/>
+                <w:sz w:val="20"/>
+                <w:szCs w:val="20"/>
+              </w:rPr>
+              <w:t>Archivo</w:t>
+            </w:r>
+          </w:p>
+        </w:tc>
+        <w:tc>
+          <w:tcPr>
+            <w:tcW w:w="3360" w:type="dxa"/>
+            <w:tcBorders>
+              <w:top w:val="single" w:sz="4" w:space="0" w:color="000000"/>
+              <w:left w:val="single" w:sz="4" w:space="0" w:color="000000"/>
+              <w:bottom w:val="single" w:sz="4" w:space="0" w:color="000000"/>
+              <w:right w:val="single" w:sz="4" w:space="0" w:color="000000"/>
+            </w:tcBorders>
+          </w:tcPr>
+          <w:p>
+            <w:pPr>
+              <w:spacing w:after="120"/>
+              <w:rPr>
+                <w:rFonts w:eastAsia="Calibri"/>
+                <w:sz w:val="20"/>
+                <w:szCs w:val="20"/>
+              </w:rPr>
+            </w:pPr>
+            <w:r>
+              <w:rPr>
+                <w:rFonts w:eastAsia="Calibri"/>
+                <w:sz w:val="20"/>
+                <w:szCs w:val="20"/>
+              </w:rPr>
+              <w:t>Nombre del archivo con el botón “Descargar”; las imágenes se muestran en vista previa. Se muestra solo si el caso tiene evidencia.</w:t>
+            </w:r>
+          </w:p>
+        </w:tc>
+      </w:tr>
+      <w:tr>
+        <w:tc>
+          <w:tcPr>
+            <w:tcW w:w="1900" w:type="dxa"/>
+            <w:tcBorders>
+              <w:top w:val="single" w:sz="4" w:space="0" w:color="000000"/>
+              <w:left w:val="single" w:sz="4" w:space="0" w:color="000000"/>
+              <w:bottom w:val="single" w:sz="4" w:space="0" w:color="000000"/>
+              <w:right w:val="single" w:sz="4" w:space="0" w:color="000000"/>
+            </w:tcBorders>
+          </w:tcPr>
+          <w:p>
+            <w:pPr>
+              <w:spacing w:after="120"/>
+              <w:rPr>
+                <w:rFonts w:eastAsia="Calibri"/>
+                <w:b/>
+                <w:bCs/>
+                <w:sz w:val="20"/>
+                <w:szCs w:val="20"/>
+              </w:rPr>
+            </w:pPr>
+            <w:r>
+              <w:rPr>
+                <w:rFonts w:eastAsia="Calibri"/>
+                <w:b/>
+                <w:bCs/>
+                <w:sz w:val="20"/>
+                <w:szCs w:val="20"/>
+              </w:rPr>
+              <w:t>Historial de avances</w:t>
+            </w:r>
+          </w:p>
+        </w:tc>
+        <w:tc>
+          <w:tcPr>
+            <w:tcW w:w="2700" w:type="dxa"/>
+            <w:tcBorders>
+              <w:top w:val="single" w:sz="4" w:space="0" w:color="000000"/>
+              <w:left w:val="single" w:sz="4" w:space="0" w:color="000000"/>
+              <w:bottom w:val="single" w:sz="4" w:space="0" w:color="000000"/>
+              <w:right w:val="single" w:sz="4" w:space="0" w:color="000000"/>
+            </w:tcBorders>
+          </w:tcPr>
+          <w:p>
+            <w:pPr>
+              <w:spacing w:after="120"/>
+              <w:rPr>
+                <w:rFonts w:eastAsia="Calibri"/>
+                <w:sz w:val="20"/>
+                <w:szCs w:val="20"/>
+              </w:rPr>
+            </w:pPr>
+            <w:r>
+              <w:rPr>
+                <w:rFonts w:eastAsia="Calibri"/>
+                <w:sz w:val="20"/>
+                <w:szCs w:val="20"/>
+              </w:rPr>
+              <w:t>Gestiones registradas en la atención del caso.</w:t>
+            </w:r>
+          </w:p>
+        </w:tc>
+        <w:tc>
+          <w:tcPr>
+            <w:tcW w:w="1400" w:type="dxa"/>
+            <w:tcBorders>
+              <w:top w:val="single" w:sz="4" w:space="0" w:color="000000"/>
+              <w:left w:val="single" w:sz="4" w:space="0" w:color="000000"/>
+              <w:bottom w:val="single" w:sz="4" w:space="0" w:color="000000"/>
+              <w:right w:val="single" w:sz="4" w:space="0" w:color="000000"/>
+            </w:tcBorders>
+          </w:tcPr>
+          <w:p>
+            <w:pPr>
+              <w:spacing w:after="120"/>
+              <w:rPr>
+                <w:rFonts w:eastAsia="Calibri"/>
+                <w:sz w:val="20"/>
+                <w:szCs w:val="20"/>
+              </w:rPr>
+            </w:pPr>
+            <w:r>
+              <w:rPr>
+                <w:rFonts w:eastAsia="Calibri"/>
+                <w:sz w:val="20"/>
+                <w:szCs w:val="20"/>
+              </w:rPr>
+              <w:t>Texto</w:t>
+            </w:r>
+          </w:p>
+        </w:tc>
+        <w:tc>
+          <w:tcPr>
+            <w:tcW w:w="3360" w:type="dxa"/>
+            <w:tcBorders>
+              <w:top w:val="single" w:sz="4" w:space="0" w:color="000000"/>
+              <w:left w:val="single" w:sz="4" w:space="0" w:color="000000"/>
+              <w:bottom w:val="single" w:sz="4" w:space="0" w:color="000000"/>
+              <w:right w:val="single" w:sz="4" w:space="0" w:color="000000"/>
+            </w:tcBorders>
+          </w:tcPr>
+          <w:p>
+            <w:pPr>
+              <w:spacing w:after="120"/>
+              <w:rPr>
+                <w:rFonts w:eastAsia="Calibri"/>
+                <w:sz w:val="20"/>
+                <w:szCs w:val="20"/>
+              </w:rPr>
+            </w:pPr>
+            <w:r>
+              <w:rPr>
+                <w:rFonts w:eastAsia="Calibri"/>
+                <w:sz w:val="20"/>
+                <w:szCs w:val="20"/>
+              </w:rPr>
+              <w:t xml:space="preserve">Del más reciente al más antiguo. Cada entrada muestra </w:t>
+            </w:r>
+            <w:proofErr w:type="spellStart"/>
+            <w:r>
+              <w:rPr>
+                <w:rFonts w:eastAsia="Calibri"/>
+                <w:sz w:val="20"/>
+                <w:szCs w:val="20"/>
+              </w:rPr>
+              <w:t>dd</w:t>
+            </w:r>
+            <w:proofErr w:type="spellEnd"/>
+            <w:r>
+              <w:rPr>
+                <w:rFonts w:eastAsia="Calibri"/>
+                <w:sz w:val="20"/>
+                <w:szCs w:val="20"/>
+              </w:rPr>
+              <w:t>/mm/</w:t>
+            </w:r>
+            <w:proofErr w:type="spellStart"/>
+            <w:r>
+              <w:rPr>
+                <w:rFonts w:eastAsia="Calibri"/>
+                <w:sz w:val="20"/>
+                <w:szCs w:val="20"/>
+              </w:rPr>
+              <w:t>aaaa</w:t>
+            </w:r>
+            <w:proofErr w:type="spellEnd"/>
+            <w:r>
+              <w:rPr>
+                <w:rFonts w:eastAsia="Calibri"/>
+                <w:sz w:val="20"/>
+                <w:szCs w:val="20"/>
+              </w:rPr>
+              <w:t xml:space="preserve"> </w:t>
+            </w:r>
+            <w:proofErr w:type="spellStart"/>
+            <w:r>
+              <w:rPr>
+                <w:rFonts w:eastAsia="Calibri"/>
+                <w:sz w:val="20"/>
+                <w:szCs w:val="20"/>
+              </w:rPr>
+              <w:t>hh:mm</w:t>
+            </w:r>
+            <w:proofErr w:type="spellEnd"/>
+            <w:r>
+              <w:rPr>
+                <w:rFonts w:eastAsia="Calibri"/>
+                <w:sz w:val="20"/>
+                <w:szCs w:val="20"/>
+              </w:rPr>
+              <w:t xml:space="preserve"> · usuario · estado anterior → estado nuevo, y el comentario. Si no hay ninguna, se muestra “Aún no hay avances registrados.”</w:t>
+            </w:r>
+          </w:p>
+        </w:tc>
+      </w:tr>
+    </w:tbl>
+    <w:p>
+      <w:pPr>
+        <w:spacing w:after="120"/>
+      </w:pPr>
+    </w:p>
+    <w:p>
+      <w:pPr>
+        <w:spacing w:before="160" w:after="100"/>
+        <w:rPr>
+          <w:rFonts w:eastAsia="Calibri"/>
+          <w:b/>
+          <w:bCs/>
+          <w:sz w:val="22"/>
+          <w:szCs w:val="22"/>
+        </w:rPr>
+      </w:pPr>
+      <w:r>
+        <w:rPr>
+          <w:rFonts w:eastAsia="Calibri"/>
+          <w:b/>
+          <w:bCs/>
+          <w:sz w:val="22"/>
+          <w:szCs w:val="22"/>
+        </w:rPr>
+        <w:t>RN02 Datos de la sección “Registrar avance”</w:t>
+      </w:r>
+    </w:p>
+    <w:p>
+      <w:pPr>
+        <w:spacing w:after="120" w:line="276" w:lineRule="auto"/>
+      </w:pPr>
+      <w:r>
+        <w:rPr>
+          <w:rFonts w:eastAsia="Calibri"/>
+          <w:sz w:val="22"/>
+          <w:szCs w:val="22"/>
+        </w:rPr>
+        <w:lastRenderedPageBreak/>
+        <w:t>La ventana de detalle solicita el siguiente dato:</w:t>
+      </w:r>
+    </w:p>
+    <w:tbl>
+      <w:tblPr>
+        <w:tblW w:w="9360" w:type="dxa"/>
+        <w:tblLayout w:type="fixed"/>
+        <w:tblLook w:val="04A0" w:firstRow="1" w:lastRow="0" w:firstColumn="1" w:lastColumn="0" w:noHBand="0" w:noVBand="1"/>
+      </w:tblPr>
+      <w:tblGrid>
+        <w:gridCol w:w="1900"/>
+        <w:gridCol w:w="2700"/>
+        <w:gridCol w:w="1400"/>
+        <w:gridCol w:w="3360"/>
+      </w:tblGrid>
+      <w:tr>
+        <w:tc>
+          <w:tcPr>
+            <w:tcW w:w="1900" w:type="dxa"/>
+            <w:tcBorders>
+              <w:top w:val="single" w:sz="4" w:space="0" w:color="000000"/>
+              <w:left w:val="single" w:sz="4" w:space="0" w:color="000000"/>
+              <w:bottom w:val="single" w:sz="4" w:space="0" w:color="000000"/>
+              <w:right w:val="single" w:sz="4" w:space="0" w:color="000000"/>
+            </w:tcBorders>
+          </w:tcPr>
+          <w:p>
+            <w:pPr>
+              <w:spacing w:after="120"/>
+              <w:rPr>
+                <w:rFonts w:eastAsia="Calibri"/>
+                <w:b/>
+                <w:bCs/>
+                <w:sz w:val="20"/>
+                <w:szCs w:val="20"/>
+              </w:rPr>
+            </w:pPr>
+            <w:r>
+              <w:rPr>
+                <w:rFonts w:eastAsia="Calibri"/>
+                <w:b/>
+                <w:bCs/>
+                <w:sz w:val="20"/>
+                <w:szCs w:val="20"/>
+              </w:rPr>
+              <w:t>Campo</w:t>
+            </w:r>
+          </w:p>
+        </w:tc>
+        <w:tc>
+          <w:tcPr>
+            <w:tcW w:w="2700" w:type="dxa"/>
+            <w:tcBorders>
+              <w:top w:val="single" w:sz="4" w:space="0" w:color="000000"/>
+              <w:left w:val="single" w:sz="4" w:space="0" w:color="000000"/>
+              <w:bottom w:val="single" w:sz="4" w:space="0" w:color="000000"/>
+              <w:right w:val="single" w:sz="4" w:space="0" w:color="000000"/>
+            </w:tcBorders>
+          </w:tcPr>
+          <w:p>
+            <w:pPr>
+              <w:spacing w:after="120"/>
+              <w:rPr>
+                <w:rFonts w:eastAsia="Calibri"/>
+                <w:b/>
+                <w:bCs/>
+                <w:sz w:val="20"/>
+                <w:szCs w:val="20"/>
+              </w:rPr>
+            </w:pPr>
+            <w:r>
+              <w:rPr>
+                <w:rFonts w:eastAsia="Calibri"/>
+                <w:b/>
+                <w:bCs/>
+                <w:sz w:val="20"/>
+                <w:szCs w:val="20"/>
+              </w:rPr>
+              <w:t>Contenido</w:t>
+            </w:r>
+          </w:p>
+        </w:tc>
+        <w:tc>
+          <w:tcPr>
+            <w:tcW w:w="1400" w:type="dxa"/>
+            <w:tcBorders>
+              <w:top w:val="single" w:sz="4" w:space="0" w:color="000000"/>
+              <w:left w:val="single" w:sz="4" w:space="0" w:color="000000"/>
+              <w:bottom w:val="single" w:sz="4" w:space="0" w:color="000000"/>
+              <w:right w:val="single" w:sz="4" w:space="0" w:color="000000"/>
+            </w:tcBorders>
+          </w:tcPr>
+          <w:p>
+            <w:pPr>
+              <w:spacing w:after="120"/>
+              <w:rPr>
+                <w:rFonts w:eastAsia="Calibri"/>
+                <w:b/>
+                <w:bCs/>
+                <w:sz w:val="20"/>
+                <w:szCs w:val="20"/>
+              </w:rPr>
+            </w:pPr>
+            <w:r>
+              <w:rPr>
+                <w:rFonts w:eastAsia="Calibri"/>
+                <w:b/>
+                <w:bCs/>
+                <w:sz w:val="20"/>
+                <w:szCs w:val="20"/>
+              </w:rPr>
+              <w:t>Tipo de dato</w:t>
+            </w:r>
+          </w:p>
+        </w:tc>
+        <w:tc>
+          <w:tcPr>
+            <w:tcW w:w="3360" w:type="dxa"/>
+            <w:tcBorders>
+              <w:top w:val="single" w:sz="4" w:space="0" w:color="000000"/>
+              <w:left w:val="single" w:sz="4" w:space="0" w:color="000000"/>
+              <w:bottom w:val="single" w:sz="4" w:space="0" w:color="000000"/>
+              <w:right w:val="single" w:sz="4" w:space="0" w:color="000000"/>
+            </w:tcBorders>
+          </w:tcPr>
+          <w:p>
+            <w:pPr>
+              <w:spacing w:after="120"/>
+              <w:rPr>
+                <w:rFonts w:eastAsia="Calibri"/>
+                <w:b/>
+                <w:bCs/>
+                <w:sz w:val="20"/>
+                <w:szCs w:val="20"/>
+              </w:rPr>
+            </w:pPr>
+            <w:r>
+              <w:rPr>
+                <w:rFonts w:eastAsia="Calibri"/>
+                <w:b/>
+                <w:bCs/>
+                <w:sz w:val="20"/>
+                <w:szCs w:val="20"/>
+              </w:rPr>
+              <w:t>Formato de presentación</w:t>
+            </w:r>
+          </w:p>
+        </w:tc>
+      </w:tr>
+      <w:tr>
+        <w:tc>
+          <w:tcPr>
+            <w:tcW w:w="1900" w:type="dxa"/>
+            <w:tcBorders>
+              <w:top w:val="single" w:sz="4" w:space="0" w:color="000000"/>
+              <w:left w:val="single" w:sz="4" w:space="0" w:color="000000"/>
+              <w:bottom w:val="single" w:sz="4" w:space="0" w:color="000000"/>
+              <w:right w:val="single" w:sz="4" w:space="0" w:color="000000"/>
+            </w:tcBorders>
+          </w:tcPr>
+          <w:p>
+            <w:pPr>
+              <w:spacing w:after="120"/>
+              <w:rPr>
+                <w:rFonts w:eastAsia="Calibri"/>
+                <w:b/>
+                <w:bCs/>
+                <w:sz w:val="20"/>
+                <w:szCs w:val="20"/>
+              </w:rPr>
+            </w:pPr>
+            <w:r>
+              <w:rPr>
+                <w:rFonts w:eastAsia="Calibri"/>
+                <w:b/>
+                <w:bCs/>
+                <w:sz w:val="20"/>
+                <w:szCs w:val="20"/>
+              </w:rPr>
+              <w:t>Avance</w:t>
+            </w:r>
+          </w:p>
+        </w:tc>
+        <w:tc>
+          <w:tcPr>
+            <w:tcW w:w="2700" w:type="dxa"/>
+            <w:tcBorders>
+              <w:top w:val="single" w:sz="4" w:space="0" w:color="000000"/>
+              <w:left w:val="single" w:sz="4" w:space="0" w:color="000000"/>
+              <w:bottom w:val="single" w:sz="4" w:space="0" w:color="000000"/>
+              <w:right w:val="single" w:sz="4" w:space="0" w:color="000000"/>
+            </w:tcBorders>
+          </w:tcPr>
+          <w:p>
+            <w:pPr>
+              <w:spacing w:after="120"/>
+              <w:rPr>
+                <w:rFonts w:eastAsia="Calibri"/>
+                <w:sz w:val="20"/>
+                <w:szCs w:val="20"/>
+              </w:rPr>
+            </w:pPr>
+            <w:r>
+              <w:rPr>
+                <w:rFonts w:eastAsia="Calibri"/>
+                <w:sz w:val="20"/>
+                <w:szCs w:val="20"/>
+              </w:rPr>
+              <w:t>Gestión realizada por el técnico. Al resolver, es la solución que verá el cliente.</w:t>
+            </w:r>
+          </w:p>
+        </w:tc>
+        <w:tc>
+          <w:tcPr>
+            <w:tcW w:w="1400" w:type="dxa"/>
+            <w:tcBorders>
+              <w:top w:val="single" w:sz="4" w:space="0" w:color="000000"/>
+              <w:left w:val="single" w:sz="4" w:space="0" w:color="000000"/>
+              <w:bottom w:val="single" w:sz="4" w:space="0" w:color="000000"/>
+              <w:right w:val="single" w:sz="4" w:space="0" w:color="000000"/>
+            </w:tcBorders>
+          </w:tcPr>
+          <w:p>
+            <w:pPr>
+              <w:spacing w:after="120"/>
+              <w:rPr>
+                <w:rFonts w:eastAsia="Calibri"/>
+                <w:sz w:val="20"/>
+                <w:szCs w:val="20"/>
+              </w:rPr>
+            </w:pPr>
+            <w:r>
+              <w:rPr>
+                <w:rFonts w:eastAsia="Calibri"/>
+                <w:sz w:val="20"/>
+                <w:szCs w:val="20"/>
+              </w:rPr>
+              <w:t>Texto</w:t>
+            </w:r>
+          </w:p>
+        </w:tc>
+        <w:tc>
+          <w:tcPr>
+            <w:tcW w:w="3360" w:type="dxa"/>
+            <w:tcBorders>
+              <w:top w:val="single" w:sz="4" w:space="0" w:color="000000"/>
+              <w:left w:val="single" w:sz="4" w:space="0" w:color="000000"/>
+              <w:bottom w:val="single" w:sz="4" w:space="0" w:color="000000"/>
+              <w:right w:val="single" w:sz="4" w:space="0" w:color="000000"/>
+            </w:tcBorders>
+          </w:tcPr>
+          <w:p>
+            <w:pPr>
+              <w:spacing w:after="120"/>
+              <w:rPr>
+                <w:rFonts w:eastAsia="Calibri"/>
+                <w:sz w:val="20"/>
+                <w:szCs w:val="20"/>
+              </w:rPr>
+            </w:pPr>
+            <w:r>
+              <w:rPr>
+                <w:rFonts w:eastAsia="Calibri"/>
+                <w:sz w:val="20"/>
+                <w:szCs w:val="20"/>
+              </w:rPr>
+              <w:t>Texto libre y obligatorio, de máximo 200 caracteres. Texto de ejemplo: “Describa lo realizado o el cambio de estado”.</w:t>
+            </w:r>
+          </w:p>
+        </w:tc>
+      </w:tr>
+    </w:tbl>
+    <w:p>
+      <w:pPr>
+        <w:spacing w:after="120"/>
+      </w:pPr>
+    </w:p>
+    <w:p>
+      <w:pPr>
+        <w:spacing w:before="160" w:after="100"/>
+        <w:rPr>
+          <w:rFonts w:eastAsia="Calibri"/>
+          <w:b/>
+          <w:bCs/>
+          <w:sz w:val="22"/>
+          <w:szCs w:val="22"/>
+        </w:rPr>
+      </w:pPr>
+      <w:r>
+        <w:rPr>
+          <w:rFonts w:eastAsia="Calibri"/>
+          <w:b/>
+          <w:bCs/>
+          <w:sz w:val="22"/>
+          <w:szCs w:val="22"/>
+        </w:rPr>
+        <w:t>RN03 Traslados permitidos</w:t>
+      </w:r>
+    </w:p>
+    <w:p>
+      <w:pPr>
+        <w:spacing w:after="120" w:line="276" w:lineRule="auto"/>
+      </w:pPr>
+      <w:r>
+        <w:rPr>
+          <w:rFonts w:eastAsia="Calibri"/>
+          <w:sz w:val="22"/>
+          <w:szCs w:val="22"/>
+        </w:rPr>
+        <w:t>El sistema únicamente admite los traslados que se detallan a continuación, con el objeto de que la atención siga un curso ordenado:</w:t>
+      </w:r>
+    </w:p>
+    <w:tbl>
+      <w:tblPr>
+        <w:tblW w:w="9360" w:type="dxa"/>
+        <w:tblLayout w:type="fixed"/>
+        <w:tblLook w:val="04A0" w:firstRow="1" w:lastRow="0" w:firstColumn="1" w:lastColumn="0" w:noHBand="0" w:noVBand="1"/>
+      </w:tblPr>
+      <w:tblGrid>
+        <w:gridCol w:w="2900"/>
+        <w:gridCol w:w="6460"/>
+      </w:tblGrid>
+      <w:tr>
+        <w:tc>
+          <w:tcPr>
+            <w:tcW w:w="2900" w:type="dxa"/>
+            <w:tcBorders>
+              <w:top w:val="single" w:sz="4" w:space="0" w:color="000000"/>
+              <w:left w:val="single" w:sz="4" w:space="0" w:color="000000"/>
+              <w:bottom w:val="single" w:sz="4" w:space="0" w:color="000000"/>
+              <w:right w:val="single" w:sz="4" w:space="0" w:color="000000"/>
+            </w:tcBorders>
+          </w:tcPr>
+          <w:p>
+            <w:pPr>
+              <w:spacing w:after="120"/>
+              <w:rPr>
+                <w:rFonts w:eastAsia="Calibri"/>
+                <w:b/>
+                <w:bCs/>
+                <w:sz w:val="20"/>
+                <w:szCs w:val="20"/>
+              </w:rPr>
+            </w:pPr>
+            <w:r>
+              <w:rPr>
+                <w:rFonts w:eastAsia="Calibri"/>
+                <w:b/>
+                <w:bCs/>
+                <w:sz w:val="20"/>
+                <w:szCs w:val="20"/>
+              </w:rPr>
+              <w:t>Situación actual del caso</w:t>
+            </w:r>
+          </w:p>
+        </w:tc>
+        <w:tc>
+          <w:tcPr>
+            <w:tcW w:w="6460" w:type="dxa"/>
+            <w:tcBorders>
+              <w:top w:val="single" w:sz="4" w:space="0" w:color="000000"/>
+              <w:left w:val="single" w:sz="4" w:space="0" w:color="000000"/>
+              <w:bottom w:val="single" w:sz="4" w:space="0" w:color="000000"/>
+              <w:right w:val="single" w:sz="4" w:space="0" w:color="000000"/>
+            </w:tcBorders>
+          </w:tcPr>
+          <w:p>
+            <w:pPr>
+              <w:spacing w:after="120"/>
+              <w:rPr>
+                <w:rFonts w:eastAsia="Calibri"/>
+                <w:b/>
+                <w:bCs/>
+                <w:sz w:val="20"/>
+                <w:szCs w:val="20"/>
+              </w:rPr>
+            </w:pPr>
+            <w:r>
+              <w:rPr>
+                <w:rFonts w:eastAsia="Calibri"/>
+                <w:b/>
+                <w:bCs/>
+                <w:sz w:val="20"/>
+                <w:szCs w:val="20"/>
+              </w:rPr>
+              <w:t>Situaciones a las que puede trasladarse</w:t>
+            </w:r>
+          </w:p>
+        </w:tc>
+      </w:tr>
+      <w:tr>
+        <w:tc>
+          <w:tcPr>
+            <w:tcW w:w="2900" w:type="dxa"/>
+            <w:tcBorders>
+              <w:top w:val="single" w:sz="4" w:space="0" w:color="000000"/>
+              <w:left w:val="single" w:sz="4" w:space="0" w:color="000000"/>
+              <w:bottom w:val="single" w:sz="4" w:space="0" w:color="000000"/>
+              <w:right w:val="single" w:sz="4" w:space="0" w:color="000000"/>
+            </w:tcBorders>
+          </w:tcPr>
+          <w:p>
+            <w:pPr>
+              <w:spacing w:after="120"/>
+              <w:rPr>
+                <w:rFonts w:eastAsia="Calibri"/>
+                <w:b/>
+                <w:bCs/>
+                <w:sz w:val="20"/>
+                <w:szCs w:val="20"/>
+              </w:rPr>
+            </w:pPr>
+            <w:r>
+              <w:rPr>
+                <w:rFonts w:eastAsia="Calibri"/>
+                <w:b/>
+                <w:bCs/>
+                <w:sz w:val="20"/>
+                <w:szCs w:val="20"/>
+              </w:rPr>
+              <w:t>Asignado</w:t>
+            </w:r>
+          </w:p>
+        </w:tc>
+        <w:tc>
+          <w:tcPr>
+            <w:tcW w:w="6460" w:type="dxa"/>
+            <w:tcBorders>
+              <w:top w:val="single" w:sz="4" w:space="0" w:color="000000"/>
+              <w:left w:val="single" w:sz="4" w:space="0" w:color="000000"/>
+              <w:bottom w:val="single" w:sz="4" w:space="0" w:color="000000"/>
+              <w:right w:val="single" w:sz="4" w:space="0" w:color="000000"/>
+            </w:tcBorders>
+          </w:tcPr>
+          <w:p>
+            <w:pPr>
+              <w:spacing w:after="120"/>
+              <w:rPr>
+                <w:rFonts w:eastAsia="Calibri"/>
+                <w:sz w:val="20"/>
+                <w:szCs w:val="20"/>
+              </w:rPr>
+            </w:pPr>
+            <w:r>
+              <w:rPr>
+                <w:rFonts w:eastAsia="Calibri"/>
+                <w:sz w:val="20"/>
+                <w:szCs w:val="20"/>
+              </w:rPr>
+              <w:t>En proceso, Resuelto, Escalado, Improcedente</w:t>
+            </w:r>
+          </w:p>
+        </w:tc>
+      </w:tr>
+      <w:tr>
+        <w:tc>
+          <w:tcPr>
+            <w:tcW w:w="2900" w:type="dxa"/>
+            <w:tcBorders>
+              <w:top w:val="single" w:sz="4" w:space="0" w:color="000000"/>
+              <w:left w:val="single" w:sz="4" w:space="0" w:color="000000"/>
+              <w:bottom w:val="single" w:sz="4" w:space="0" w:color="000000"/>
+              <w:right w:val="single" w:sz="4" w:space="0" w:color="000000"/>
+            </w:tcBorders>
+          </w:tcPr>
+          <w:p>
+            <w:pPr>
+              <w:spacing w:after="120"/>
+              <w:rPr>
+                <w:rFonts w:eastAsia="Calibri"/>
+                <w:b/>
+                <w:bCs/>
+                <w:sz w:val="20"/>
+                <w:szCs w:val="20"/>
+              </w:rPr>
+            </w:pPr>
+            <w:r>
+              <w:rPr>
+                <w:rFonts w:eastAsia="Calibri"/>
+                <w:b/>
+                <w:bCs/>
+                <w:sz w:val="20"/>
+                <w:szCs w:val="20"/>
+              </w:rPr>
+              <w:t>En proceso</w:t>
+            </w:r>
+          </w:p>
+        </w:tc>
+        <w:tc>
+          <w:tcPr>
+            <w:tcW w:w="6460" w:type="dxa"/>
+            <w:tcBorders>
+              <w:top w:val="single" w:sz="4" w:space="0" w:color="000000"/>
+              <w:left w:val="single" w:sz="4" w:space="0" w:color="000000"/>
+              <w:bottom w:val="single" w:sz="4" w:space="0" w:color="000000"/>
+              <w:right w:val="single" w:sz="4" w:space="0" w:color="000000"/>
+            </w:tcBorders>
+          </w:tcPr>
+          <w:p>
+            <w:pPr>
+              <w:spacing w:after="120"/>
+              <w:rPr>
+                <w:rFonts w:eastAsia="Calibri"/>
+                <w:sz w:val="20"/>
+                <w:szCs w:val="20"/>
+              </w:rPr>
+            </w:pPr>
+            <w:r>
+              <w:rPr>
+                <w:rFonts w:eastAsia="Calibri"/>
+                <w:sz w:val="20"/>
+                <w:szCs w:val="20"/>
+              </w:rPr>
+              <w:t>Resuelto, Escalado, Improcedente</w:t>
+            </w:r>
+          </w:p>
+        </w:tc>
+      </w:tr>
+      <w:tr>
+        <w:tc>
+          <w:tcPr>
+            <w:tcW w:w="2900" w:type="dxa"/>
+            <w:tcBorders>
+              <w:top w:val="single" w:sz="4" w:space="0" w:color="000000"/>
+              <w:left w:val="single" w:sz="4" w:space="0" w:color="000000"/>
+              <w:bottom w:val="single" w:sz="4" w:space="0" w:color="000000"/>
+              <w:right w:val="single" w:sz="4" w:space="0" w:color="000000"/>
+            </w:tcBorders>
+          </w:tcPr>
+          <w:p>
+            <w:pPr>
+              <w:spacing w:after="120"/>
+              <w:rPr>
+                <w:rFonts w:eastAsia="Calibri"/>
+                <w:b/>
+                <w:bCs/>
+                <w:sz w:val="20"/>
+                <w:szCs w:val="20"/>
+              </w:rPr>
+            </w:pPr>
+            <w:r>
+              <w:rPr>
+                <w:rFonts w:eastAsia="Calibri"/>
+                <w:b/>
+                <w:bCs/>
+                <w:sz w:val="20"/>
+                <w:szCs w:val="20"/>
+              </w:rPr>
+              <w:t>Resuelto</w:t>
+            </w:r>
+          </w:p>
+        </w:tc>
+        <w:tc>
+          <w:tcPr>
+            <w:tcW w:w="6460" w:type="dxa"/>
+            <w:tcBorders>
+              <w:top w:val="single" w:sz="4" w:space="0" w:color="000000"/>
+              <w:left w:val="single" w:sz="4" w:space="0" w:color="000000"/>
+              <w:bottom w:val="single" w:sz="4" w:space="0" w:color="000000"/>
+              <w:right w:val="single" w:sz="4" w:space="0" w:color="000000"/>
+            </w:tcBorders>
+          </w:tcPr>
+          <w:p>
+            <w:pPr>
+              <w:spacing w:after="120"/>
+              <w:rPr>
+                <w:rFonts w:eastAsia="Calibri"/>
+                <w:sz w:val="20"/>
+                <w:szCs w:val="20"/>
+              </w:rPr>
+            </w:pPr>
+            <w:r>
+              <w:rPr>
+                <w:rFonts w:eastAsia="Calibri"/>
+                <w:sz w:val="20"/>
+                <w:szCs w:val="20"/>
+              </w:rPr>
+              <w:t>Cerrado, En proceso</w:t>
+            </w:r>
+          </w:p>
+        </w:tc>
+      </w:tr>
+      <w:tr>
+        <w:tc>
+          <w:tcPr>
+            <w:tcW w:w="2900" w:type="dxa"/>
+            <w:tcBorders>
+              <w:top w:val="single" w:sz="4" w:space="0" w:color="000000"/>
+              <w:left w:val="single" w:sz="4" w:space="0" w:color="000000"/>
+              <w:bottom w:val="single" w:sz="4" w:space="0" w:color="000000"/>
+              <w:right w:val="single" w:sz="4" w:space="0" w:color="000000"/>
+            </w:tcBorders>
+          </w:tcPr>
+          <w:p>
+            <w:pPr>
+              <w:spacing w:after="120"/>
+              <w:rPr>
+                <w:rFonts w:eastAsia="Calibri"/>
+                <w:b/>
+                <w:bCs/>
+                <w:sz w:val="20"/>
+                <w:szCs w:val="20"/>
+              </w:rPr>
+            </w:pPr>
+            <w:r>
+              <w:rPr>
+                <w:rFonts w:eastAsia="Calibri"/>
+                <w:b/>
+                <w:bCs/>
+                <w:sz w:val="20"/>
+                <w:szCs w:val="20"/>
+              </w:rPr>
+              <w:t>Escalado</w:t>
+            </w:r>
+          </w:p>
+        </w:tc>
+        <w:tc>
+          <w:tcPr>
+            <w:tcW w:w="6460" w:type="dxa"/>
+            <w:tcBorders>
+              <w:top w:val="single" w:sz="4" w:space="0" w:color="000000"/>
+              <w:left w:val="single" w:sz="4" w:space="0" w:color="000000"/>
+              <w:bottom w:val="single" w:sz="4" w:space="0" w:color="000000"/>
+              <w:right w:val="single" w:sz="4" w:space="0" w:color="000000"/>
+            </w:tcBorders>
+          </w:tcPr>
+          <w:p>
+            <w:pPr>
+              <w:spacing w:after="120"/>
+              <w:rPr>
+                <w:rFonts w:eastAsia="Calibri"/>
+                <w:sz w:val="20"/>
+                <w:szCs w:val="20"/>
+              </w:rPr>
+            </w:pPr>
+            <w:r>
+              <w:rPr>
+                <w:rFonts w:eastAsia="Calibri"/>
+                <w:sz w:val="20"/>
+                <w:szCs w:val="20"/>
+              </w:rPr>
+              <w:t>Ninguna. El caso pasa a conocimiento del Supervisor de Soporte.</w:t>
+            </w:r>
+          </w:p>
+        </w:tc>
+      </w:tr>
+      <w:tr>
+        <w:tc>
+          <w:tcPr>
+            <w:tcW w:w="2900" w:type="dxa"/>
+            <w:tcBorders>
+              <w:top w:val="single" w:sz="4" w:space="0" w:color="000000"/>
+              <w:left w:val="single" w:sz="4" w:space="0" w:color="000000"/>
+              <w:bottom w:val="single" w:sz="4" w:space="0" w:color="000000"/>
+              <w:right w:val="single" w:sz="4" w:space="0" w:color="000000"/>
+            </w:tcBorders>
+          </w:tcPr>
+          <w:p>
+            <w:pPr>
+              <w:spacing w:after="120"/>
+              <w:rPr>
+                <w:rFonts w:eastAsia="Calibri"/>
+                <w:b/>
+                <w:bCs/>
+                <w:sz w:val="20"/>
+                <w:szCs w:val="20"/>
+              </w:rPr>
+            </w:pPr>
+            <w:r>
+              <w:rPr>
+                <w:rFonts w:eastAsia="Calibri"/>
+                <w:b/>
+                <w:bCs/>
+                <w:sz w:val="20"/>
+                <w:szCs w:val="20"/>
+              </w:rPr>
+              <w:t>Cerrado</w:t>
+            </w:r>
+          </w:p>
+        </w:tc>
+        <w:tc>
+          <w:tcPr>
+            <w:tcW w:w="6460" w:type="dxa"/>
+            <w:tcBorders>
+              <w:top w:val="single" w:sz="4" w:space="0" w:color="000000"/>
+              <w:left w:val="single" w:sz="4" w:space="0" w:color="000000"/>
+              <w:bottom w:val="single" w:sz="4" w:space="0" w:color="000000"/>
+              <w:right w:val="single" w:sz="4" w:space="0" w:color="000000"/>
+            </w:tcBorders>
+          </w:tcPr>
+          <w:p>
+            <w:pPr>
+              <w:spacing w:after="120"/>
+              <w:rPr>
+                <w:rFonts w:eastAsia="Calibri"/>
+                <w:sz w:val="20"/>
+                <w:szCs w:val="20"/>
+              </w:rPr>
+            </w:pPr>
+            <w:r>
+              <w:rPr>
+                <w:rFonts w:eastAsia="Calibri"/>
+                <w:sz w:val="20"/>
+                <w:szCs w:val="20"/>
+              </w:rPr>
+              <w:t>Ninguna. El caso concluyó.</w:t>
+            </w:r>
+          </w:p>
+        </w:tc>
+      </w:tr>
+      <w:tr>
+        <w:tc>
+          <w:tcPr>
+            <w:tcW w:w="2900" w:type="dxa"/>
+            <w:tcBorders>
+              <w:top w:val="single" w:sz="4" w:space="0" w:color="000000"/>
+              <w:left w:val="single" w:sz="4" w:space="0" w:color="000000"/>
+              <w:bottom w:val="single" w:sz="4" w:space="0" w:color="000000"/>
+              <w:right w:val="single" w:sz="4" w:space="0" w:color="000000"/>
+            </w:tcBorders>
+          </w:tcPr>
+          <w:p>
+            <w:pPr>
+              <w:spacing w:after="120"/>
+              <w:rPr>
+                <w:rFonts w:eastAsia="Calibri"/>
+                <w:b/>
+                <w:bCs/>
+                <w:sz w:val="20"/>
+                <w:szCs w:val="20"/>
+              </w:rPr>
+            </w:pPr>
+            <w:r>
+              <w:rPr>
+                <w:rFonts w:eastAsia="Calibri"/>
+                <w:b/>
+                <w:bCs/>
+                <w:sz w:val="20"/>
+                <w:szCs w:val="20"/>
+              </w:rPr>
+              <w:t>Improcedente</w:t>
+            </w:r>
+          </w:p>
+        </w:tc>
+        <w:tc>
+          <w:tcPr>
+            <w:tcW w:w="6460" w:type="dxa"/>
+            <w:tcBorders>
+              <w:top w:val="single" w:sz="4" w:space="0" w:color="000000"/>
+              <w:left w:val="single" w:sz="4" w:space="0" w:color="000000"/>
+              <w:bottom w:val="single" w:sz="4" w:space="0" w:color="000000"/>
+              <w:right w:val="single" w:sz="4" w:space="0" w:color="000000"/>
+            </w:tcBorders>
+          </w:tcPr>
+          <w:p>
+            <w:pPr>
+              <w:spacing w:after="120"/>
+              <w:rPr>
+                <w:rFonts w:eastAsia="Calibri"/>
+                <w:sz w:val="20"/>
+                <w:szCs w:val="20"/>
+              </w:rPr>
+            </w:pPr>
+            <w:r>
+              <w:rPr>
+                <w:rFonts w:eastAsia="Calibri"/>
+                <w:sz w:val="20"/>
+                <w:szCs w:val="20"/>
+              </w:rPr>
+              <w:t>Ninguna. El caso concluyó.</w:t>
+            </w:r>
+          </w:p>
+        </w:tc>
+      </w:tr>
+    </w:tbl>
+    <w:p>
+      <w:pPr>
+        <w:spacing w:after="120"/>
+      </w:pPr>
+    </w:p>
+    <w:p>
+      <w:pPr>
+        <w:spacing w:after="120" w:line="276" w:lineRule="auto"/>
+      </w:pPr>
+      <w:r>
+        <w:rPr>
+          <w:rFonts w:eastAsia="Calibri"/>
+          <w:sz w:val="22"/>
+          <w:szCs w:val="22"/>
+        </w:rPr>
+        <w:t>Todo traslado distinto a los señalados es rechazado por el sistema.</w:t>
+      </w:r>
+    </w:p>
+    <w:p>
+      <w:pPr>
+        <w:spacing w:before="160" w:after="100"/>
+        <w:rPr>
+          <w:rFonts w:eastAsia="Calibri"/>
+          <w:b/>
+          <w:bCs/>
+          <w:sz w:val="22"/>
+          <w:szCs w:val="22"/>
+        </w:rPr>
+      </w:pPr>
+      <w:r>
+        <w:rPr>
+          <w:rFonts w:eastAsia="Calibri"/>
+          <w:b/>
+          <w:bCs/>
+          <w:sz w:val="22"/>
+          <w:szCs w:val="22"/>
+        </w:rPr>
+        <w:t>RN04 Obligatoriedad del avance</w:t>
+      </w:r>
+    </w:p>
+    <w:p>
+      <w:pPr>
+        <w:spacing w:after="120" w:line="276" w:lineRule="auto"/>
+      </w:pPr>
+      <w:r>
+        <w:rPr>
+          <w:rFonts w:eastAsia="Calibri"/>
+          <w:sz w:val="22"/>
+          <w:szCs w:val="22"/>
+        </w:rPr>
+        <w:t>Toda gestión sobre un caso exige que el técnico redacte el avance correspondiente. El sistema no permite trasladar un caso de una situación a otra sin dejar constancia escrita de la razón que lo motiva.</w:t>
+      </w:r>
+    </w:p>
+    <w:p>
+      <w:pPr>
+        <w:spacing w:before="160" w:after="100"/>
+        <w:rPr>
+          <w:rFonts w:eastAsia="Calibri"/>
+          <w:b/>
+          <w:bCs/>
+          <w:sz w:val="22"/>
+          <w:szCs w:val="22"/>
+        </w:rPr>
+      </w:pPr>
+      <w:r>
+        <w:rPr>
+          <w:rFonts w:eastAsia="Calibri"/>
+          <w:b/>
+          <w:bCs/>
+          <w:sz w:val="22"/>
+          <w:szCs w:val="22"/>
+        </w:rPr>
+        <w:t>RN05 Inalterabilidad del historial</w:t>
+      </w:r>
+    </w:p>
+    <w:p>
+      <w:pPr>
+        <w:spacing w:after="120" w:line="276" w:lineRule="auto"/>
+      </w:pPr>
+      <w:r>
+        <w:rPr>
+          <w:rFonts w:eastAsia="Calibri"/>
+          <w:sz w:val="22"/>
+          <w:szCs w:val="22"/>
+        </w:rPr>
+        <w:t>Los avances registrados no pueden ser modificados ni eliminados. Si un técnico advierte un error en un avance ya registrado, deberá consignar un nuevo avance que lo corrija, conservándose ambos en el historial del caso.</w:t>
+      </w:r>
+    </w:p>
+    <w:p>
+      <w:pPr>
+        <w:spacing w:before="160" w:after="100"/>
+        <w:rPr>
+          <w:rFonts w:eastAsia="Calibri"/>
+          <w:b/>
+          <w:bCs/>
+          <w:sz w:val="22"/>
+          <w:szCs w:val="22"/>
+        </w:rPr>
+      </w:pPr>
+      <w:r>
+        <w:rPr>
+          <w:rFonts w:eastAsia="Calibri"/>
+          <w:b/>
+          <w:bCs/>
+          <w:sz w:val="22"/>
+          <w:szCs w:val="22"/>
+        </w:rPr>
+        <w:t>RN06 Confidencialidad de los avances</w:t>
+      </w:r>
+    </w:p>
+    <w:p>
+      <w:pPr>
+        <w:spacing w:after="120" w:line="276" w:lineRule="auto"/>
+      </w:pPr>
+      <w:r>
+        <w:rPr>
+          <w:rFonts w:eastAsia="Calibri"/>
+          <w:sz w:val="22"/>
+          <w:szCs w:val="22"/>
+        </w:rPr>
+        <w:t xml:space="preserve">Los avances registrados por el técnico constituyen documentación interna de </w:t>
+      </w:r>
+      <w:proofErr w:type="spellStart"/>
+      <w:r>
+        <w:rPr>
+          <w:rFonts w:eastAsia="Calibri"/>
+          <w:sz w:val="22"/>
+          <w:szCs w:val="22"/>
+        </w:rPr>
+        <w:t>SolTec</w:t>
+      </w:r>
+      <w:proofErr w:type="spellEnd"/>
+      <w:r>
+        <w:rPr>
+          <w:rFonts w:eastAsia="Calibri"/>
+          <w:sz w:val="22"/>
+          <w:szCs w:val="22"/>
+        </w:rPr>
+        <w:t xml:space="preserve"> y no son visibles para el cliente. El cliente conoce el curso de su solicitud a través de la situación en que esta se encuentra y, una vez resuelta, de la solución documentada.</w:t>
+      </w:r>
+    </w:p>
+    <w:p>
+      <w:pPr>
+        <w:spacing w:before="160" w:after="100"/>
+        <w:rPr>
+          <w:rFonts w:eastAsia="Calibri"/>
+          <w:b/>
+          <w:bCs/>
+          <w:sz w:val="22"/>
+          <w:szCs w:val="22"/>
+        </w:rPr>
+      </w:pPr>
+      <w:r>
+        <w:rPr>
+          <w:rFonts w:eastAsia="Calibri"/>
+          <w:b/>
+          <w:bCs/>
+          <w:sz w:val="22"/>
+          <w:szCs w:val="22"/>
+        </w:rPr>
+        <w:t>RN07 Registro en bitácora</w:t>
+      </w:r>
+    </w:p>
+    <w:p>
+      <w:pPr>
+        <w:spacing w:after="120" w:line="276" w:lineRule="auto"/>
+      </w:pPr>
+      <w:r>
+        <w:rPr>
+          <w:rFonts w:eastAsia="Calibri"/>
+          <w:sz w:val="22"/>
+          <w:szCs w:val="22"/>
+        </w:rPr>
+        <w:t>Toda gestión realizada sobre un caso, así como todo intento de consultar un caso no asignado, queda asentada en la bitácora del sistema, indicando el técnico, la fecha, la hora y la dirección IP de origen. Este registro no puede ser modificado ni eliminado.</w:t>
+      </w:r>
+    </w:p>
+    <w:p>
+      <w:pPr>
+        <w:spacing w:before="160" w:after="100"/>
+        <w:rPr>
+          <w:rFonts w:eastAsia="Calibri"/>
+          <w:b/>
+          <w:bCs/>
+          <w:sz w:val="22"/>
+          <w:szCs w:val="22"/>
+        </w:rPr>
+      </w:pPr>
+      <w:r>
+        <w:rPr>
+          <w:rFonts w:eastAsia="Calibri"/>
+          <w:b/>
+          <w:bCs/>
+          <w:sz w:val="22"/>
+          <w:szCs w:val="22"/>
+        </w:rPr>
+        <w:t>RN08 Documentación de la solución</w:t>
+      </w:r>
+    </w:p>
+    <w:p>
+      <w:pPr>
+        <w:spacing w:after="120" w:line="276" w:lineRule="auto"/>
+      </w:pPr>
+      <w:r>
+        <w:rPr>
+          <w:rFonts w:eastAsia="Calibri"/>
+          <w:sz w:val="22"/>
+          <w:szCs w:val="22"/>
+        </w:rPr>
+        <w:t>Al trasladar un caso a la situación “Resuelto”, el avance redactado por el técnico se conserva como la solución brindada. Esta constituye la única información redactada por el técnico que el cliente llega a conocer.</w:t>
+      </w:r>
+    </w:p>
+    <w:p>
+      <w:pPr>
+        <w:spacing w:before="160" w:after="100"/>
+        <w:rPr>
+          <w:rFonts w:eastAsia="Calibri"/>
+          <w:b/>
+          <w:bCs/>
+          <w:sz w:val="22"/>
+          <w:szCs w:val="22"/>
+        </w:rPr>
+      </w:pPr>
+      <w:r>
+        <w:rPr>
+          <w:rFonts w:eastAsia="Calibri"/>
+          <w:b/>
+          <w:bCs/>
+          <w:sz w:val="22"/>
+          <w:szCs w:val="22"/>
+        </w:rPr>
+        <w:t>RN09 Escalamiento</w:t>
       </w:r>
     </w:p>
     <w:p>
@@ -2037,16 +6005,21 @@
         <w:pStyle w:val="Prrafodelista"/>
         <w:numPr>
           <w:ilvl w:val="0"/>
-          <w:numId w:val="39"/>
+          <w:numId w:val="16"/>
         </w:numPr>
-        <w:suppressAutoHyphens w:val="0"/>
-        <w:spacing w:after="80" w:line="276" w:lineRule="auto"/>
-      </w:pPr>
-      <w:r>
-        <w:rPr>
-          <w:rFonts w:eastAsia="Calibri"/>
-        </w:rPr>
-        <w:t>Encontrándose el caso resuelto, el técnico establece que la solución no fue satisfactoria.</w:t>
+        <w:spacing w:after="80"/>
+        <w:rPr>
+          <w:sz w:val="22"/>
+          <w:szCs w:val="22"/>
+        </w:rPr>
+      </w:pPr>
+      <w:r>
+        <w:rPr>
+          <w:sz w:val="22"/>
+          <w:szCs w:val="22"/>
+        </w:rPr>
+        <w:lastRenderedPageBreak/>
+        <w:t>El técnico escala el caso cuando su resolución excede su ámbito de competencia o cuando advierte circunstancias que ameritan el conocimiento del Supervisor de Soporte.</w:t>
       </w:r>
     </w:p>
     <w:p>
@@ -2054,16 +6027,42 @@
         <w:pStyle w:val="Prrafodelista"/>
         <w:numPr>
           <w:ilvl w:val="0"/>
-          <w:numId w:val="39"/>
+          <w:numId w:val="16"/>
         </w:numPr>
-        <w:suppressAutoHyphens w:val="0"/>
-        <w:spacing w:after="80" w:line="276" w:lineRule="auto"/>
-      </w:pPr>
-      <w:r>
+        <w:spacing w:after="80"/>
+        <w:rPr>
+          <w:sz w:val="22"/>
+          <w:szCs w:val="22"/>
+        </w:rPr>
+      </w:pPr>
+      <w:r>
+        <w:rPr>
+          <w:sz w:val="22"/>
+          <w:szCs w:val="22"/>
+        </w:rPr>
+        <w:t>El caso escalado no retorna a la bolsa de casos pendientes ni se asigna a otro técnico de manera automática.</w:t>
+      </w:r>
+    </w:p>
+    <w:p>
+      <w:pPr>
+        <w:spacing w:before="160" w:after="100"/>
         <w:rPr>
           <w:rFonts w:eastAsia="Calibri"/>
-        </w:rPr>
-        <w:t>El técnico traslada el caso nuevamente a la situación “En proceso”.</w:t>
+          <w:b/>
+          <w:bCs/>
+          <w:sz w:val="22"/>
+          <w:szCs w:val="22"/>
+        </w:rPr>
+      </w:pPr>
+      <w:r>
+        <w:rPr>
+          <w:rFonts w:eastAsia="Calibri"/>
+          <w:b/>
+          <w:bCs/>
+          <w:sz w:val="22"/>
+          <w:szCs w:val="22"/>
+        </w:rPr>
+        <w:t>RN10 Liberación de capacidad</w:t>
       </w:r>
     </w:p>
     <w:p>
@@ -2071,16 +6070,20 @@
         <w:pStyle w:val="Prrafodelista"/>
         <w:numPr>
           <w:ilvl w:val="0"/>
-          <w:numId w:val="39"/>
+          <w:numId w:val="17"/>
         </w:numPr>
-        <w:suppressAutoHyphens w:val="0"/>
-        <w:spacing w:after="80" w:line="276" w:lineRule="auto"/>
-      </w:pPr>
-      <w:r>
-        <w:rPr>
-          <w:rFonts w:eastAsia="Calibri"/>
-        </w:rPr>
-        <w:t>El sistema exige que el avance exponga el motivo por el cual se retoma la atención.</w:t>
+        <w:spacing w:after="80"/>
+        <w:rPr>
+          <w:sz w:val="22"/>
+          <w:szCs w:val="22"/>
+        </w:rPr>
+      </w:pPr>
+      <w:r>
+        <w:rPr>
+          <w:sz w:val="22"/>
+          <w:szCs w:val="22"/>
+        </w:rPr>
+        <w:t>Al concluir la atención de un caso, la capacidad ocupada por este queda liberada.</w:t>
       </w:r>
     </w:p>
     <w:p>
@@ -2088,16 +6091,42 @@
         <w:pStyle w:val="Prrafodelista"/>
         <w:numPr>
           <w:ilvl w:val="0"/>
-          <w:numId w:val="39"/>
+          <w:numId w:val="17"/>
         </w:numPr>
-        <w:suppressAutoHyphens w:val="0"/>
-        <w:spacing w:after="80" w:line="276" w:lineRule="auto"/>
-      </w:pPr>
-      <w:r>
+        <w:spacing w:after="80"/>
+        <w:rPr>
+          <w:sz w:val="22"/>
+          <w:szCs w:val="22"/>
+        </w:rPr>
+      </w:pPr>
+      <w:r>
+        <w:rPr>
+          <w:sz w:val="22"/>
+          <w:szCs w:val="22"/>
+        </w:rPr>
+        <w:t>El sistema aprovecha esa capacidad para asignar al técnico un nuevo caso de los que se encuentren pendientes de atención.</w:t>
+      </w:r>
+    </w:p>
+    <w:p>
+      <w:pPr>
+        <w:spacing w:before="160" w:after="100"/>
         <w:rPr>
           <w:rFonts w:eastAsia="Calibri"/>
-        </w:rPr>
-        <w:t>El sistema conserva íntegro el historial de la atención anterior.</w:t>
+          <w:b/>
+          <w:bCs/>
+          <w:sz w:val="22"/>
+          <w:szCs w:val="22"/>
+        </w:rPr>
+      </w:pPr>
+      <w:r>
+        <w:rPr>
+          <w:rFonts w:eastAsia="Calibri"/>
+          <w:b/>
+          <w:bCs/>
+          <w:sz w:val="22"/>
+          <w:szCs w:val="22"/>
+        </w:rPr>
+        <w:t>RN11 Improcedencia</w:t>
       </w:r>
     </w:p>
     <w:p>
@@ -2105,496 +6134,36 @@
         <w:pStyle w:val="Prrafodelista"/>
         <w:numPr>
           <w:ilvl w:val="0"/>
-          <w:numId w:val="39"/>
+          <w:numId w:val="18"/>
         </w:numPr>
-        <w:suppressAutoHyphens w:val="0"/>
-        <w:spacing w:after="80" w:line="276" w:lineRule="auto"/>
-      </w:pPr>
-      <w:r>
-        <w:rPr>
-          <w:rFonts w:eastAsia="Calibri"/>
-        </w:rPr>
-        <w:t>Fin del flujo alterno.</w:t>
-      </w:r>
-    </w:p>
-    <w:p>
-      <w:pPr>
-        <w:pStyle w:val="Ttulo2"/>
-        <w:numPr>
-          <w:ilvl w:val="0"/>
-          <w:numId w:val="0"/>
-        </w:numPr>
-        <w:spacing w:before="240" w:after="140"/>
-      </w:pPr>
-      <w:r>
-        <w:t>2.5 Reglas de Negocio</w:t>
-      </w:r>
-    </w:p>
-    <w:p>
-      <w:pPr>
-        <w:spacing w:before="160" w:after="100"/>
-      </w:pPr>
-      <w:r>
-        <w:rPr>
-          <w:rFonts w:eastAsia="Calibri"/>
-          <w:b/>
-          <w:bCs/>
-        </w:rPr>
-        <w:t>RN01 Obligatoriedad del avance</w:t>
-      </w:r>
-    </w:p>
-    <w:p>
-      <w:pPr>
-        <w:spacing w:after="120" w:line="276" w:lineRule="auto"/>
-      </w:pPr>
-      <w:r>
-        <w:rPr>
-          <w:rFonts w:eastAsia="Calibri"/>
-        </w:rPr>
-        <w:t>Toda gestión sobre un caso exige que el técnico redacte el avance correspondiente. El sistema no permite trasladar un caso de una situación a otra sin dejar constancia escrita de la razón que lo motiva.</w:t>
-      </w:r>
-    </w:p>
-    <w:p>
-      <w:pPr>
-        <w:spacing w:before="160" w:after="100"/>
-      </w:pPr>
-      <w:r>
-        <w:rPr>
-          <w:rFonts w:eastAsia="Calibri"/>
-          <w:b/>
-          <w:bCs/>
-        </w:rPr>
-        <w:t>RN02 Traslados permitidos</w:t>
-      </w:r>
-    </w:p>
-    <w:p>
-      <w:pPr>
-        <w:spacing w:after="120" w:line="276" w:lineRule="auto"/>
-      </w:pPr>
-      <w:r>
-        <w:rPr>
-          <w:rFonts w:eastAsia="Calibri"/>
-        </w:rPr>
-        <w:t>El sistema únicamente admite los traslados que se detallan a continuación, con el objeto de que la atención siga un curso ordenado:</w:t>
-      </w:r>
-    </w:p>
-    <w:tbl>
-      <w:tblPr>
-        <w:tblW w:w="9360" w:type="dxa"/>
-        <w:tblBorders>
-          <w:top w:val="single" w:sz="4" w:space="0" w:color="auto"/>
-          <w:left w:val="single" w:sz="4" w:space="0" w:color="auto"/>
-          <w:bottom w:val="single" w:sz="4" w:space="0" w:color="auto"/>
-          <w:right w:val="single" w:sz="4" w:space="0" w:color="auto"/>
-          <w:insideH w:val="single" w:sz="4" w:space="0" w:color="auto"/>
-          <w:insideV w:val="single" w:sz="4" w:space="0" w:color="auto"/>
-        </w:tblBorders>
-        <w:tblCellMar>
-          <w:left w:w="10" w:type="dxa"/>
-          <w:right w:w="10" w:type="dxa"/>
-        </w:tblCellMar>
-        <w:tblLook w:val="04A0" w:firstRow="1" w:lastRow="0" w:firstColumn="1" w:lastColumn="0" w:noHBand="0" w:noVBand="1"/>
-      </w:tblPr>
-      <w:tblGrid>
-        <w:gridCol w:w="3200"/>
-        <w:gridCol w:w="6160"/>
-      </w:tblGrid>
-      <w:tr>
-        <w:tblPrEx>
-          <w:tblCellMar>
-            <w:top w:w="0" w:type="dxa"/>
-            <w:bottom w:w="0" w:type="dxa"/>
-          </w:tblCellMar>
-        </w:tblPrEx>
-        <w:trPr>
-          <w:tblHeader/>
-        </w:trPr>
-        <w:tc>
-          <w:tcPr>
-            <w:tcW w:w="3200" w:type="dxa"/>
-            <w:shd w:val="clear" w:color="auto" w:fill="DEEAF6"/>
-            <w:tcMar>
-              <w:top w:w="60" w:type="dxa"/>
-              <w:left w:w="100" w:type="dxa"/>
-              <w:bottom w:w="60" w:type="dxa"/>
-              <w:right w:w="100" w:type="dxa"/>
-            </w:tcMar>
-          </w:tcPr>
-          <w:p>
-            <w:r>
-              <w:rPr>
-                <w:rFonts w:eastAsia="Calibri"/>
-                <w:b/>
-                <w:bCs/>
-              </w:rPr>
-              <w:t>Situación actual del caso</w:t>
-            </w:r>
-          </w:p>
-        </w:tc>
-        <w:tc>
-          <w:tcPr>
-            <w:tcW w:w="6160" w:type="dxa"/>
-            <w:shd w:val="clear" w:color="auto" w:fill="DEEAF6"/>
-            <w:tcMar>
-              <w:top w:w="60" w:type="dxa"/>
-              <w:left w:w="100" w:type="dxa"/>
-              <w:bottom w:w="60" w:type="dxa"/>
-              <w:right w:w="100" w:type="dxa"/>
-            </w:tcMar>
-          </w:tcPr>
-          <w:p>
-            <w:r>
-              <w:rPr>
-                <w:rFonts w:eastAsia="Calibri"/>
-                <w:b/>
-                <w:bCs/>
-              </w:rPr>
-              <w:t>Situaciones a las que puede trasladarse</w:t>
-            </w:r>
-          </w:p>
-        </w:tc>
-      </w:tr>
-      <w:tr>
-        <w:tblPrEx>
-          <w:tblCellMar>
-            <w:top w:w="0" w:type="dxa"/>
-            <w:bottom w:w="0" w:type="dxa"/>
-          </w:tblCellMar>
-        </w:tblPrEx>
-        <w:tc>
-          <w:tcPr>
-            <w:tcW w:w="3200" w:type="dxa"/>
-            <w:tcMar>
-              <w:top w:w="60" w:type="dxa"/>
-              <w:left w:w="100" w:type="dxa"/>
-              <w:bottom w:w="60" w:type="dxa"/>
-              <w:right w:w="100" w:type="dxa"/>
-            </w:tcMar>
-          </w:tcPr>
-          <w:p>
-            <w:r>
-              <w:rPr>
-                <w:rFonts w:eastAsia="Calibri"/>
-                <w:b/>
-                <w:bCs/>
-              </w:rPr>
-              <w:t>Asignado</w:t>
-            </w:r>
-          </w:p>
-        </w:tc>
-        <w:tc>
-          <w:tcPr>
-            <w:tcW w:w="6160" w:type="dxa"/>
-            <w:tcMar>
-              <w:top w:w="60" w:type="dxa"/>
-              <w:left w:w="100" w:type="dxa"/>
-              <w:bottom w:w="60" w:type="dxa"/>
-              <w:right w:w="100" w:type="dxa"/>
-            </w:tcMar>
-          </w:tcPr>
-          <w:p>
-            <w:r>
-              <w:rPr>
-                <w:rFonts w:eastAsia="Calibri"/>
-              </w:rPr>
-              <w:t>En proceso, Resuelto, Escalado, Improcedente</w:t>
-            </w:r>
-          </w:p>
-        </w:tc>
-      </w:tr>
-      <w:tr>
-        <w:tblPrEx>
-          <w:tblCellMar>
-            <w:top w:w="0" w:type="dxa"/>
-            <w:bottom w:w="0" w:type="dxa"/>
-          </w:tblCellMar>
-        </w:tblPrEx>
-        <w:tc>
-          <w:tcPr>
-            <w:tcW w:w="3200" w:type="dxa"/>
-            <w:tcMar>
-              <w:top w:w="60" w:type="dxa"/>
-              <w:left w:w="100" w:type="dxa"/>
-              <w:bottom w:w="60" w:type="dxa"/>
-              <w:right w:w="100" w:type="dxa"/>
-            </w:tcMar>
-          </w:tcPr>
-          <w:p>
-            <w:r>
-              <w:rPr>
-                <w:rFonts w:eastAsia="Calibri"/>
-                <w:b/>
-                <w:bCs/>
-              </w:rPr>
-              <w:t>En proceso</w:t>
-            </w:r>
-          </w:p>
-        </w:tc>
-        <w:tc>
-          <w:tcPr>
-            <w:tcW w:w="6160" w:type="dxa"/>
-            <w:tcMar>
-              <w:top w:w="60" w:type="dxa"/>
-              <w:left w:w="100" w:type="dxa"/>
-              <w:bottom w:w="60" w:type="dxa"/>
-              <w:right w:w="100" w:type="dxa"/>
-            </w:tcMar>
-          </w:tcPr>
-          <w:p>
-            <w:r>
-              <w:rPr>
-                <w:rFonts w:eastAsia="Calibri"/>
-              </w:rPr>
-              <w:t>Resuelto, Escalado, Improcedente</w:t>
-            </w:r>
-          </w:p>
-        </w:tc>
-      </w:tr>
-      <w:tr>
-        <w:tblPrEx>
-          <w:tblCellMar>
-            <w:top w:w="0" w:type="dxa"/>
-            <w:bottom w:w="0" w:type="dxa"/>
-          </w:tblCellMar>
-        </w:tblPrEx>
-        <w:tc>
-          <w:tcPr>
-            <w:tcW w:w="3200" w:type="dxa"/>
-            <w:tcMar>
-              <w:top w:w="60" w:type="dxa"/>
-              <w:left w:w="100" w:type="dxa"/>
-              <w:bottom w:w="60" w:type="dxa"/>
-              <w:right w:w="100" w:type="dxa"/>
-            </w:tcMar>
-          </w:tcPr>
-          <w:p>
-            <w:r>
-              <w:rPr>
-                <w:rFonts w:eastAsia="Calibri"/>
-                <w:b/>
-                <w:bCs/>
-              </w:rPr>
-              <w:lastRenderedPageBreak/>
-              <w:t>Resuelto</w:t>
-            </w:r>
-          </w:p>
-        </w:tc>
-        <w:tc>
-          <w:tcPr>
-            <w:tcW w:w="6160" w:type="dxa"/>
-            <w:tcMar>
-              <w:top w:w="60" w:type="dxa"/>
-              <w:left w:w="100" w:type="dxa"/>
-              <w:bottom w:w="60" w:type="dxa"/>
-              <w:right w:w="100" w:type="dxa"/>
-            </w:tcMar>
-          </w:tcPr>
-          <w:p>
-            <w:r>
-              <w:rPr>
-                <w:rFonts w:eastAsia="Calibri"/>
-              </w:rPr>
-              <w:t>Cerrado, En proceso</w:t>
-            </w:r>
-          </w:p>
-        </w:tc>
-      </w:tr>
-      <w:tr>
-        <w:tblPrEx>
-          <w:tblCellMar>
-            <w:top w:w="0" w:type="dxa"/>
-            <w:bottom w:w="0" w:type="dxa"/>
-          </w:tblCellMar>
-        </w:tblPrEx>
-        <w:tc>
-          <w:tcPr>
-            <w:tcW w:w="3200" w:type="dxa"/>
-            <w:tcMar>
-              <w:top w:w="60" w:type="dxa"/>
-              <w:left w:w="100" w:type="dxa"/>
-              <w:bottom w:w="60" w:type="dxa"/>
-              <w:right w:w="100" w:type="dxa"/>
-            </w:tcMar>
-          </w:tcPr>
-          <w:p>
-            <w:r>
-              <w:rPr>
-                <w:rFonts w:eastAsia="Calibri"/>
-                <w:b/>
-                <w:bCs/>
-              </w:rPr>
-              <w:t>Escalado</w:t>
-            </w:r>
-          </w:p>
-        </w:tc>
-        <w:tc>
-          <w:tcPr>
-            <w:tcW w:w="6160" w:type="dxa"/>
-            <w:tcMar>
-              <w:top w:w="60" w:type="dxa"/>
-              <w:left w:w="100" w:type="dxa"/>
-              <w:bottom w:w="60" w:type="dxa"/>
-              <w:right w:w="100" w:type="dxa"/>
-            </w:tcMar>
-          </w:tcPr>
-          <w:p>
-            <w:r>
-              <w:rPr>
-                <w:rFonts w:eastAsia="Calibri"/>
-              </w:rPr>
-              <w:t>Ninguna. El caso pasa a conocimiento del Supervisor de Soporte.</w:t>
-            </w:r>
-          </w:p>
-        </w:tc>
-      </w:tr>
-      <w:tr>
-        <w:tblPrEx>
-          <w:tblCellMar>
-            <w:top w:w="0" w:type="dxa"/>
-            <w:bottom w:w="0" w:type="dxa"/>
-          </w:tblCellMar>
-        </w:tblPrEx>
-        <w:tc>
-          <w:tcPr>
-            <w:tcW w:w="3200" w:type="dxa"/>
-            <w:tcMar>
-              <w:top w:w="60" w:type="dxa"/>
-              <w:left w:w="100" w:type="dxa"/>
-              <w:bottom w:w="60" w:type="dxa"/>
-              <w:right w:w="100" w:type="dxa"/>
-            </w:tcMar>
-          </w:tcPr>
-          <w:p>
-            <w:r>
-              <w:rPr>
-                <w:rFonts w:eastAsia="Calibri"/>
-                <w:b/>
-                <w:bCs/>
-              </w:rPr>
-              <w:t>Cerrado</w:t>
-            </w:r>
-          </w:p>
-        </w:tc>
-        <w:tc>
-          <w:tcPr>
-            <w:tcW w:w="6160" w:type="dxa"/>
-            <w:tcMar>
-              <w:top w:w="60" w:type="dxa"/>
-              <w:left w:w="100" w:type="dxa"/>
-              <w:bottom w:w="60" w:type="dxa"/>
-              <w:right w:w="100" w:type="dxa"/>
-            </w:tcMar>
-          </w:tcPr>
-          <w:p>
-            <w:r>
-              <w:rPr>
-                <w:rFonts w:eastAsia="Calibri"/>
-              </w:rPr>
-              <w:t>Ninguna. El caso concluyó.</w:t>
-            </w:r>
-          </w:p>
-        </w:tc>
-      </w:tr>
-      <w:tr>
-        <w:tblPrEx>
-          <w:tblCellMar>
-            <w:top w:w="0" w:type="dxa"/>
-            <w:bottom w:w="0" w:type="dxa"/>
-          </w:tblCellMar>
-        </w:tblPrEx>
-        <w:tc>
-          <w:tcPr>
-            <w:tcW w:w="3200" w:type="dxa"/>
-            <w:tcMar>
-              <w:top w:w="60" w:type="dxa"/>
-              <w:left w:w="100" w:type="dxa"/>
-              <w:bottom w:w="60" w:type="dxa"/>
-              <w:right w:w="100" w:type="dxa"/>
-            </w:tcMar>
-          </w:tcPr>
-          <w:p>
-            <w:r>
-              <w:rPr>
-                <w:rFonts w:eastAsia="Calibri"/>
-                <w:b/>
-                <w:bCs/>
-              </w:rPr>
-              <w:t>Improcedente</w:t>
-            </w:r>
-          </w:p>
-        </w:tc>
-        <w:tc>
-          <w:tcPr>
-            <w:tcW w:w="6160" w:type="dxa"/>
-            <w:tcMar>
-              <w:top w:w="60" w:type="dxa"/>
-              <w:left w:w="100" w:type="dxa"/>
-              <w:bottom w:w="60" w:type="dxa"/>
-              <w:right w:w="100" w:type="dxa"/>
-            </w:tcMar>
-          </w:tcPr>
-          <w:p>
-            <w:r>
-              <w:rPr>
-                <w:rFonts w:eastAsia="Calibri"/>
-              </w:rPr>
-              <w:t>Ninguna. El caso concluyó.</w:t>
-            </w:r>
-          </w:p>
-        </w:tc>
-      </w:tr>
-    </w:tbl>
-    <w:p>
-      <w:pPr>
-        <w:spacing w:after="120"/>
-      </w:pPr>
-    </w:p>
-    <w:p>
-      <w:pPr>
-        <w:spacing w:after="120" w:line="276" w:lineRule="auto"/>
-      </w:pPr>
-      <w:r>
-        <w:rPr>
-          <w:rFonts w:eastAsia="Calibri"/>
-        </w:rPr>
-        <w:t>Todo traslado distinto a los señalados es rechazado por el sistema.</w:t>
-      </w:r>
-    </w:p>
-    <w:p>
-      <w:pPr>
-        <w:spacing w:before="160" w:after="100"/>
-      </w:pPr>
-      <w:r>
-        <w:rPr>
-          <w:rFonts w:eastAsia="Calibri"/>
-          <w:b/>
-          <w:bCs/>
-        </w:rPr>
-        <w:t>RN03 Documentación de la solución</w:t>
-      </w:r>
-    </w:p>
-    <w:p>
-      <w:pPr>
-        <w:spacing w:after="120" w:line="276" w:lineRule="auto"/>
-      </w:pPr>
-      <w:r>
-        <w:rPr>
-          <w:rFonts w:eastAsia="Calibri"/>
-        </w:rPr>
-        <w:t>Al trasladar un caso a la situación “Resuelto”, el avance redactado por el técnico se conserva como la solución brindada. Esta constituye la única información redactada por el técnico que el cliente llega a conocer.</w:t>
-      </w:r>
-    </w:p>
-    <w:p>
-      <w:pPr>
-        <w:spacing w:before="160" w:after="100"/>
-      </w:pPr>
-      <w:r>
-        <w:rPr>
-          <w:rFonts w:eastAsia="Calibri"/>
-          <w:b/>
-          <w:bCs/>
-        </w:rPr>
-        <w:t>RN04 Escalamiento</w:t>
+        <w:spacing w:after="80"/>
+        <w:rPr>
+          <w:sz w:val="22"/>
+          <w:szCs w:val="22"/>
+        </w:rPr>
+      </w:pPr>
+      <w:r>
+        <w:rPr>
+          <w:sz w:val="22"/>
+          <w:szCs w:val="22"/>
+        </w:rPr>
+        <w:t xml:space="preserve">El técnico declara improcedente el caso cuando la solicitud no corresponde al ámbito de atención de </w:t>
+      </w:r>
+      <w:proofErr w:type="spellStart"/>
+      <w:r>
+        <w:rPr>
+          <w:sz w:val="22"/>
+          <w:szCs w:val="22"/>
+        </w:rPr>
+        <w:t>SolTec</w:t>
+      </w:r>
+      <w:proofErr w:type="spellEnd"/>
+      <w:r>
+        <w:rPr>
+          <w:sz w:val="22"/>
+          <w:szCs w:val="22"/>
+        </w:rPr>
+        <w:t xml:space="preserve"> o cuando reitera una solicitud ya presentada.</w:t>
       </w:r>
     </w:p>
     <w:p>
@@ -2602,228 +6171,20 @@
         <w:pStyle w:val="Prrafodelista"/>
         <w:numPr>
           <w:ilvl w:val="0"/>
-          <w:numId w:val="40"/>
+          <w:numId w:val="18"/>
         </w:numPr>
-        <w:suppressAutoHyphens w:val="0"/>
-        <w:spacing w:after="80" w:line="276" w:lineRule="auto"/>
-      </w:pPr>
-      <w:r>
-        <w:rPr>
-          <w:rFonts w:eastAsia="Calibri"/>
-        </w:rPr>
-        <w:t>El técnico escala el caso cuando su resolución excede su ámbito de competencia o cuando advierte circunstancias que ameritan el conocimiento del Supervisor de Soporte.</w:t>
-      </w:r>
-    </w:p>
-    <w:p>
-      <w:pPr>
-        <w:pStyle w:val="Prrafodelista"/>
-        <w:numPr>
-          <w:ilvl w:val="0"/>
-          <w:numId w:val="40"/>
-        </w:numPr>
-        <w:suppressAutoHyphens w:val="0"/>
-        <w:spacing w:after="80" w:line="276" w:lineRule="auto"/>
-      </w:pPr>
-      <w:r>
-        <w:rPr>
-          <w:rFonts w:eastAsia="Calibri"/>
-        </w:rPr>
-        <w:t>El caso escalado no retorna a la bolsa de casos pendientes ni se asigna a otro técnico de manera automática.</w:t>
-      </w:r>
-    </w:p>
-    <w:p>
-      <w:pPr>
-        <w:spacing w:before="160" w:after="100"/>
-      </w:pPr>
-      <w:r>
-        <w:rPr>
-          <w:rFonts w:eastAsia="Calibri"/>
-          <w:b/>
-          <w:bCs/>
-        </w:rPr>
-        <w:t>RN05 Improcedencia</w:t>
-      </w:r>
-    </w:p>
-    <w:p>
-      <w:pPr>
-        <w:pStyle w:val="Prrafodelista"/>
-        <w:numPr>
-          <w:ilvl w:val="0"/>
-          <w:numId w:val="41"/>
-        </w:numPr>
-        <w:suppressAutoHyphens w:val="0"/>
-        <w:spacing w:after="80" w:line="276" w:lineRule="auto"/>
-      </w:pPr>
-      <w:r>
-        <w:rPr>
-          <w:rFonts w:eastAsia="Calibri"/>
-        </w:rPr>
-        <w:t xml:space="preserve">El técnico declara improcedente el caso cuando la solicitud no corresponde al ámbito de atención de </w:t>
-      </w:r>
-      <w:proofErr w:type="spellStart"/>
-      <w:r>
-        <w:rPr>
-          <w:rFonts w:eastAsia="Calibri"/>
-        </w:rPr>
-        <w:t>SolTec</w:t>
-      </w:r>
-      <w:proofErr w:type="spellEnd"/>
-      <w:r>
-        <w:rPr>
-          <w:rFonts w:eastAsia="Calibri"/>
-        </w:rPr>
-        <w:t xml:space="preserve"> o cuando reitera una solicitud ya presentada.</w:t>
-      </w:r>
-    </w:p>
-    <w:p>
-      <w:pPr>
-        <w:pStyle w:val="Prrafodelista"/>
-        <w:numPr>
-          <w:ilvl w:val="0"/>
-          <w:numId w:val="41"/>
-        </w:numPr>
-        <w:suppressAutoHyphens w:val="0"/>
-        <w:spacing w:after="80" w:line="276" w:lineRule="auto"/>
-      </w:pPr>
-      <w:r>
-        <w:rPr>
-          <w:rFonts w:eastAsia="Calibri"/>
+        <w:spacing w:after="80"/>
+        <w:rPr>
+          <w:sz w:val="22"/>
+          <w:szCs w:val="22"/>
+        </w:rPr>
+      </w:pPr>
+      <w:r>
+        <w:rPr>
+          <w:sz w:val="22"/>
+          <w:szCs w:val="22"/>
         </w:rPr>
         <w:t>El caso improcedente no se computa entre los casos resueltos, con el objeto de no distorsionar las estadísticas de atención.</w:t>
-      </w:r>
-    </w:p>
-    <w:p>
-      <w:pPr>
-        <w:spacing w:before="160" w:after="100"/>
-      </w:pPr>
-      <w:r>
-        <w:rPr>
-          <w:rFonts w:eastAsia="Calibri"/>
-          <w:b/>
-          <w:bCs/>
-        </w:rPr>
-        <w:t>RN06 Registro en bitácora</w:t>
-      </w:r>
-    </w:p>
-    <w:p>
-      <w:pPr>
-        <w:spacing w:after="120" w:line="276" w:lineRule="auto"/>
-      </w:pPr>
-      <w:r>
-        <w:rPr>
-          <w:rFonts w:eastAsia="Calibri"/>
-        </w:rPr>
-        <w:t>Toda gestión realizada sobre un caso queda asentada en la bitácora del sistema, indicando el técnico, la fecha, la hora y la dirección IP de origen. Este registro no puede ser modificado ni eliminado.</w:t>
-      </w:r>
-    </w:p>
-    <w:p>
-      <w:pPr>
-        <w:spacing w:before="160" w:after="100"/>
-      </w:pPr>
-      <w:r>
-        <w:rPr>
-          <w:rFonts w:eastAsia="Calibri"/>
-          <w:b/>
-          <w:bCs/>
-        </w:rPr>
-        <w:t>RN07 Liberación de capacidad</w:t>
-      </w:r>
-    </w:p>
-    <w:p>
-      <w:pPr>
-        <w:pStyle w:val="Prrafodelista"/>
-        <w:numPr>
-          <w:ilvl w:val="0"/>
-          <w:numId w:val="42"/>
-        </w:numPr>
-        <w:suppressAutoHyphens w:val="0"/>
-        <w:spacing w:after="80" w:line="276" w:lineRule="auto"/>
-      </w:pPr>
-      <w:r>
-        <w:rPr>
-          <w:rFonts w:eastAsia="Calibri"/>
-        </w:rPr>
-        <w:t>Al concluir la atención de un caso, la capacidad ocupada por este queda liberada.</w:t>
-      </w:r>
-    </w:p>
-    <w:p>
-      <w:pPr>
-        <w:pStyle w:val="Prrafodelista"/>
-        <w:numPr>
-          <w:ilvl w:val="0"/>
-          <w:numId w:val="42"/>
-        </w:numPr>
-        <w:suppressAutoHyphens w:val="0"/>
-        <w:spacing w:after="80" w:line="276" w:lineRule="auto"/>
-      </w:pPr>
-      <w:r>
-        <w:rPr>
-          <w:rFonts w:eastAsia="Calibri"/>
-        </w:rPr>
-        <w:t>El sistema aprovecha esa capacidad para asignar al técnico un nuevo caso de los que se encuentren pendientes de atención.</w:t>
-      </w:r>
-    </w:p>
-    <w:p>
-      <w:pPr>
-        <w:spacing w:before="160" w:after="100"/>
-      </w:pPr>
-      <w:r>
-        <w:rPr>
-          <w:rFonts w:eastAsia="Calibri"/>
-          <w:b/>
-          <w:bCs/>
-        </w:rPr>
-        <w:t>RN08 Confidencialidad de los avances</w:t>
-      </w:r>
-    </w:p>
-    <w:p>
-      <w:pPr>
-        <w:spacing w:after="120" w:line="276" w:lineRule="auto"/>
-      </w:pPr>
-      <w:r>
-        <w:rPr>
-          <w:rFonts w:eastAsia="Calibri"/>
-        </w:rPr>
-        <w:t xml:space="preserve">Los avances registrados por el técnico constituyen documentación interna de </w:t>
-      </w:r>
-      <w:proofErr w:type="spellStart"/>
-      <w:r>
-        <w:rPr>
-          <w:rFonts w:eastAsia="Calibri"/>
-        </w:rPr>
-        <w:t>SolTec</w:t>
-      </w:r>
-      <w:proofErr w:type="spellEnd"/>
-      <w:r>
-        <w:rPr>
-          <w:rFonts w:eastAsia="Calibri"/>
-        </w:rPr>
-        <w:t xml:space="preserve"> y no son visibles para el cliente. El cliente conoce el curso de su solicitud a través de la situación en que esta se encuentra y, una vez resuelta, de la solución documentada.</w:t>
-      </w:r>
-    </w:p>
-    <w:p>
-      <w:pPr>
-        <w:spacing w:before="160" w:after="100"/>
-      </w:pPr>
-      <w:r>
-        <w:rPr>
-          <w:rFonts w:eastAsia="Calibri"/>
-          <w:b/>
-          <w:bCs/>
-        </w:rPr>
-        <w:t>RN09 Inalterabilidad del historial</w:t>
-      </w:r>
-    </w:p>
-    <w:p>
-      <w:pPr>
-        <w:spacing w:after="120" w:line="276" w:lineRule="auto"/>
-      </w:pPr>
-      <w:r>
-        <w:rPr>
-          <w:rFonts w:eastAsia="Calibri"/>
-        </w:rPr>
-        <w:lastRenderedPageBreak/>
-        <w:t>Los avances registrados no pueden ser modificados ni eliminados. Si un técnico advierte un error en un avance ya registrado, deberá consignar un nuevo avance que lo corrija, conservándose ambos en el historial del caso.</w:t>
       </w:r>
     </w:p>
     <w:p>
@@ -2831,15 +6192,17 @@
         <w:pStyle w:val="Ttulo1"/>
         <w:spacing w:before="300" w:after="160"/>
       </w:pPr>
+    </w:p>
+    <w:p>
+      <w:pPr>
+        <w:pStyle w:val="Ttulo1"/>
+        <w:spacing w:before="300" w:after="160"/>
+      </w:pPr>
       <w:r>
         <w:t>4. Firmas Necesarias</w:t>
       </w:r>
     </w:p>
-    <w:p>
-      <w:pPr>
-        <w:spacing w:after="120"/>
-      </w:pPr>
-    </w:p>
+    <w:p/>
     <w:tbl>
       <w:tblPr>
         <w:tblW w:w="9350" w:type="dxa"/>
@@ -2850,7 +6213,7 @@
           <w:bottom w:w="60" w:type="dxa"/>
           <w:right w:w="100" w:type="dxa"/>
         </w:tblCellMar>
-        <w:tblLook w:val="0000" w:firstRow="0" w:lastRow="0" w:firstColumn="0" w:lastColumn="0" w:noHBand="0" w:noVBand="0"/>
+        <w:tblLook w:val="04A0" w:firstRow="1" w:lastRow="0" w:firstColumn="1" w:lastColumn="0" w:noHBand="0" w:noVBand="1"/>
       </w:tblPr>
       <w:tblGrid>
         <w:gridCol w:w="3100"/>
@@ -2969,7 +6332,7 @@
           </w:tcPr>
           <w:p>
             <w:r>
-              <w:t xml:space="preserve"> </w:t>
+              <w:t xml:space="preserve"> Analista de procesos</w:t>
             </w:r>
           </w:p>
         </w:tc>
@@ -2985,6 +6348,18 @@
           </w:tcPr>
           <w:p>
             <w:r>
+              <w:rPr>
+                <w:noProof/>
+              </w:rPr>
+              <w:pict w14:anchorId="6EA25476">
+                <v:shape id="_x0000_s1026" style="position:absolute;margin-left:2.95pt;margin-top:-1.35pt;width:55.25pt;height:16.1pt;z-index:1;mso-position-horizontal-relative:char;mso-position-vertical-relative:line" coordsize="21600,21600" filled="f">
+                  <v:stroke endcap="round"/>
+                  <o:ink i="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" annotation="t"/>
+                  <w10:wrap anchorx="page" anchory="page"/>
+                </v:shape>
+              </w:pict>
+            </w:r>
+            <w:r>
               <w:t xml:space="preserve"> </w:t>
             </w:r>
           </w:p>
@@ -3042,11 +6417,6 @@
       </w:tr>
     </w:tbl>
     <w:p/>
-    <w:p>
-      <w:pPr>
-        <w:spacing w:after="120"/>
-      </w:pPr>
-    </w:p>
     <w:sectPr>
       <w:pgSz w:w="11906" w:h="16838"/>
       <w:pgMar w:top="1417" w:right="1701" w:bottom="1417" w:left="1701" w:header="0" w:footer="0" w:gutter="0"/>
@@ -3065,333 +6435,123 @@
 <file path=word/numbering.xml><?xml version="1.0" encoding="utf-8"?>
 <w:numbering xmlns:wpc="http://schemas.microsoft.com/office/word/2010/wordprocessingCanvas" xmlns:cx="http://schemas.microsoft.com/office/drawing/2014/chartex" xmlns:cx1="http://schemas.microsoft.com/office/drawing/2015/9/8/chartex" xmlns:cx2="http://schemas.microsoft.com/office/drawing/2015/10/21/chartex" xmlns:cx3="http://schemas.microsoft.com/office/drawing/2016/5/9/chartex" xmlns:cx4="http://schemas.microsoft.com/office/drawing/2016/5/10/chartex" xmlns:cx5="http://schemas.microsoft.com/office/drawing/2016/5/11/chartex" xmlns:cx6="http://schemas.microsoft.com/office/drawing/2016/5/12/chartex" xmlns:cx7="http://schemas.microsoft.com/office/drawing/2016/5/13/chartex" xmlns:cx8="http://schemas.microsoft.com/office/drawing/2016/5/14/chartex" xmlns:mc="http://schemas.openxmlformats.org/markup-compatibility/2006" xmlns:aink="http://schemas.microsoft.com/office/drawing/2016/ink" xmlns:am3d="http://schemas.microsoft.com/office/drawing/2017/model3d" xmlns:o="urn:schemas-microsoft-com:office:office" xmlns:r="http://schemas.openxmlformats.org/officeDocument/2006/relationships" xmlns:m="http://schemas.openxmlformats.org/officeDocument/2006/math" xmlns:v="urn:schemas-microsoft-com:vml" xmlns:wp14="http://schemas.microsoft.com/office/word/2010/wordprocessingDrawing" xmlns:wp="http://schemas.openxmlformats.org/drawingml/2006/wordprocessingDrawing" xmlns:w10="urn:schemas-microsoft-com:office:word" xmlns:w="http://schemas.openxmlformats.org/wordprocessingml/2006/main" xmlns:w14="http://schemas.microsoft.com/office/word/2010/wordml" xmlns:w15="http://schemas.microsoft.com/office/word/2012/wordml" xmlns:w16cex="http://schemas.microsoft.com/office/word/2018/wordml/cex" xmlns:w16cid="http://schemas.microsoft.com/office/word/2016/wordml/cid" xmlns:w16="http://schemas.microsoft.com/office/word/2018/wordml" xmlns:w16sdtdh="http://schemas.microsoft.com/office/word/2020/wordml/sdtdatahash" xmlns:w16se="http://schemas.microsoft.com/office/word/2015/wordml/symex" xmlns:wpg="http://schemas.microsoft.com/office/word/2010/wordprocessingGroup" xmlns:wpi="http://schemas.microsoft.com/office/word/2010/wordprocessingInk" xmlns:wne="http://schemas.microsoft.com/office/word/2006/wordml" xmlns:wps="http://schemas.microsoft.com/office/word/2010/wordprocessingShape" mc:Ignorable="w14 w15 w16se w16cid w16 w16cex w16sdtdh wp14">
   <w:abstractNum w:abstractNumId="0" w15:restartNumberingAfterBreak="0">
-    <w:nsid w:val="031455D2"/>
-    <w:multiLevelType w:val="hybridMultilevel"/>
-    <w:tmpl w:val="4ADE8168"/>
-    <w:lvl w:ilvl="0" w:tplc="DE1EA198">
+    <w:nsid w:val="05D02D6B"/>
+    <w:multiLevelType w:val="multilevel"/>
+    <w:tmpl w:val="351E0AFE"/>
+    <w:lvl w:ilvl="0">
       <w:start w:val="1"/>
       <w:numFmt w:val="decimal"/>
       <w:lvlText w:val="%1."/>
       <w:lvlJc w:val="left"/>
       <w:pPr>
+        <w:tabs>
+          <w:tab w:val="num" w:pos="0"/>
+        </w:tabs>
         <w:ind w:left="648" w:hanging="360"/>
       </w:pPr>
     </w:lvl>
-    <w:lvl w:ilvl="1" w:tplc="CE24D1C4">
-      <w:numFmt w:val="decimal"/>
-      <w:lvlText w:val=""/>
-      <w:lvlJc w:val="left"/>
-    </w:lvl>
-    <w:lvl w:ilvl="2" w:tplc="0782505E">
-      <w:numFmt w:val="decimal"/>
-      <w:lvlText w:val=""/>
-      <w:lvlJc w:val="left"/>
-    </w:lvl>
-    <w:lvl w:ilvl="3" w:tplc="B7AE2470">
-      <w:numFmt w:val="decimal"/>
-      <w:lvlText w:val=""/>
-      <w:lvlJc w:val="left"/>
-    </w:lvl>
-    <w:lvl w:ilvl="4" w:tplc="6944BD5E">
-      <w:numFmt w:val="decimal"/>
-      <w:lvlText w:val=""/>
-      <w:lvlJc w:val="left"/>
-    </w:lvl>
-    <w:lvl w:ilvl="5" w:tplc="51BE77A2">
-      <w:numFmt w:val="decimal"/>
-      <w:lvlText w:val=""/>
-      <w:lvlJc w:val="left"/>
-    </w:lvl>
-    <w:lvl w:ilvl="6" w:tplc="0458FB88">
-      <w:numFmt w:val="decimal"/>
-      <w:lvlText w:val=""/>
-      <w:lvlJc w:val="left"/>
-    </w:lvl>
-    <w:lvl w:ilvl="7" w:tplc="2C60CF26">
-      <w:numFmt w:val="decimal"/>
-      <w:lvlText w:val=""/>
-      <w:lvlJc w:val="left"/>
-    </w:lvl>
-    <w:lvl w:ilvl="8" w:tplc="72720C64">
+    <w:lvl w:ilvl="1">
+      <w:numFmt w:val="decimal"/>
+      <w:lvlText w:val=""/>
+      <w:lvlJc w:val="left"/>
+    </w:lvl>
+    <w:lvl w:ilvl="2">
+      <w:numFmt w:val="decimal"/>
+      <w:lvlText w:val=""/>
+      <w:lvlJc w:val="left"/>
+    </w:lvl>
+    <w:lvl w:ilvl="3">
+      <w:numFmt w:val="decimal"/>
+      <w:lvlText w:val=""/>
+      <w:lvlJc w:val="left"/>
+    </w:lvl>
+    <w:lvl w:ilvl="4">
+      <w:numFmt w:val="decimal"/>
+      <w:lvlText w:val=""/>
+      <w:lvlJc w:val="left"/>
+    </w:lvl>
+    <w:lvl w:ilvl="5">
+      <w:numFmt w:val="decimal"/>
+      <w:lvlText w:val=""/>
+      <w:lvlJc w:val="left"/>
+    </w:lvl>
+    <w:lvl w:ilvl="6">
+      <w:numFmt w:val="decimal"/>
+      <w:lvlText w:val=""/>
+      <w:lvlJc w:val="left"/>
+    </w:lvl>
+    <w:lvl w:ilvl="7">
+      <w:numFmt w:val="decimal"/>
+      <w:lvlText w:val=""/>
+      <w:lvlJc w:val="left"/>
+    </w:lvl>
+    <w:lvl w:ilvl="8">
       <w:numFmt w:val="decimal"/>
       <w:lvlText w:val=""/>
       <w:lvlJc w:val="left"/>
     </w:lvl>
   </w:abstractNum>
   <w:abstractNum w:abstractNumId="1" w15:restartNumberingAfterBreak="0">
-    <w:nsid w:val="06504ADC"/>
-    <w:multiLevelType w:val="hybridMultilevel"/>
-    <w:tmpl w:val="2656F462"/>
-    <w:lvl w:ilvl="0" w:tplc="D678388E">
+    <w:nsid w:val="06132E43"/>
+    <w:multiLevelType w:val="multilevel"/>
+    <w:tmpl w:val="19AE69F6"/>
+    <w:lvl w:ilvl="0">
       <w:start w:val="1"/>
       <w:numFmt w:val="decimal"/>
       <w:lvlText w:val="%1."/>
       <w:lvlJc w:val="left"/>
       <w:pPr>
+        <w:tabs>
+          <w:tab w:val="num" w:pos="0"/>
+        </w:tabs>
         <w:ind w:left="648" w:hanging="360"/>
       </w:pPr>
     </w:lvl>
-    <w:lvl w:ilvl="1" w:tplc="0CD6B644">
-      <w:numFmt w:val="decimal"/>
-      <w:lvlText w:val=""/>
-      <w:lvlJc w:val="left"/>
-    </w:lvl>
-    <w:lvl w:ilvl="2" w:tplc="F000FA1C">
-      <w:numFmt w:val="decimal"/>
-      <w:lvlText w:val=""/>
-      <w:lvlJc w:val="left"/>
-    </w:lvl>
-    <w:lvl w:ilvl="3" w:tplc="B8F890EA">
-      <w:numFmt w:val="decimal"/>
-      <w:lvlText w:val=""/>
-      <w:lvlJc w:val="left"/>
-    </w:lvl>
-    <w:lvl w:ilvl="4" w:tplc="C91240F6">
-      <w:numFmt w:val="decimal"/>
-      <w:lvlText w:val=""/>
-      <w:lvlJc w:val="left"/>
-    </w:lvl>
-    <w:lvl w:ilvl="5" w:tplc="834C5AAA">
-      <w:numFmt w:val="decimal"/>
-      <w:lvlText w:val=""/>
-      <w:lvlJc w:val="left"/>
-    </w:lvl>
-    <w:lvl w:ilvl="6" w:tplc="88464DB0">
-      <w:numFmt w:val="decimal"/>
-      <w:lvlText w:val=""/>
-      <w:lvlJc w:val="left"/>
-    </w:lvl>
-    <w:lvl w:ilvl="7" w:tplc="D35AC7F8">
-      <w:numFmt w:val="decimal"/>
-      <w:lvlText w:val=""/>
-      <w:lvlJc w:val="left"/>
-    </w:lvl>
-    <w:lvl w:ilvl="8" w:tplc="F0BA9732">
+    <w:lvl w:ilvl="1">
+      <w:numFmt w:val="decimal"/>
+      <w:lvlText w:val=""/>
+      <w:lvlJc w:val="left"/>
+    </w:lvl>
+    <w:lvl w:ilvl="2">
+      <w:numFmt w:val="decimal"/>
+      <w:lvlText w:val=""/>
+      <w:lvlJc w:val="left"/>
+    </w:lvl>
+    <w:lvl w:ilvl="3">
+      <w:numFmt w:val="decimal"/>
+      <w:lvlText w:val=""/>
+      <w:lvlJc w:val="left"/>
+    </w:lvl>
+    <w:lvl w:ilvl="4">
+      <w:numFmt w:val="decimal"/>
+      <w:lvlText w:val=""/>
+      <w:lvlJc w:val="left"/>
+    </w:lvl>
+    <w:lvl w:ilvl="5">
+      <w:numFmt w:val="decimal"/>
+      <w:lvlText w:val=""/>
+      <w:lvlJc w:val="left"/>
+    </w:lvl>
+    <w:lvl w:ilvl="6">
+      <w:numFmt w:val="decimal"/>
+      <w:lvlText w:val=""/>
+      <w:lvlJc w:val="left"/>
+    </w:lvl>
+    <w:lvl w:ilvl="7">
+      <w:numFmt w:val="decimal"/>
+      <w:lvlText w:val=""/>
+      <w:lvlJc w:val="left"/>
+    </w:lvl>
+    <w:lvl w:ilvl="8">
       <w:numFmt w:val="decimal"/>
       <w:lvlText w:val=""/>
       <w:lvlJc w:val="left"/>
     </w:lvl>
   </w:abstractNum>
   <w:abstractNum w:abstractNumId="2" w15:restartNumberingAfterBreak="0">
-    <w:nsid w:val="09867A47"/>
-    <w:multiLevelType w:val="hybridMultilevel"/>
-    <w:tmpl w:val="93FEDD8E"/>
-    <w:lvl w:ilvl="0" w:tplc="42BED7D8">
-      <w:start w:val="1"/>
-      <w:numFmt w:val="decimal"/>
-      <w:lvlText w:val="%1."/>
-      <w:lvlJc w:val="left"/>
-      <w:pPr>
-        <w:ind w:left="648" w:hanging="360"/>
-      </w:pPr>
-    </w:lvl>
-    <w:lvl w:ilvl="1" w:tplc="048E2B26">
-      <w:numFmt w:val="decimal"/>
-      <w:lvlText w:val=""/>
-      <w:lvlJc w:val="left"/>
-    </w:lvl>
-    <w:lvl w:ilvl="2" w:tplc="D8E42B3E">
-      <w:numFmt w:val="decimal"/>
-      <w:lvlText w:val=""/>
-      <w:lvlJc w:val="left"/>
-    </w:lvl>
-    <w:lvl w:ilvl="3" w:tplc="6338FB5A">
-      <w:numFmt w:val="decimal"/>
-      <w:lvlText w:val=""/>
-      <w:lvlJc w:val="left"/>
-    </w:lvl>
-    <w:lvl w:ilvl="4" w:tplc="4EA6A1D8">
-      <w:numFmt w:val="decimal"/>
-      <w:lvlText w:val=""/>
-      <w:lvlJc w:val="left"/>
-    </w:lvl>
-    <w:lvl w:ilvl="5" w:tplc="7A884514">
-      <w:numFmt w:val="decimal"/>
-      <w:lvlText w:val=""/>
-      <w:lvlJc w:val="left"/>
-    </w:lvl>
-    <w:lvl w:ilvl="6" w:tplc="A0F41B36">
-      <w:numFmt w:val="decimal"/>
-      <w:lvlText w:val=""/>
-      <w:lvlJc w:val="left"/>
-    </w:lvl>
-    <w:lvl w:ilvl="7" w:tplc="4DF40A36">
-      <w:numFmt w:val="decimal"/>
-      <w:lvlText w:val=""/>
-      <w:lvlJc w:val="left"/>
-    </w:lvl>
-    <w:lvl w:ilvl="8" w:tplc="1CFE9198">
-      <w:numFmt w:val="decimal"/>
-      <w:lvlText w:val=""/>
-      <w:lvlJc w:val="left"/>
-    </w:lvl>
-  </w:abstractNum>
-  <w:abstractNum w:abstractNumId="3" w15:restartNumberingAfterBreak="0">
-    <w:nsid w:val="0A940CA8"/>
-    <w:multiLevelType w:val="hybridMultilevel"/>
-    <w:tmpl w:val="6CF0B518"/>
-    <w:lvl w:ilvl="0" w:tplc="CB169CEC">
-      <w:start w:val="1"/>
-      <w:numFmt w:val="decimal"/>
-      <w:lvlText w:val="%1."/>
-      <w:lvlJc w:val="left"/>
-      <w:pPr>
-        <w:ind w:left="648" w:hanging="360"/>
-      </w:pPr>
-    </w:lvl>
-    <w:lvl w:ilvl="1" w:tplc="8E340A24">
-      <w:numFmt w:val="decimal"/>
-      <w:lvlText w:val=""/>
-      <w:lvlJc w:val="left"/>
-    </w:lvl>
-    <w:lvl w:ilvl="2" w:tplc="4BA43622">
-      <w:numFmt w:val="decimal"/>
-      <w:lvlText w:val=""/>
-      <w:lvlJc w:val="left"/>
-    </w:lvl>
-    <w:lvl w:ilvl="3" w:tplc="4486151A">
-      <w:numFmt w:val="decimal"/>
-      <w:lvlText w:val=""/>
-      <w:lvlJc w:val="left"/>
-    </w:lvl>
-    <w:lvl w:ilvl="4" w:tplc="C37C1826">
-      <w:numFmt w:val="decimal"/>
-      <w:lvlText w:val=""/>
-      <w:lvlJc w:val="left"/>
-    </w:lvl>
-    <w:lvl w:ilvl="5" w:tplc="AB60FEAA">
-      <w:numFmt w:val="decimal"/>
-      <w:lvlText w:val=""/>
-      <w:lvlJc w:val="left"/>
-    </w:lvl>
-    <w:lvl w:ilvl="6" w:tplc="869475B8">
-      <w:numFmt w:val="decimal"/>
-      <w:lvlText w:val=""/>
-      <w:lvlJc w:val="left"/>
-    </w:lvl>
-    <w:lvl w:ilvl="7" w:tplc="B5AE4352">
-      <w:numFmt w:val="decimal"/>
-      <w:lvlText w:val=""/>
-      <w:lvlJc w:val="left"/>
-    </w:lvl>
-    <w:lvl w:ilvl="8" w:tplc="22126F6C">
-      <w:numFmt w:val="decimal"/>
-      <w:lvlText w:val=""/>
-      <w:lvlJc w:val="left"/>
-    </w:lvl>
-  </w:abstractNum>
-  <w:abstractNum w:abstractNumId="4" w15:restartNumberingAfterBreak="0">
-    <w:nsid w:val="0B415B16"/>
-    <w:multiLevelType w:val="hybridMultilevel"/>
-    <w:tmpl w:val="33EA0992"/>
-    <w:lvl w:ilvl="0" w:tplc="9D4AAA22">
-      <w:start w:val="1"/>
-      <w:numFmt w:val="decimal"/>
-      <w:lvlText w:val="%1."/>
-      <w:lvlJc w:val="left"/>
-      <w:pPr>
-        <w:ind w:left="648" w:hanging="360"/>
-      </w:pPr>
-    </w:lvl>
-    <w:lvl w:ilvl="1" w:tplc="4B847D64">
-      <w:numFmt w:val="decimal"/>
-      <w:lvlText w:val=""/>
-      <w:lvlJc w:val="left"/>
-    </w:lvl>
-    <w:lvl w:ilvl="2" w:tplc="C302B220">
-      <w:numFmt w:val="decimal"/>
-      <w:lvlText w:val=""/>
-      <w:lvlJc w:val="left"/>
-    </w:lvl>
-    <w:lvl w:ilvl="3" w:tplc="1400B8DA">
-      <w:numFmt w:val="decimal"/>
-      <w:lvlText w:val=""/>
-      <w:lvlJc w:val="left"/>
-    </w:lvl>
-    <w:lvl w:ilvl="4" w:tplc="3CFE5BB4">
-      <w:numFmt w:val="decimal"/>
-      <w:lvlText w:val=""/>
-      <w:lvlJc w:val="left"/>
-    </w:lvl>
-    <w:lvl w:ilvl="5" w:tplc="8A12551A">
-      <w:numFmt w:val="decimal"/>
-      <w:lvlText w:val=""/>
-      <w:lvlJc w:val="left"/>
-    </w:lvl>
-    <w:lvl w:ilvl="6" w:tplc="2586CD66">
-      <w:numFmt w:val="decimal"/>
-      <w:lvlText w:val=""/>
-      <w:lvlJc w:val="left"/>
-    </w:lvl>
-    <w:lvl w:ilvl="7" w:tplc="4492F35E">
-      <w:numFmt w:val="decimal"/>
-      <w:lvlText w:val=""/>
-      <w:lvlJc w:val="left"/>
-    </w:lvl>
-    <w:lvl w:ilvl="8" w:tplc="E9608CA6">
-      <w:numFmt w:val="decimal"/>
-      <w:lvlText w:val=""/>
-      <w:lvlJc w:val="left"/>
-    </w:lvl>
-  </w:abstractNum>
-  <w:abstractNum w:abstractNumId="5" w15:restartNumberingAfterBreak="0">
-    <w:nsid w:val="10136312"/>
-    <w:multiLevelType w:val="hybridMultilevel"/>
-    <w:tmpl w:val="D6AC3E38"/>
-    <w:lvl w:ilvl="0" w:tplc="5A4C9016">
-      <w:start w:val="1"/>
-      <w:numFmt w:val="decimal"/>
-      <w:lvlText w:val="%1."/>
-      <w:lvlJc w:val="left"/>
-      <w:pPr>
-        <w:ind w:left="648" w:hanging="360"/>
-      </w:pPr>
-    </w:lvl>
-    <w:lvl w:ilvl="1" w:tplc="24E6E540">
-      <w:numFmt w:val="decimal"/>
-      <w:lvlText w:val=""/>
-      <w:lvlJc w:val="left"/>
-    </w:lvl>
-    <w:lvl w:ilvl="2" w:tplc="83A86208">
-      <w:numFmt w:val="decimal"/>
-      <w:lvlText w:val=""/>
-      <w:lvlJc w:val="left"/>
-    </w:lvl>
-    <w:lvl w:ilvl="3" w:tplc="58C27424">
-      <w:numFmt w:val="decimal"/>
-      <w:lvlText w:val=""/>
-      <w:lvlJc w:val="left"/>
-    </w:lvl>
-    <w:lvl w:ilvl="4" w:tplc="E99E1596">
-      <w:numFmt w:val="decimal"/>
-      <w:lvlText w:val=""/>
-      <w:lvlJc w:val="left"/>
-    </w:lvl>
-    <w:lvl w:ilvl="5" w:tplc="61823B7A">
-      <w:numFmt w:val="decimal"/>
-      <w:lvlText w:val=""/>
-      <w:lvlJc w:val="left"/>
-    </w:lvl>
-    <w:lvl w:ilvl="6" w:tplc="3C0CE2D0">
-      <w:numFmt w:val="decimal"/>
-      <w:lvlText w:val=""/>
-      <w:lvlJc w:val="left"/>
-    </w:lvl>
-    <w:lvl w:ilvl="7" w:tplc="EDD2239A">
-      <w:numFmt w:val="decimal"/>
-      <w:lvlText w:val=""/>
-      <w:lvlJc w:val="left"/>
-    </w:lvl>
-    <w:lvl w:ilvl="8" w:tplc="3E0EED94">
-      <w:numFmt w:val="decimal"/>
-      <w:lvlText w:val=""/>
-      <w:lvlJc w:val="left"/>
-    </w:lvl>
-  </w:abstractNum>
-  <w:abstractNum w:abstractNumId="6" w15:restartNumberingAfterBreak="0">
-    <w:nsid w:val="155F0ACD"/>
+    <w:nsid w:val="0BD114EF"/>
     <w:multiLevelType w:val="multilevel"/>
-    <w:tmpl w:val="14E4F198"/>
+    <w:tmpl w:val="943AE8BC"/>
     <w:lvl w:ilvl="0">
       <w:start w:val="2"/>
       <w:numFmt w:val="decimal"/>
@@ -3501,64 +6661,10 @@
       </w:pPr>
     </w:lvl>
   </w:abstractNum>
-  <w:abstractNum w:abstractNumId="7" w15:restartNumberingAfterBreak="0">
-    <w:nsid w:val="176C3C7D"/>
-    <w:multiLevelType w:val="hybridMultilevel"/>
-    <w:tmpl w:val="9472723A"/>
-    <w:lvl w:ilvl="0" w:tplc="767298A2">
-      <w:start w:val="1"/>
-      <w:numFmt w:val="decimal"/>
-      <w:lvlText w:val="%1."/>
-      <w:lvlJc w:val="left"/>
-      <w:pPr>
-        <w:ind w:left="648" w:hanging="360"/>
-      </w:pPr>
-    </w:lvl>
-    <w:lvl w:ilvl="1" w:tplc="0C60038A">
-      <w:numFmt w:val="decimal"/>
-      <w:lvlText w:val=""/>
-      <w:lvlJc w:val="left"/>
-    </w:lvl>
-    <w:lvl w:ilvl="2" w:tplc="4018566E">
-      <w:numFmt w:val="decimal"/>
-      <w:lvlText w:val=""/>
-      <w:lvlJc w:val="left"/>
-    </w:lvl>
-    <w:lvl w:ilvl="3" w:tplc="5608E534">
-      <w:numFmt w:val="decimal"/>
-      <w:lvlText w:val=""/>
-      <w:lvlJc w:val="left"/>
-    </w:lvl>
-    <w:lvl w:ilvl="4" w:tplc="8A0C5CB6">
-      <w:numFmt w:val="decimal"/>
-      <w:lvlText w:val=""/>
-      <w:lvlJc w:val="left"/>
-    </w:lvl>
-    <w:lvl w:ilvl="5" w:tplc="372C22E0">
-      <w:numFmt w:val="decimal"/>
-      <w:lvlText w:val=""/>
-      <w:lvlJc w:val="left"/>
-    </w:lvl>
-    <w:lvl w:ilvl="6" w:tplc="5F907B98">
-      <w:numFmt w:val="decimal"/>
-      <w:lvlText w:val=""/>
-      <w:lvlJc w:val="left"/>
-    </w:lvl>
-    <w:lvl w:ilvl="7" w:tplc="F648D848">
-      <w:numFmt w:val="decimal"/>
-      <w:lvlText w:val=""/>
-      <w:lvlJc w:val="left"/>
-    </w:lvl>
-    <w:lvl w:ilvl="8" w:tplc="EAF438E8">
-      <w:numFmt w:val="decimal"/>
-      <w:lvlText w:val=""/>
-      <w:lvlJc w:val="left"/>
-    </w:lvl>
-  </w:abstractNum>
-  <w:abstractNum w:abstractNumId="8" w15:restartNumberingAfterBreak="0">
-    <w:nsid w:val="181D406C"/>
+  <w:abstractNum w:abstractNumId="3" w15:restartNumberingAfterBreak="0">
+    <w:nsid w:val="171B1F05"/>
     <w:multiLevelType w:val="multilevel"/>
-    <w:tmpl w:val="75522584"/>
+    <w:tmpl w:val="6D84DF00"/>
     <w:lvl w:ilvl="0">
       <w:start w:val="1"/>
       <w:numFmt w:val="decimal"/>
@@ -3612,123 +6718,10 @@
       <w:lvlJc w:val="left"/>
     </w:lvl>
   </w:abstractNum>
-  <w:abstractNum w:abstractNumId="9" w15:restartNumberingAfterBreak="0">
-    <w:nsid w:val="1CFE78F9"/>
+  <w:abstractNum w:abstractNumId="4" w15:restartNumberingAfterBreak="0">
+    <w:nsid w:val="18DA19D1"/>
     <w:multiLevelType w:val="multilevel"/>
-    <w:tmpl w:val="9536C072"/>
-    <w:lvl w:ilvl="0">
-      <w:start w:val="1"/>
-      <w:numFmt w:val="decimal"/>
-      <w:lvlText w:val="%1."/>
-      <w:lvlJc w:val="left"/>
-      <w:pPr>
-        <w:tabs>
-          <w:tab w:val="num" w:pos="720"/>
-        </w:tabs>
-        <w:ind w:left="720" w:hanging="360"/>
-      </w:pPr>
-    </w:lvl>
-    <w:lvl w:ilvl="1">
-      <w:start w:val="1"/>
-      <w:numFmt w:val="decimal"/>
-      <w:lvlText w:val="%2."/>
-      <w:lvlJc w:val="left"/>
-      <w:pPr>
-        <w:tabs>
-          <w:tab w:val="num" w:pos="1440"/>
-        </w:tabs>
-        <w:ind w:left="1440" w:hanging="360"/>
-      </w:pPr>
-    </w:lvl>
-    <w:lvl w:ilvl="2">
-      <w:start w:val="1"/>
-      <w:numFmt w:val="decimal"/>
-      <w:lvlText w:val="%3."/>
-      <w:lvlJc w:val="left"/>
-      <w:pPr>
-        <w:tabs>
-          <w:tab w:val="num" w:pos="2160"/>
-        </w:tabs>
-        <w:ind w:left="2160" w:hanging="360"/>
-      </w:pPr>
-    </w:lvl>
-    <w:lvl w:ilvl="3">
-      <w:start w:val="1"/>
-      <w:numFmt w:val="decimal"/>
-      <w:lvlText w:val="%4."/>
-      <w:lvlJc w:val="left"/>
-      <w:pPr>
-        <w:tabs>
-          <w:tab w:val="num" w:pos="2880"/>
-        </w:tabs>
-        <w:ind w:left="2880" w:hanging="360"/>
-      </w:pPr>
-    </w:lvl>
-    <w:lvl w:ilvl="4">
-      <w:start w:val="1"/>
-      <w:numFmt w:val="decimal"/>
-      <w:lvlText w:val="%5."/>
-      <w:lvlJc w:val="left"/>
-      <w:pPr>
-        <w:tabs>
-          <w:tab w:val="num" w:pos="3600"/>
-        </w:tabs>
-        <w:ind w:left="3600" w:hanging="360"/>
-      </w:pPr>
-    </w:lvl>
-    <w:lvl w:ilvl="5">
-      <w:start w:val="1"/>
-      <w:numFmt w:val="decimal"/>
-      <w:lvlText w:val="%6."/>
-      <w:lvlJc w:val="left"/>
-      <w:pPr>
-        <w:tabs>
-          <w:tab w:val="num" w:pos="4320"/>
-        </w:tabs>
-        <w:ind w:left="4320" w:hanging="360"/>
-      </w:pPr>
-    </w:lvl>
-    <w:lvl w:ilvl="6">
-      <w:start w:val="1"/>
-      <w:numFmt w:val="decimal"/>
-      <w:lvlText w:val="%7."/>
-      <w:lvlJc w:val="left"/>
-      <w:pPr>
-        <w:tabs>
-          <w:tab w:val="num" w:pos="5040"/>
-        </w:tabs>
-        <w:ind w:left="5040" w:hanging="360"/>
-      </w:pPr>
-    </w:lvl>
-    <w:lvl w:ilvl="7">
-      <w:start w:val="1"/>
-      <w:numFmt w:val="decimal"/>
-      <w:lvlText w:val="%8."/>
-      <w:lvlJc w:val="left"/>
-      <w:pPr>
-        <w:tabs>
-          <w:tab w:val="num" w:pos="5760"/>
-        </w:tabs>
-        <w:ind w:left="5760" w:hanging="360"/>
-      </w:pPr>
-    </w:lvl>
-    <w:lvl w:ilvl="8">
-      <w:start w:val="1"/>
-      <w:numFmt w:val="decimal"/>
-      <w:lvlText w:val="%9."/>
-      <w:lvlJc w:val="left"/>
-      <w:pPr>
-        <w:tabs>
-          <w:tab w:val="num" w:pos="6480"/>
-        </w:tabs>
-        <w:ind w:left="6480" w:hanging="360"/>
-      </w:pPr>
-    </w:lvl>
-  </w:abstractNum>
-  <w:abstractNum w:abstractNumId="10" w15:restartNumberingAfterBreak="0">
-    <w:nsid w:val="21AC73CB"/>
-    <w:multiLevelType w:val="multilevel"/>
-    <w:tmpl w:val="23EA3BD8"/>
+    <w:tmpl w:val="1EC6DFC6"/>
     <w:lvl w:ilvl="0">
       <w:start w:val="1"/>
       <w:numFmt w:val="decimal"/>
@@ -3782,334 +6775,10 @@
       <w:lvlJc w:val="left"/>
     </w:lvl>
   </w:abstractNum>
-  <w:abstractNum w:abstractNumId="11" w15:restartNumberingAfterBreak="0">
-    <w:nsid w:val="24C12BBE"/>
-    <w:multiLevelType w:val="hybridMultilevel"/>
-    <w:tmpl w:val="8206C852"/>
-    <w:lvl w:ilvl="0" w:tplc="96D4D076">
-      <w:start w:val="1"/>
-      <w:numFmt w:val="decimal"/>
-      <w:lvlText w:val="%1."/>
-      <w:lvlJc w:val="left"/>
-      <w:pPr>
-        <w:ind w:left="648" w:hanging="360"/>
-      </w:pPr>
-    </w:lvl>
-    <w:lvl w:ilvl="1" w:tplc="C2CA5DC8">
-      <w:numFmt w:val="decimal"/>
-      <w:lvlText w:val=""/>
-      <w:lvlJc w:val="left"/>
-    </w:lvl>
-    <w:lvl w:ilvl="2" w:tplc="3B0E0608">
-      <w:numFmt w:val="decimal"/>
-      <w:lvlText w:val=""/>
-      <w:lvlJc w:val="left"/>
-    </w:lvl>
-    <w:lvl w:ilvl="3" w:tplc="ABF20D28">
-      <w:numFmt w:val="decimal"/>
-      <w:lvlText w:val=""/>
-      <w:lvlJc w:val="left"/>
-    </w:lvl>
-    <w:lvl w:ilvl="4" w:tplc="F3FA56C6">
-      <w:numFmt w:val="decimal"/>
-      <w:lvlText w:val=""/>
-      <w:lvlJc w:val="left"/>
-    </w:lvl>
-    <w:lvl w:ilvl="5" w:tplc="6D32A24E">
-      <w:numFmt w:val="decimal"/>
-      <w:lvlText w:val=""/>
-      <w:lvlJc w:val="left"/>
-    </w:lvl>
-    <w:lvl w:ilvl="6" w:tplc="FD5AF4AA">
-      <w:numFmt w:val="decimal"/>
-      <w:lvlText w:val=""/>
-      <w:lvlJc w:val="left"/>
-    </w:lvl>
-    <w:lvl w:ilvl="7" w:tplc="C9181934">
-      <w:numFmt w:val="decimal"/>
-      <w:lvlText w:val=""/>
-      <w:lvlJc w:val="left"/>
-    </w:lvl>
-    <w:lvl w:ilvl="8" w:tplc="50CC363A">
-      <w:numFmt w:val="decimal"/>
-      <w:lvlText w:val=""/>
-      <w:lvlJc w:val="left"/>
-    </w:lvl>
-  </w:abstractNum>
-  <w:abstractNum w:abstractNumId="12" w15:restartNumberingAfterBreak="0">
-    <w:nsid w:val="2F86769A"/>
-    <w:multiLevelType w:val="hybridMultilevel"/>
-    <w:tmpl w:val="A1AA621A"/>
-    <w:lvl w:ilvl="0" w:tplc="DE4222F4">
-      <w:start w:val="1"/>
-      <w:numFmt w:val="decimal"/>
-      <w:lvlText w:val="%1."/>
-      <w:lvlJc w:val="left"/>
-      <w:pPr>
-        <w:ind w:left="648" w:hanging="360"/>
-      </w:pPr>
-    </w:lvl>
-    <w:lvl w:ilvl="1" w:tplc="7548A8BC">
-      <w:numFmt w:val="decimal"/>
-      <w:lvlText w:val=""/>
-      <w:lvlJc w:val="left"/>
-    </w:lvl>
-    <w:lvl w:ilvl="2" w:tplc="C8B67D5A">
-      <w:numFmt w:val="decimal"/>
-      <w:lvlText w:val=""/>
-      <w:lvlJc w:val="left"/>
-    </w:lvl>
-    <w:lvl w:ilvl="3" w:tplc="4D1207E8">
-      <w:numFmt w:val="decimal"/>
-      <w:lvlText w:val=""/>
-      <w:lvlJc w:val="left"/>
-    </w:lvl>
-    <w:lvl w:ilvl="4" w:tplc="CA62CEC2">
-      <w:numFmt w:val="decimal"/>
-      <w:lvlText w:val=""/>
-      <w:lvlJc w:val="left"/>
-    </w:lvl>
-    <w:lvl w:ilvl="5" w:tplc="84EAA6DE">
-      <w:numFmt w:val="decimal"/>
-      <w:lvlText w:val=""/>
-      <w:lvlJc w:val="left"/>
-    </w:lvl>
-    <w:lvl w:ilvl="6" w:tplc="0BF63E62">
-      <w:numFmt w:val="decimal"/>
-      <w:lvlText w:val=""/>
-      <w:lvlJc w:val="left"/>
-    </w:lvl>
-    <w:lvl w:ilvl="7" w:tplc="C2F02A26">
-      <w:numFmt w:val="decimal"/>
-      <w:lvlText w:val=""/>
-      <w:lvlJc w:val="left"/>
-    </w:lvl>
-    <w:lvl w:ilvl="8" w:tplc="39AA8848">
-      <w:numFmt w:val="decimal"/>
-      <w:lvlText w:val=""/>
-      <w:lvlJc w:val="left"/>
-    </w:lvl>
-  </w:abstractNum>
-  <w:abstractNum w:abstractNumId="13" w15:restartNumberingAfterBreak="0">
-    <w:nsid w:val="31E02907"/>
-    <w:multiLevelType w:val="hybridMultilevel"/>
-    <w:tmpl w:val="5622F220"/>
-    <w:lvl w:ilvl="0" w:tplc="4D7027AE">
-      <w:start w:val="1"/>
-      <w:numFmt w:val="decimal"/>
-      <w:lvlText w:val="%1."/>
-      <w:lvlJc w:val="left"/>
-      <w:pPr>
-        <w:ind w:left="648" w:hanging="360"/>
-      </w:pPr>
-    </w:lvl>
-    <w:lvl w:ilvl="1" w:tplc="83A25A4A">
-      <w:numFmt w:val="decimal"/>
-      <w:lvlText w:val=""/>
-      <w:lvlJc w:val="left"/>
-    </w:lvl>
-    <w:lvl w:ilvl="2" w:tplc="4A12F3E6">
-      <w:numFmt w:val="decimal"/>
-      <w:lvlText w:val=""/>
-      <w:lvlJc w:val="left"/>
-    </w:lvl>
-    <w:lvl w:ilvl="3" w:tplc="692ACD88">
-      <w:numFmt w:val="decimal"/>
-      <w:lvlText w:val=""/>
-      <w:lvlJc w:val="left"/>
-    </w:lvl>
-    <w:lvl w:ilvl="4" w:tplc="640ED0AA">
-      <w:numFmt w:val="decimal"/>
-      <w:lvlText w:val=""/>
-      <w:lvlJc w:val="left"/>
-    </w:lvl>
-    <w:lvl w:ilvl="5" w:tplc="ACDCEE74">
-      <w:numFmt w:val="decimal"/>
-      <w:lvlText w:val=""/>
-      <w:lvlJc w:val="left"/>
-    </w:lvl>
-    <w:lvl w:ilvl="6" w:tplc="76B69544">
-      <w:numFmt w:val="decimal"/>
-      <w:lvlText w:val=""/>
-      <w:lvlJc w:val="left"/>
-    </w:lvl>
-    <w:lvl w:ilvl="7" w:tplc="F342B73A">
-      <w:numFmt w:val="decimal"/>
-      <w:lvlText w:val=""/>
-      <w:lvlJc w:val="left"/>
-    </w:lvl>
-    <w:lvl w:ilvl="8" w:tplc="ABD6BF7E">
-      <w:numFmt w:val="decimal"/>
-      <w:lvlText w:val=""/>
-      <w:lvlJc w:val="left"/>
-    </w:lvl>
-  </w:abstractNum>
-  <w:abstractNum w:abstractNumId="14" w15:restartNumberingAfterBreak="0">
-    <w:nsid w:val="353742AD"/>
-    <w:multiLevelType w:val="hybridMultilevel"/>
-    <w:tmpl w:val="2BE69B3C"/>
-    <w:lvl w:ilvl="0" w:tplc="F5DA5C58">
-      <w:start w:val="1"/>
-      <w:numFmt w:val="decimal"/>
-      <w:lvlText w:val="%1."/>
-      <w:lvlJc w:val="left"/>
-      <w:pPr>
-        <w:ind w:left="648" w:hanging="360"/>
-      </w:pPr>
-    </w:lvl>
-    <w:lvl w:ilvl="1" w:tplc="3780BC36">
-      <w:numFmt w:val="decimal"/>
-      <w:lvlText w:val=""/>
-      <w:lvlJc w:val="left"/>
-    </w:lvl>
-    <w:lvl w:ilvl="2" w:tplc="079AED66">
-      <w:numFmt w:val="decimal"/>
-      <w:lvlText w:val=""/>
-      <w:lvlJc w:val="left"/>
-    </w:lvl>
-    <w:lvl w:ilvl="3" w:tplc="F3826BD0">
-      <w:numFmt w:val="decimal"/>
-      <w:lvlText w:val=""/>
-      <w:lvlJc w:val="left"/>
-    </w:lvl>
-    <w:lvl w:ilvl="4" w:tplc="89B2E5B4">
-      <w:numFmt w:val="decimal"/>
-      <w:lvlText w:val=""/>
-      <w:lvlJc w:val="left"/>
-    </w:lvl>
-    <w:lvl w:ilvl="5" w:tplc="DC66F224">
-      <w:numFmt w:val="decimal"/>
-      <w:lvlText w:val=""/>
-      <w:lvlJc w:val="left"/>
-    </w:lvl>
-    <w:lvl w:ilvl="6" w:tplc="D506E288">
-      <w:numFmt w:val="decimal"/>
-      <w:lvlText w:val=""/>
-      <w:lvlJc w:val="left"/>
-    </w:lvl>
-    <w:lvl w:ilvl="7" w:tplc="1DEE91CC">
-      <w:numFmt w:val="decimal"/>
-      <w:lvlText w:val=""/>
-      <w:lvlJc w:val="left"/>
-    </w:lvl>
-    <w:lvl w:ilvl="8" w:tplc="D2C6A93E">
-      <w:numFmt w:val="decimal"/>
-      <w:lvlText w:val=""/>
-      <w:lvlJc w:val="left"/>
-    </w:lvl>
-  </w:abstractNum>
-  <w:abstractNum w:abstractNumId="15" w15:restartNumberingAfterBreak="0">
-    <w:nsid w:val="397F0381"/>
-    <w:multiLevelType w:val="hybridMultilevel"/>
-    <w:tmpl w:val="257A3D94"/>
-    <w:lvl w:ilvl="0" w:tplc="AAECBBD4">
-      <w:start w:val="1"/>
-      <w:numFmt w:val="decimal"/>
-      <w:lvlText w:val="%1."/>
-      <w:lvlJc w:val="left"/>
-      <w:pPr>
-        <w:ind w:left="648" w:hanging="360"/>
-      </w:pPr>
-    </w:lvl>
-    <w:lvl w:ilvl="1" w:tplc="4D0AD684">
-      <w:numFmt w:val="decimal"/>
-      <w:lvlText w:val=""/>
-      <w:lvlJc w:val="left"/>
-    </w:lvl>
-    <w:lvl w:ilvl="2" w:tplc="45646A30">
-      <w:numFmt w:val="decimal"/>
-      <w:lvlText w:val=""/>
-      <w:lvlJc w:val="left"/>
-    </w:lvl>
-    <w:lvl w:ilvl="3" w:tplc="2A4E74A0">
-      <w:numFmt w:val="decimal"/>
-      <w:lvlText w:val=""/>
-      <w:lvlJc w:val="left"/>
-    </w:lvl>
-    <w:lvl w:ilvl="4" w:tplc="7C542980">
-      <w:numFmt w:val="decimal"/>
-      <w:lvlText w:val=""/>
-      <w:lvlJc w:val="left"/>
-    </w:lvl>
-    <w:lvl w:ilvl="5" w:tplc="A09E70E2">
-      <w:numFmt w:val="decimal"/>
-      <w:lvlText w:val=""/>
-      <w:lvlJc w:val="left"/>
-    </w:lvl>
-    <w:lvl w:ilvl="6" w:tplc="F566FA90">
-      <w:numFmt w:val="decimal"/>
-      <w:lvlText w:val=""/>
-      <w:lvlJc w:val="left"/>
-    </w:lvl>
-    <w:lvl w:ilvl="7" w:tplc="1A5C8F14">
-      <w:numFmt w:val="decimal"/>
-      <w:lvlText w:val=""/>
-      <w:lvlJc w:val="left"/>
-    </w:lvl>
-    <w:lvl w:ilvl="8" w:tplc="82B8340C">
-      <w:numFmt w:val="decimal"/>
-      <w:lvlText w:val=""/>
-      <w:lvlJc w:val="left"/>
-    </w:lvl>
-  </w:abstractNum>
-  <w:abstractNum w:abstractNumId="16" w15:restartNumberingAfterBreak="0">
-    <w:nsid w:val="39DC77F8"/>
-    <w:multiLevelType w:val="hybridMultilevel"/>
-    <w:tmpl w:val="8F5C3C8C"/>
-    <w:lvl w:ilvl="0" w:tplc="3A008FC2">
-      <w:start w:val="1"/>
-      <w:numFmt w:val="decimal"/>
-      <w:lvlText w:val="%1."/>
-      <w:lvlJc w:val="left"/>
-      <w:pPr>
-        <w:ind w:left="648" w:hanging="360"/>
-      </w:pPr>
-    </w:lvl>
-    <w:lvl w:ilvl="1" w:tplc="827EC03A">
-      <w:numFmt w:val="decimal"/>
-      <w:lvlText w:val=""/>
-      <w:lvlJc w:val="left"/>
-    </w:lvl>
-    <w:lvl w:ilvl="2" w:tplc="FF12215C">
-      <w:numFmt w:val="decimal"/>
-      <w:lvlText w:val=""/>
-      <w:lvlJc w:val="left"/>
-    </w:lvl>
-    <w:lvl w:ilvl="3" w:tplc="31F4EECA">
-      <w:numFmt w:val="decimal"/>
-      <w:lvlText w:val=""/>
-      <w:lvlJc w:val="left"/>
-    </w:lvl>
-    <w:lvl w:ilvl="4" w:tplc="7668E348">
-      <w:numFmt w:val="decimal"/>
-      <w:lvlText w:val=""/>
-      <w:lvlJc w:val="left"/>
-    </w:lvl>
-    <w:lvl w:ilvl="5" w:tplc="D632C5D8">
-      <w:numFmt w:val="decimal"/>
-      <w:lvlText w:val=""/>
-      <w:lvlJc w:val="left"/>
-    </w:lvl>
-    <w:lvl w:ilvl="6" w:tplc="9D7C3190">
-      <w:numFmt w:val="decimal"/>
-      <w:lvlText w:val=""/>
-      <w:lvlJc w:val="left"/>
-    </w:lvl>
-    <w:lvl w:ilvl="7" w:tplc="CDD2B08C">
-      <w:numFmt w:val="decimal"/>
-      <w:lvlText w:val=""/>
-      <w:lvlJc w:val="left"/>
-    </w:lvl>
-    <w:lvl w:ilvl="8" w:tplc="69881ED2">
-      <w:numFmt w:val="decimal"/>
-      <w:lvlText w:val=""/>
-      <w:lvlJc w:val="left"/>
-    </w:lvl>
-  </w:abstractNum>
-  <w:abstractNum w:abstractNumId="17" w15:restartNumberingAfterBreak="0">
-    <w:nsid w:val="3CC20CC2"/>
+  <w:abstractNum w:abstractNumId="5" w15:restartNumberingAfterBreak="0">
+    <w:nsid w:val="1BC63893"/>
     <w:multiLevelType w:val="multilevel"/>
-    <w:tmpl w:val="2E90B3BC"/>
+    <w:tmpl w:val="570A7662"/>
     <w:lvl w:ilvl="0">
       <w:start w:val="1"/>
       <w:numFmt w:val="decimal"/>
@@ -4163,10 +6832,10 @@
       <w:lvlJc w:val="left"/>
     </w:lvl>
   </w:abstractNum>
-  <w:abstractNum w:abstractNumId="18" w15:restartNumberingAfterBreak="0">
-    <w:nsid w:val="3EBC767C"/>
+  <w:abstractNum w:abstractNumId="6" w15:restartNumberingAfterBreak="0">
+    <w:nsid w:val="1C785AA6"/>
     <w:multiLevelType w:val="multilevel"/>
-    <w:tmpl w:val="76621A30"/>
+    <w:tmpl w:val="D73CC75E"/>
     <w:lvl w:ilvl="0">
       <w:start w:val="1"/>
       <w:numFmt w:val="decimal"/>
@@ -4220,496 +6889,352 @@
       <w:lvlJc w:val="left"/>
     </w:lvl>
   </w:abstractNum>
-  <w:abstractNum w:abstractNumId="19" w15:restartNumberingAfterBreak="0">
-    <w:nsid w:val="48D14EFD"/>
-    <w:multiLevelType w:val="hybridMultilevel"/>
-    <w:tmpl w:val="209C59C8"/>
-    <w:lvl w:ilvl="0" w:tplc="E4482178">
+  <w:abstractNum w:abstractNumId="7" w15:restartNumberingAfterBreak="0">
+    <w:nsid w:val="1CAE08A5"/>
+    <w:multiLevelType w:val="multilevel"/>
+    <w:tmpl w:val="95E4ECB0"/>
+    <w:lvl w:ilvl="0">
       <w:start w:val="1"/>
       <w:numFmt w:val="decimal"/>
       <w:lvlText w:val="%1."/>
       <w:lvlJc w:val="left"/>
       <w:pPr>
+        <w:tabs>
+          <w:tab w:val="num" w:pos="0"/>
+        </w:tabs>
         <w:ind w:left="648" w:hanging="360"/>
       </w:pPr>
     </w:lvl>
-    <w:lvl w:ilvl="1" w:tplc="5B183268">
-      <w:numFmt w:val="decimal"/>
-      <w:lvlText w:val=""/>
-      <w:lvlJc w:val="left"/>
-    </w:lvl>
-    <w:lvl w:ilvl="2" w:tplc="394A1E62">
-      <w:numFmt w:val="decimal"/>
-      <w:lvlText w:val=""/>
-      <w:lvlJc w:val="left"/>
-    </w:lvl>
-    <w:lvl w:ilvl="3" w:tplc="0BDEA40C">
-      <w:numFmt w:val="decimal"/>
-      <w:lvlText w:val=""/>
-      <w:lvlJc w:val="left"/>
-    </w:lvl>
-    <w:lvl w:ilvl="4" w:tplc="0E46F030">
-      <w:numFmt w:val="decimal"/>
-      <w:lvlText w:val=""/>
-      <w:lvlJc w:val="left"/>
-    </w:lvl>
-    <w:lvl w:ilvl="5" w:tplc="EE26C2C2">
-      <w:numFmt w:val="decimal"/>
-      <w:lvlText w:val=""/>
-      <w:lvlJc w:val="left"/>
-    </w:lvl>
-    <w:lvl w:ilvl="6" w:tplc="0C405606">
-      <w:numFmt w:val="decimal"/>
-      <w:lvlText w:val=""/>
-      <w:lvlJc w:val="left"/>
-    </w:lvl>
-    <w:lvl w:ilvl="7" w:tplc="7E7E388E">
-      <w:numFmt w:val="decimal"/>
-      <w:lvlText w:val=""/>
-      <w:lvlJc w:val="left"/>
-    </w:lvl>
-    <w:lvl w:ilvl="8" w:tplc="EF5A0E92">
+    <w:lvl w:ilvl="1">
+      <w:numFmt w:val="decimal"/>
+      <w:lvlText w:val=""/>
+      <w:lvlJc w:val="left"/>
+    </w:lvl>
+    <w:lvl w:ilvl="2">
+      <w:numFmt w:val="decimal"/>
+      <w:lvlText w:val=""/>
+      <w:lvlJc w:val="left"/>
+    </w:lvl>
+    <w:lvl w:ilvl="3">
+      <w:numFmt w:val="decimal"/>
+      <w:lvlText w:val=""/>
+      <w:lvlJc w:val="left"/>
+    </w:lvl>
+    <w:lvl w:ilvl="4">
+      <w:numFmt w:val="decimal"/>
+      <w:lvlText w:val=""/>
+      <w:lvlJc w:val="left"/>
+    </w:lvl>
+    <w:lvl w:ilvl="5">
+      <w:numFmt w:val="decimal"/>
+      <w:lvlText w:val=""/>
+      <w:lvlJc w:val="left"/>
+    </w:lvl>
+    <w:lvl w:ilvl="6">
+      <w:numFmt w:val="decimal"/>
+      <w:lvlText w:val=""/>
+      <w:lvlJc w:val="left"/>
+    </w:lvl>
+    <w:lvl w:ilvl="7">
+      <w:numFmt w:val="decimal"/>
+      <w:lvlText w:val=""/>
+      <w:lvlJc w:val="left"/>
+    </w:lvl>
+    <w:lvl w:ilvl="8">
       <w:numFmt w:val="decimal"/>
       <w:lvlText w:val=""/>
       <w:lvlJc w:val="left"/>
     </w:lvl>
   </w:abstractNum>
-  <w:abstractNum w:abstractNumId="20" w15:restartNumberingAfterBreak="0">
-    <w:nsid w:val="518F1B28"/>
-    <w:multiLevelType w:val="hybridMultilevel"/>
-    <w:tmpl w:val="2134091C"/>
-    <w:lvl w:ilvl="0" w:tplc="B9FC7A40">
+  <w:abstractNum w:abstractNumId="8" w15:restartNumberingAfterBreak="0">
+    <w:nsid w:val="21F55AB3"/>
+    <w:multiLevelType w:val="multilevel"/>
+    <w:tmpl w:val="968AC066"/>
+    <w:lvl w:ilvl="0">
       <w:start w:val="1"/>
       <w:numFmt w:val="decimal"/>
       <w:lvlText w:val="%1."/>
       <w:lvlJc w:val="left"/>
       <w:pPr>
+        <w:tabs>
+          <w:tab w:val="num" w:pos="0"/>
+        </w:tabs>
         <w:ind w:left="648" w:hanging="360"/>
       </w:pPr>
     </w:lvl>
-    <w:lvl w:ilvl="1" w:tplc="732E1CEA">
-      <w:numFmt w:val="decimal"/>
-      <w:lvlText w:val=""/>
-      <w:lvlJc w:val="left"/>
-    </w:lvl>
-    <w:lvl w:ilvl="2" w:tplc="97D2CD14">
-      <w:numFmt w:val="decimal"/>
-      <w:lvlText w:val=""/>
-      <w:lvlJc w:val="left"/>
-    </w:lvl>
-    <w:lvl w:ilvl="3" w:tplc="2272F08C">
-      <w:numFmt w:val="decimal"/>
-      <w:lvlText w:val=""/>
-      <w:lvlJc w:val="left"/>
-    </w:lvl>
-    <w:lvl w:ilvl="4" w:tplc="E44236FA">
-      <w:numFmt w:val="decimal"/>
-      <w:lvlText w:val=""/>
-      <w:lvlJc w:val="left"/>
-    </w:lvl>
-    <w:lvl w:ilvl="5" w:tplc="5FB0367A">
-      <w:numFmt w:val="decimal"/>
-      <w:lvlText w:val=""/>
-      <w:lvlJc w:val="left"/>
-    </w:lvl>
-    <w:lvl w:ilvl="6" w:tplc="2FFE6C56">
-      <w:numFmt w:val="decimal"/>
-      <w:lvlText w:val=""/>
-      <w:lvlJc w:val="left"/>
-    </w:lvl>
-    <w:lvl w:ilvl="7" w:tplc="BA7261AE">
-      <w:numFmt w:val="decimal"/>
-      <w:lvlText w:val=""/>
-      <w:lvlJc w:val="left"/>
-    </w:lvl>
-    <w:lvl w:ilvl="8" w:tplc="D5A8271C">
+    <w:lvl w:ilvl="1">
+      <w:numFmt w:val="decimal"/>
+      <w:lvlText w:val=""/>
+      <w:lvlJc w:val="left"/>
+    </w:lvl>
+    <w:lvl w:ilvl="2">
+      <w:numFmt w:val="decimal"/>
+      <w:lvlText w:val=""/>
+      <w:lvlJc w:val="left"/>
+    </w:lvl>
+    <w:lvl w:ilvl="3">
+      <w:numFmt w:val="decimal"/>
+      <w:lvlText w:val=""/>
+      <w:lvlJc w:val="left"/>
+    </w:lvl>
+    <w:lvl w:ilvl="4">
+      <w:numFmt w:val="decimal"/>
+      <w:lvlText w:val=""/>
+      <w:lvlJc w:val="left"/>
+    </w:lvl>
+    <w:lvl w:ilvl="5">
+      <w:numFmt w:val="decimal"/>
+      <w:lvlText w:val=""/>
+      <w:lvlJc w:val="left"/>
+    </w:lvl>
+    <w:lvl w:ilvl="6">
+      <w:numFmt w:val="decimal"/>
+      <w:lvlText w:val=""/>
+      <w:lvlJc w:val="left"/>
+    </w:lvl>
+    <w:lvl w:ilvl="7">
+      <w:numFmt w:val="decimal"/>
+      <w:lvlText w:val=""/>
+      <w:lvlJc w:val="left"/>
+    </w:lvl>
+    <w:lvl w:ilvl="8">
       <w:numFmt w:val="decimal"/>
       <w:lvlText w:val=""/>
       <w:lvlJc w:val="left"/>
     </w:lvl>
   </w:abstractNum>
-  <w:abstractNum w:abstractNumId="21" w15:restartNumberingAfterBreak="0">
-    <w:nsid w:val="558F0976"/>
-    <w:multiLevelType w:val="hybridMultilevel"/>
-    <w:tmpl w:val="5BE49A2A"/>
-    <w:lvl w:ilvl="0" w:tplc="CFF2FD82">
+  <w:abstractNum w:abstractNumId="9" w15:restartNumberingAfterBreak="0">
+    <w:nsid w:val="25112628"/>
+    <w:multiLevelType w:val="multilevel"/>
+    <w:tmpl w:val="25CC4D84"/>
+    <w:lvl w:ilvl="0">
       <w:start w:val="1"/>
       <w:numFmt w:val="decimal"/>
       <w:lvlText w:val="%1."/>
       <w:lvlJc w:val="left"/>
       <w:pPr>
+        <w:tabs>
+          <w:tab w:val="num" w:pos="0"/>
+        </w:tabs>
         <w:ind w:left="648" w:hanging="360"/>
       </w:pPr>
     </w:lvl>
-    <w:lvl w:ilvl="1" w:tplc="2C981774">
-      <w:numFmt w:val="decimal"/>
-      <w:lvlText w:val=""/>
-      <w:lvlJc w:val="left"/>
-    </w:lvl>
-    <w:lvl w:ilvl="2" w:tplc="17C8937E">
-      <w:numFmt w:val="decimal"/>
-      <w:lvlText w:val=""/>
-      <w:lvlJc w:val="left"/>
-    </w:lvl>
-    <w:lvl w:ilvl="3" w:tplc="CE8EC53C">
-      <w:numFmt w:val="decimal"/>
-      <w:lvlText w:val=""/>
-      <w:lvlJc w:val="left"/>
-    </w:lvl>
-    <w:lvl w:ilvl="4" w:tplc="38880DDE">
-      <w:numFmt w:val="decimal"/>
-      <w:lvlText w:val=""/>
-      <w:lvlJc w:val="left"/>
-    </w:lvl>
-    <w:lvl w:ilvl="5" w:tplc="3B48BA18">
-      <w:numFmt w:val="decimal"/>
-      <w:lvlText w:val=""/>
-      <w:lvlJc w:val="left"/>
-    </w:lvl>
-    <w:lvl w:ilvl="6" w:tplc="CFA8FAA6">
-      <w:numFmt w:val="decimal"/>
-      <w:lvlText w:val=""/>
-      <w:lvlJc w:val="left"/>
-    </w:lvl>
-    <w:lvl w:ilvl="7" w:tplc="710A19B0">
-      <w:numFmt w:val="decimal"/>
-      <w:lvlText w:val=""/>
-      <w:lvlJc w:val="left"/>
-    </w:lvl>
-    <w:lvl w:ilvl="8" w:tplc="D90AEAA2">
+    <w:lvl w:ilvl="1">
+      <w:numFmt w:val="decimal"/>
+      <w:lvlText w:val=""/>
+      <w:lvlJc w:val="left"/>
+    </w:lvl>
+    <w:lvl w:ilvl="2">
+      <w:numFmt w:val="decimal"/>
+      <w:lvlText w:val=""/>
+      <w:lvlJc w:val="left"/>
+    </w:lvl>
+    <w:lvl w:ilvl="3">
+      <w:numFmt w:val="decimal"/>
+      <w:lvlText w:val=""/>
+      <w:lvlJc w:val="left"/>
+    </w:lvl>
+    <w:lvl w:ilvl="4">
+      <w:numFmt w:val="decimal"/>
+      <w:lvlText w:val=""/>
+      <w:lvlJc w:val="left"/>
+    </w:lvl>
+    <w:lvl w:ilvl="5">
+      <w:numFmt w:val="decimal"/>
+      <w:lvlText w:val=""/>
+      <w:lvlJc w:val="left"/>
+    </w:lvl>
+    <w:lvl w:ilvl="6">
+      <w:numFmt w:val="decimal"/>
+      <w:lvlText w:val=""/>
+      <w:lvlJc w:val="left"/>
+    </w:lvl>
+    <w:lvl w:ilvl="7">
+      <w:numFmt w:val="decimal"/>
+      <w:lvlText w:val=""/>
+      <w:lvlJc w:val="left"/>
+    </w:lvl>
+    <w:lvl w:ilvl="8">
       <w:numFmt w:val="decimal"/>
       <w:lvlText w:val=""/>
       <w:lvlJc w:val="left"/>
     </w:lvl>
   </w:abstractNum>
-  <w:abstractNum w:abstractNumId="22" w15:restartNumberingAfterBreak="0">
-    <w:nsid w:val="5A0C442C"/>
-    <w:multiLevelType w:val="hybridMultilevel"/>
-    <w:tmpl w:val="0A1C2A3A"/>
-    <w:lvl w:ilvl="0" w:tplc="458EDD94">
+  <w:abstractNum w:abstractNumId="10" w15:restartNumberingAfterBreak="0">
+    <w:nsid w:val="2C3D59E4"/>
+    <w:multiLevelType w:val="multilevel"/>
+    <w:tmpl w:val="96047BFC"/>
+    <w:lvl w:ilvl="0">
       <w:start w:val="1"/>
       <w:numFmt w:val="decimal"/>
       <w:lvlText w:val="%1."/>
       <w:lvlJc w:val="left"/>
       <w:pPr>
+        <w:tabs>
+          <w:tab w:val="num" w:pos="0"/>
+        </w:tabs>
         <w:ind w:left="648" w:hanging="360"/>
       </w:pPr>
     </w:lvl>
-    <w:lvl w:ilvl="1" w:tplc="36BC2980">
-      <w:numFmt w:val="decimal"/>
-      <w:lvlText w:val=""/>
-      <w:lvlJc w:val="left"/>
-    </w:lvl>
-    <w:lvl w:ilvl="2" w:tplc="608E7B3A">
-      <w:numFmt w:val="decimal"/>
-      <w:lvlText w:val=""/>
-      <w:lvlJc w:val="left"/>
-    </w:lvl>
-    <w:lvl w:ilvl="3" w:tplc="FDA8D5F4">
-      <w:numFmt w:val="decimal"/>
-      <w:lvlText w:val=""/>
-      <w:lvlJc w:val="left"/>
-    </w:lvl>
-    <w:lvl w:ilvl="4" w:tplc="7C66BEF6">
-      <w:numFmt w:val="decimal"/>
-      <w:lvlText w:val=""/>
-      <w:lvlJc w:val="left"/>
-    </w:lvl>
-    <w:lvl w:ilvl="5" w:tplc="7E2822BE">
-      <w:numFmt w:val="decimal"/>
-      <w:lvlText w:val=""/>
-      <w:lvlJc w:val="left"/>
-    </w:lvl>
-    <w:lvl w:ilvl="6" w:tplc="529C9674">
-      <w:numFmt w:val="decimal"/>
-      <w:lvlText w:val=""/>
-      <w:lvlJc w:val="left"/>
-    </w:lvl>
-    <w:lvl w:ilvl="7" w:tplc="7B60835A">
-      <w:numFmt w:val="decimal"/>
-      <w:lvlText w:val=""/>
-      <w:lvlJc w:val="left"/>
-    </w:lvl>
-    <w:lvl w:ilvl="8" w:tplc="7B1A38F6">
+    <w:lvl w:ilvl="1">
+      <w:numFmt w:val="decimal"/>
+      <w:lvlText w:val=""/>
+      <w:lvlJc w:val="left"/>
+    </w:lvl>
+    <w:lvl w:ilvl="2">
+      <w:numFmt w:val="decimal"/>
+      <w:lvlText w:val=""/>
+      <w:lvlJc w:val="left"/>
+    </w:lvl>
+    <w:lvl w:ilvl="3">
+      <w:numFmt w:val="decimal"/>
+      <w:lvlText w:val=""/>
+      <w:lvlJc w:val="left"/>
+    </w:lvl>
+    <w:lvl w:ilvl="4">
+      <w:numFmt w:val="decimal"/>
+      <w:lvlText w:val=""/>
+      <w:lvlJc w:val="left"/>
+    </w:lvl>
+    <w:lvl w:ilvl="5">
+      <w:numFmt w:val="decimal"/>
+      <w:lvlText w:val=""/>
+      <w:lvlJc w:val="left"/>
+    </w:lvl>
+    <w:lvl w:ilvl="6">
+      <w:numFmt w:val="decimal"/>
+      <w:lvlText w:val=""/>
+      <w:lvlJc w:val="left"/>
+    </w:lvl>
+    <w:lvl w:ilvl="7">
+      <w:numFmt w:val="decimal"/>
+      <w:lvlText w:val=""/>
+      <w:lvlJc w:val="left"/>
+    </w:lvl>
+    <w:lvl w:ilvl="8">
       <w:numFmt w:val="decimal"/>
       <w:lvlText w:val=""/>
       <w:lvlJc w:val="left"/>
     </w:lvl>
   </w:abstractNum>
-  <w:abstractNum w:abstractNumId="23" w15:restartNumberingAfterBreak="0">
-    <w:nsid w:val="5D890CC3"/>
-    <w:multiLevelType w:val="hybridMultilevel"/>
-    <w:tmpl w:val="77C89A0A"/>
-    <w:lvl w:ilvl="0" w:tplc="09183240">
+  <w:abstractNum w:abstractNumId="11" w15:restartNumberingAfterBreak="0">
+    <w:nsid w:val="2E7F6AB9"/>
+    <w:multiLevelType w:val="multilevel"/>
+    <w:tmpl w:val="FCBC7010"/>
+    <w:lvl w:ilvl="0">
       <w:start w:val="1"/>
       <w:numFmt w:val="decimal"/>
       <w:lvlText w:val="%1."/>
       <w:lvlJc w:val="left"/>
       <w:pPr>
+        <w:tabs>
+          <w:tab w:val="num" w:pos="0"/>
+        </w:tabs>
         <w:ind w:left="648" w:hanging="360"/>
       </w:pPr>
     </w:lvl>
-    <w:lvl w:ilvl="1" w:tplc="10421DEC">
-      <w:numFmt w:val="decimal"/>
-      <w:lvlText w:val=""/>
-      <w:lvlJc w:val="left"/>
-    </w:lvl>
-    <w:lvl w:ilvl="2" w:tplc="41282EE8">
-      <w:numFmt w:val="decimal"/>
-      <w:lvlText w:val=""/>
-      <w:lvlJc w:val="left"/>
-    </w:lvl>
-    <w:lvl w:ilvl="3" w:tplc="DF5A3DD2">
-      <w:numFmt w:val="decimal"/>
-      <w:lvlText w:val=""/>
-      <w:lvlJc w:val="left"/>
-    </w:lvl>
-    <w:lvl w:ilvl="4" w:tplc="1A102F38">
-      <w:numFmt w:val="decimal"/>
-      <w:lvlText w:val=""/>
-      <w:lvlJc w:val="left"/>
-    </w:lvl>
-    <w:lvl w:ilvl="5" w:tplc="E4A416BE">
-      <w:numFmt w:val="decimal"/>
-      <w:lvlText w:val=""/>
-      <w:lvlJc w:val="left"/>
-    </w:lvl>
-    <w:lvl w:ilvl="6" w:tplc="F87EB794">
-      <w:numFmt w:val="decimal"/>
-      <w:lvlText w:val=""/>
-      <w:lvlJc w:val="left"/>
-    </w:lvl>
-    <w:lvl w:ilvl="7" w:tplc="22A2E466">
-      <w:numFmt w:val="decimal"/>
-      <w:lvlText w:val=""/>
-      <w:lvlJc w:val="left"/>
-    </w:lvl>
-    <w:lvl w:ilvl="8" w:tplc="C84A74B4">
+    <w:lvl w:ilvl="1">
+      <w:numFmt w:val="decimal"/>
+      <w:lvlText w:val=""/>
+      <w:lvlJc w:val="left"/>
+    </w:lvl>
+    <w:lvl w:ilvl="2">
+      <w:numFmt w:val="decimal"/>
+      <w:lvlText w:val=""/>
+      <w:lvlJc w:val="left"/>
+    </w:lvl>
+    <w:lvl w:ilvl="3">
+      <w:numFmt w:val="decimal"/>
+      <w:lvlText w:val=""/>
+      <w:lvlJc w:val="left"/>
+    </w:lvl>
+    <w:lvl w:ilvl="4">
+      <w:numFmt w:val="decimal"/>
+      <w:lvlText w:val=""/>
+      <w:lvlJc w:val="left"/>
+    </w:lvl>
+    <w:lvl w:ilvl="5">
+      <w:numFmt w:val="decimal"/>
+      <w:lvlText w:val=""/>
+      <w:lvlJc w:val="left"/>
+    </w:lvl>
+    <w:lvl w:ilvl="6">
+      <w:numFmt w:val="decimal"/>
+      <w:lvlText w:val=""/>
+      <w:lvlJc w:val="left"/>
+    </w:lvl>
+    <w:lvl w:ilvl="7">
+      <w:numFmt w:val="decimal"/>
+      <w:lvlText w:val=""/>
+      <w:lvlJc w:val="left"/>
+    </w:lvl>
+    <w:lvl w:ilvl="8">
       <w:numFmt w:val="decimal"/>
       <w:lvlText w:val=""/>
       <w:lvlJc w:val="left"/>
     </w:lvl>
   </w:abstractNum>
-  <w:abstractNum w:abstractNumId="24" w15:restartNumberingAfterBreak="0">
-    <w:nsid w:val="626339FA"/>
-    <w:multiLevelType w:val="hybridMultilevel"/>
-    <w:tmpl w:val="E6CEF4E8"/>
-    <w:lvl w:ilvl="0" w:tplc="31DAC3A2">
+  <w:abstractNum w:abstractNumId="12" w15:restartNumberingAfterBreak="0">
+    <w:nsid w:val="31874499"/>
+    <w:multiLevelType w:val="multilevel"/>
+    <w:tmpl w:val="BB565FC6"/>
+    <w:lvl w:ilvl="0">
       <w:start w:val="1"/>
       <w:numFmt w:val="decimal"/>
       <w:lvlText w:val="%1."/>
       <w:lvlJc w:val="left"/>
       <w:pPr>
+        <w:tabs>
+          <w:tab w:val="num" w:pos="0"/>
+        </w:tabs>
         <w:ind w:left="648" w:hanging="360"/>
       </w:pPr>
     </w:lvl>
-    <w:lvl w:ilvl="1" w:tplc="B380CD0A">
-      <w:numFmt w:val="decimal"/>
-      <w:lvlText w:val=""/>
-      <w:lvlJc w:val="left"/>
-    </w:lvl>
-    <w:lvl w:ilvl="2" w:tplc="AB405B72">
-      <w:numFmt w:val="decimal"/>
-      <w:lvlText w:val=""/>
-      <w:lvlJc w:val="left"/>
-    </w:lvl>
-    <w:lvl w:ilvl="3" w:tplc="AD02B07E">
-      <w:numFmt w:val="decimal"/>
-      <w:lvlText w:val=""/>
-      <w:lvlJc w:val="left"/>
-    </w:lvl>
-    <w:lvl w:ilvl="4" w:tplc="7EAE6216">
-      <w:numFmt w:val="decimal"/>
-      <w:lvlText w:val=""/>
-      <w:lvlJc w:val="left"/>
-    </w:lvl>
-    <w:lvl w:ilvl="5" w:tplc="624A160A">
-      <w:numFmt w:val="decimal"/>
-      <w:lvlText w:val=""/>
-      <w:lvlJc w:val="left"/>
-    </w:lvl>
-    <w:lvl w:ilvl="6" w:tplc="E2A2EE40">
-      <w:numFmt w:val="decimal"/>
-      <w:lvlText w:val=""/>
-      <w:lvlJc w:val="left"/>
-    </w:lvl>
-    <w:lvl w:ilvl="7" w:tplc="ACC45BBA">
-      <w:numFmt w:val="decimal"/>
-      <w:lvlText w:val=""/>
-      <w:lvlJc w:val="left"/>
-    </w:lvl>
-    <w:lvl w:ilvl="8" w:tplc="517C737A">
+    <w:lvl w:ilvl="1">
+      <w:numFmt w:val="decimal"/>
+      <w:lvlText w:val=""/>
+      <w:lvlJc w:val="left"/>
+    </w:lvl>
+    <w:lvl w:ilvl="2">
+      <w:numFmt w:val="decimal"/>
+      <w:lvlText w:val=""/>
+      <w:lvlJc w:val="left"/>
+    </w:lvl>
+    <w:lvl w:ilvl="3">
+      <w:numFmt w:val="decimal"/>
+      <w:lvlText w:val=""/>
+      <w:lvlJc w:val="left"/>
+    </w:lvl>
+    <w:lvl w:ilvl="4">
+      <w:numFmt w:val="decimal"/>
+      <w:lvlText w:val=""/>
+      <w:lvlJc w:val="left"/>
+    </w:lvl>
+    <w:lvl w:ilvl="5">
+      <w:numFmt w:val="decimal"/>
+      <w:lvlText w:val=""/>
+      <w:lvlJc w:val="left"/>
+    </w:lvl>
+    <w:lvl w:ilvl="6">
+      <w:numFmt w:val="decimal"/>
+      <w:lvlText w:val=""/>
+      <w:lvlJc w:val="left"/>
+    </w:lvl>
+    <w:lvl w:ilvl="7">
+      <w:numFmt w:val="decimal"/>
+      <w:lvlText w:val=""/>
+      <w:lvlJc w:val="left"/>
+    </w:lvl>
+    <w:lvl w:ilvl="8">
       <w:numFmt w:val="decimal"/>
       <w:lvlText w:val=""/>
       <w:lvlJc w:val="left"/>
     </w:lvl>
   </w:abstractNum>
-  <w:abstractNum w:abstractNumId="25" w15:restartNumberingAfterBreak="0">
-    <w:nsid w:val="637008A3"/>
-    <w:multiLevelType w:val="hybridMultilevel"/>
-    <w:tmpl w:val="085039B2"/>
-    <w:lvl w:ilvl="0" w:tplc="B70CF7C6">
-      <w:start w:val="1"/>
-      <w:numFmt w:val="decimal"/>
-      <w:lvlText w:val="%1."/>
-      <w:lvlJc w:val="left"/>
-      <w:pPr>
-        <w:ind w:left="648" w:hanging="360"/>
-      </w:pPr>
-    </w:lvl>
-    <w:lvl w:ilvl="1" w:tplc="E7E84E8A">
-      <w:numFmt w:val="decimal"/>
-      <w:lvlText w:val=""/>
-      <w:lvlJc w:val="left"/>
-    </w:lvl>
-    <w:lvl w:ilvl="2" w:tplc="8B6E887C">
-      <w:numFmt w:val="decimal"/>
-      <w:lvlText w:val=""/>
-      <w:lvlJc w:val="left"/>
-    </w:lvl>
-    <w:lvl w:ilvl="3" w:tplc="89981AF8">
-      <w:numFmt w:val="decimal"/>
-      <w:lvlText w:val=""/>
-      <w:lvlJc w:val="left"/>
-    </w:lvl>
-    <w:lvl w:ilvl="4" w:tplc="1D6AAF2C">
-      <w:numFmt w:val="decimal"/>
-      <w:lvlText w:val=""/>
-      <w:lvlJc w:val="left"/>
-    </w:lvl>
-    <w:lvl w:ilvl="5" w:tplc="E190E8D2">
-      <w:numFmt w:val="decimal"/>
-      <w:lvlText w:val=""/>
-      <w:lvlJc w:val="left"/>
-    </w:lvl>
-    <w:lvl w:ilvl="6" w:tplc="63FC423A">
-      <w:numFmt w:val="decimal"/>
-      <w:lvlText w:val=""/>
-      <w:lvlJc w:val="left"/>
-    </w:lvl>
-    <w:lvl w:ilvl="7" w:tplc="2F16E31C">
-      <w:numFmt w:val="decimal"/>
-      <w:lvlText w:val=""/>
-      <w:lvlJc w:val="left"/>
-    </w:lvl>
-    <w:lvl w:ilvl="8" w:tplc="36140300">
-      <w:numFmt w:val="decimal"/>
-      <w:lvlText w:val=""/>
-      <w:lvlJc w:val="left"/>
-    </w:lvl>
-  </w:abstractNum>
-  <w:abstractNum w:abstractNumId="26" w15:restartNumberingAfterBreak="0">
-    <w:nsid w:val="6436363E"/>
-    <w:multiLevelType w:val="hybridMultilevel"/>
-    <w:tmpl w:val="567C3D68"/>
-    <w:lvl w:ilvl="0" w:tplc="0E30993A">
-      <w:start w:val="1"/>
-      <w:numFmt w:val="decimal"/>
-      <w:lvlText w:val="%1."/>
-      <w:lvlJc w:val="left"/>
-      <w:pPr>
-        <w:ind w:left="648" w:hanging="360"/>
-      </w:pPr>
-    </w:lvl>
-    <w:lvl w:ilvl="1" w:tplc="AB7060B2">
-      <w:numFmt w:val="decimal"/>
-      <w:lvlText w:val=""/>
-      <w:lvlJc w:val="left"/>
-    </w:lvl>
-    <w:lvl w:ilvl="2" w:tplc="F94EF1F2">
-      <w:numFmt w:val="decimal"/>
-      <w:lvlText w:val=""/>
-      <w:lvlJc w:val="left"/>
-    </w:lvl>
-    <w:lvl w:ilvl="3" w:tplc="87CC2CB0">
-      <w:numFmt w:val="decimal"/>
-      <w:lvlText w:val=""/>
-      <w:lvlJc w:val="left"/>
-    </w:lvl>
-    <w:lvl w:ilvl="4" w:tplc="BBBA7F76">
-      <w:numFmt w:val="decimal"/>
-      <w:lvlText w:val=""/>
-      <w:lvlJc w:val="left"/>
-    </w:lvl>
-    <w:lvl w:ilvl="5" w:tplc="6CD00738">
-      <w:numFmt w:val="decimal"/>
-      <w:lvlText w:val=""/>
-      <w:lvlJc w:val="left"/>
-    </w:lvl>
-    <w:lvl w:ilvl="6" w:tplc="3600FFA6">
-      <w:numFmt w:val="decimal"/>
-      <w:lvlText w:val=""/>
-      <w:lvlJc w:val="left"/>
-    </w:lvl>
-    <w:lvl w:ilvl="7" w:tplc="0FA4877A">
-      <w:numFmt w:val="decimal"/>
-      <w:lvlText w:val=""/>
-      <w:lvlJc w:val="left"/>
-    </w:lvl>
-    <w:lvl w:ilvl="8" w:tplc="D7A0CBAC">
-      <w:numFmt w:val="decimal"/>
-      <w:lvlText w:val=""/>
-      <w:lvlJc w:val="left"/>
-    </w:lvl>
-  </w:abstractNum>
-  <w:abstractNum w:abstractNumId="27" w15:restartNumberingAfterBreak="0">
-    <w:nsid w:val="6B1848F4"/>
-    <w:multiLevelType w:val="hybridMultilevel"/>
-    <w:tmpl w:val="18D05588"/>
-    <w:lvl w:ilvl="0" w:tplc="C84A72DE">
-      <w:start w:val="1"/>
-      <w:numFmt w:val="decimal"/>
-      <w:lvlText w:val="%1."/>
-      <w:lvlJc w:val="left"/>
-      <w:pPr>
-        <w:ind w:left="648" w:hanging="360"/>
-      </w:pPr>
-    </w:lvl>
-    <w:lvl w:ilvl="1" w:tplc="3E44140E">
-      <w:numFmt w:val="decimal"/>
-      <w:lvlText w:val=""/>
-      <w:lvlJc w:val="left"/>
-    </w:lvl>
-    <w:lvl w:ilvl="2" w:tplc="A852F05E">
-      <w:numFmt w:val="decimal"/>
-      <w:lvlText w:val=""/>
-      <w:lvlJc w:val="left"/>
-    </w:lvl>
-    <w:lvl w:ilvl="3" w:tplc="D7F0A392">
-      <w:numFmt w:val="decimal"/>
-      <w:lvlText w:val=""/>
-      <w:lvlJc w:val="left"/>
-    </w:lvl>
-    <w:lvl w:ilvl="4" w:tplc="89E0C540">
-      <w:numFmt w:val="decimal"/>
-      <w:lvlText w:val=""/>
-      <w:lvlJc w:val="left"/>
-    </w:lvl>
-    <w:lvl w:ilvl="5" w:tplc="A1829B32">
-      <w:numFmt w:val="decimal"/>
-      <w:lvlText w:val=""/>
-      <w:lvlJc w:val="left"/>
-    </w:lvl>
-    <w:lvl w:ilvl="6" w:tplc="3D6CAFB0">
-      <w:numFmt w:val="decimal"/>
-      <w:lvlText w:val=""/>
-      <w:lvlJc w:val="left"/>
-    </w:lvl>
-    <w:lvl w:ilvl="7" w:tplc="A034836E">
-      <w:numFmt w:val="decimal"/>
-      <w:lvlText w:val=""/>
-      <w:lvlJc w:val="left"/>
-    </w:lvl>
-    <w:lvl w:ilvl="8" w:tplc="72A20E36">
-      <w:numFmt w:val="decimal"/>
-      <w:lvlText w:val=""/>
-      <w:lvlJc w:val="left"/>
-    </w:lvl>
-  </w:abstractNum>
-  <w:abstractNum w:abstractNumId="28" w15:restartNumberingAfterBreak="0">
-    <w:nsid w:val="6D4719CC"/>
+  <w:abstractNum w:abstractNumId="13" w15:restartNumberingAfterBreak="0">
+    <w:nsid w:val="3451349C"/>
     <w:multiLevelType w:val="multilevel"/>
-    <w:tmpl w:val="C97C4B12"/>
+    <w:tmpl w:val="072A4076"/>
     <w:lvl w:ilvl="0">
       <w:start w:val="1"/>
       <w:numFmt w:val="none"/>
@@ -4837,64 +7362,10 @@
       </w:pPr>
     </w:lvl>
   </w:abstractNum>
-  <w:abstractNum w:abstractNumId="29" w15:restartNumberingAfterBreak="0">
-    <w:nsid w:val="6D691A61"/>
-    <w:multiLevelType w:val="hybridMultilevel"/>
-    <w:tmpl w:val="6C78D946"/>
-    <w:lvl w:ilvl="0" w:tplc="0F048FCE">
-      <w:start w:val="1"/>
-      <w:numFmt w:val="decimal"/>
-      <w:lvlText w:val="%1."/>
-      <w:lvlJc w:val="left"/>
-      <w:pPr>
-        <w:ind w:left="648" w:hanging="360"/>
-      </w:pPr>
-    </w:lvl>
-    <w:lvl w:ilvl="1" w:tplc="5BB491DC">
-      <w:numFmt w:val="decimal"/>
-      <w:lvlText w:val=""/>
-      <w:lvlJc w:val="left"/>
-    </w:lvl>
-    <w:lvl w:ilvl="2" w:tplc="3A321CA2">
-      <w:numFmt w:val="decimal"/>
-      <w:lvlText w:val=""/>
-      <w:lvlJc w:val="left"/>
-    </w:lvl>
-    <w:lvl w:ilvl="3" w:tplc="F35CBE40">
-      <w:numFmt w:val="decimal"/>
-      <w:lvlText w:val=""/>
-      <w:lvlJc w:val="left"/>
-    </w:lvl>
-    <w:lvl w:ilvl="4" w:tplc="5316FE5A">
-      <w:numFmt w:val="decimal"/>
-      <w:lvlText w:val=""/>
-      <w:lvlJc w:val="left"/>
-    </w:lvl>
-    <w:lvl w:ilvl="5" w:tplc="65D87EF0">
-      <w:numFmt w:val="decimal"/>
-      <w:lvlText w:val=""/>
-      <w:lvlJc w:val="left"/>
-    </w:lvl>
-    <w:lvl w:ilvl="6" w:tplc="5D2610A2">
-      <w:numFmt w:val="decimal"/>
-      <w:lvlText w:val=""/>
-      <w:lvlJc w:val="left"/>
-    </w:lvl>
-    <w:lvl w:ilvl="7" w:tplc="8DFEE17E">
-      <w:numFmt w:val="decimal"/>
-      <w:lvlText w:val=""/>
-      <w:lvlJc w:val="left"/>
-    </w:lvl>
-    <w:lvl w:ilvl="8" w:tplc="644C42F6">
-      <w:numFmt w:val="decimal"/>
-      <w:lvlText w:val=""/>
-      <w:lvlJc w:val="left"/>
-    </w:lvl>
-  </w:abstractNum>
-  <w:abstractNum w:abstractNumId="30" w15:restartNumberingAfterBreak="0">
-    <w:nsid w:val="6EAC0985"/>
+  <w:abstractNum w:abstractNumId="14" w15:restartNumberingAfterBreak="0">
+    <w:nsid w:val="3FB26106"/>
     <w:multiLevelType w:val="multilevel"/>
-    <w:tmpl w:val="C9BE1522"/>
+    <w:tmpl w:val="F9166DBA"/>
     <w:lvl w:ilvl="0">
       <w:start w:val="1"/>
       <w:numFmt w:val="decimal"/>
@@ -4948,280 +7419,807 @@
       <w:lvlJc w:val="left"/>
     </w:lvl>
   </w:abstractNum>
-  <w:abstractNum w:abstractNumId="31" w15:restartNumberingAfterBreak="0">
-    <w:nsid w:val="6F055403"/>
-    <w:multiLevelType w:val="hybridMultilevel"/>
-    <w:tmpl w:val="81A88694"/>
-    <w:lvl w:ilvl="0" w:tplc="6C8CC50A">
+  <w:abstractNum w:abstractNumId="15" w15:restartNumberingAfterBreak="0">
+    <w:nsid w:val="42405CEF"/>
+    <w:multiLevelType w:val="multilevel"/>
+    <w:tmpl w:val="2F9A811A"/>
+    <w:lvl w:ilvl="0">
       <w:start w:val="1"/>
       <w:numFmt w:val="decimal"/>
       <w:lvlText w:val="%1."/>
       <w:lvlJc w:val="left"/>
       <w:pPr>
+        <w:tabs>
+          <w:tab w:val="num" w:pos="0"/>
+        </w:tabs>
         <w:ind w:left="648" w:hanging="360"/>
       </w:pPr>
     </w:lvl>
-    <w:lvl w:ilvl="1" w:tplc="93BE46C8">
-      <w:numFmt w:val="decimal"/>
-      <w:lvlText w:val=""/>
-      <w:lvlJc w:val="left"/>
-    </w:lvl>
-    <w:lvl w:ilvl="2" w:tplc="F3A0ECF8">
-      <w:numFmt w:val="decimal"/>
-      <w:lvlText w:val=""/>
-      <w:lvlJc w:val="left"/>
-    </w:lvl>
-    <w:lvl w:ilvl="3" w:tplc="7248D002">
-      <w:numFmt w:val="decimal"/>
-      <w:lvlText w:val=""/>
-      <w:lvlJc w:val="left"/>
-    </w:lvl>
-    <w:lvl w:ilvl="4" w:tplc="8C2CF856">
-      <w:numFmt w:val="decimal"/>
-      <w:lvlText w:val=""/>
-      <w:lvlJc w:val="left"/>
-    </w:lvl>
-    <w:lvl w:ilvl="5" w:tplc="BCD49FCA">
-      <w:numFmt w:val="decimal"/>
-      <w:lvlText w:val=""/>
-      <w:lvlJc w:val="left"/>
-    </w:lvl>
-    <w:lvl w:ilvl="6" w:tplc="B7220AD0">
-      <w:numFmt w:val="decimal"/>
-      <w:lvlText w:val=""/>
-      <w:lvlJc w:val="left"/>
-    </w:lvl>
-    <w:lvl w:ilvl="7" w:tplc="14B0F148">
-      <w:numFmt w:val="decimal"/>
-      <w:lvlText w:val=""/>
-      <w:lvlJc w:val="left"/>
-    </w:lvl>
-    <w:lvl w:ilvl="8" w:tplc="01F455BC">
+    <w:lvl w:ilvl="1">
+      <w:numFmt w:val="decimal"/>
+      <w:lvlText w:val=""/>
+      <w:lvlJc w:val="left"/>
+    </w:lvl>
+    <w:lvl w:ilvl="2">
+      <w:numFmt w:val="decimal"/>
+      <w:lvlText w:val=""/>
+      <w:lvlJc w:val="left"/>
+    </w:lvl>
+    <w:lvl w:ilvl="3">
+      <w:numFmt w:val="decimal"/>
+      <w:lvlText w:val=""/>
+      <w:lvlJc w:val="left"/>
+    </w:lvl>
+    <w:lvl w:ilvl="4">
+      <w:numFmt w:val="decimal"/>
+      <w:lvlText w:val=""/>
+      <w:lvlJc w:val="left"/>
+    </w:lvl>
+    <w:lvl w:ilvl="5">
+      <w:numFmt w:val="decimal"/>
+      <w:lvlText w:val=""/>
+      <w:lvlJc w:val="left"/>
+    </w:lvl>
+    <w:lvl w:ilvl="6">
+      <w:numFmt w:val="decimal"/>
+      <w:lvlText w:val=""/>
+      <w:lvlJc w:val="left"/>
+    </w:lvl>
+    <w:lvl w:ilvl="7">
+      <w:numFmt w:val="decimal"/>
+      <w:lvlText w:val=""/>
+      <w:lvlJc w:val="left"/>
+    </w:lvl>
+    <w:lvl w:ilvl="8">
       <w:numFmt w:val="decimal"/>
       <w:lvlText w:val=""/>
       <w:lvlJc w:val="left"/>
     </w:lvl>
   </w:abstractNum>
-  <w:abstractNum w:abstractNumId="32" w15:restartNumberingAfterBreak="0">
-    <w:nsid w:val="6FBC5F4D"/>
-    <w:multiLevelType w:val="hybridMultilevel"/>
-    <w:tmpl w:val="D1E4B178"/>
-    <w:lvl w:ilvl="0" w:tplc="E4D66B26">
+  <w:abstractNum w:abstractNumId="16" w15:restartNumberingAfterBreak="0">
+    <w:nsid w:val="43997DCF"/>
+    <w:multiLevelType w:val="multilevel"/>
+    <w:tmpl w:val="A82AF73A"/>
+    <w:lvl w:ilvl="0">
       <w:start w:val="1"/>
       <w:numFmt w:val="decimal"/>
       <w:lvlText w:val="%1."/>
       <w:lvlJc w:val="left"/>
       <w:pPr>
+        <w:tabs>
+          <w:tab w:val="num" w:pos="0"/>
+        </w:tabs>
         <w:ind w:left="648" w:hanging="360"/>
       </w:pPr>
     </w:lvl>
-    <w:lvl w:ilvl="1" w:tplc="0D2E1360">
-      <w:numFmt w:val="decimal"/>
-      <w:lvlText w:val=""/>
-      <w:lvlJc w:val="left"/>
-    </w:lvl>
-    <w:lvl w:ilvl="2" w:tplc="9B360A36">
-      <w:numFmt w:val="decimal"/>
-      <w:lvlText w:val=""/>
-      <w:lvlJc w:val="left"/>
-    </w:lvl>
-    <w:lvl w:ilvl="3" w:tplc="1C38F942">
-      <w:numFmt w:val="decimal"/>
-      <w:lvlText w:val=""/>
-      <w:lvlJc w:val="left"/>
-    </w:lvl>
-    <w:lvl w:ilvl="4" w:tplc="EB2A4388">
-      <w:numFmt w:val="decimal"/>
-      <w:lvlText w:val=""/>
-      <w:lvlJc w:val="left"/>
-    </w:lvl>
-    <w:lvl w:ilvl="5" w:tplc="2DD4864C">
-      <w:numFmt w:val="decimal"/>
-      <w:lvlText w:val=""/>
-      <w:lvlJc w:val="left"/>
-    </w:lvl>
-    <w:lvl w:ilvl="6" w:tplc="97A4FABC">
-      <w:numFmt w:val="decimal"/>
-      <w:lvlText w:val=""/>
-      <w:lvlJc w:val="left"/>
-    </w:lvl>
-    <w:lvl w:ilvl="7" w:tplc="A8EAB12C">
-      <w:numFmt w:val="decimal"/>
-      <w:lvlText w:val=""/>
-      <w:lvlJc w:val="left"/>
-    </w:lvl>
-    <w:lvl w:ilvl="8" w:tplc="744E3D44">
+    <w:lvl w:ilvl="1">
+      <w:numFmt w:val="decimal"/>
+      <w:lvlText w:val=""/>
+      <w:lvlJc w:val="left"/>
+    </w:lvl>
+    <w:lvl w:ilvl="2">
+      <w:numFmt w:val="decimal"/>
+      <w:lvlText w:val=""/>
+      <w:lvlJc w:val="left"/>
+    </w:lvl>
+    <w:lvl w:ilvl="3">
+      <w:numFmt w:val="decimal"/>
+      <w:lvlText w:val=""/>
+      <w:lvlJc w:val="left"/>
+    </w:lvl>
+    <w:lvl w:ilvl="4">
+      <w:numFmt w:val="decimal"/>
+      <w:lvlText w:val=""/>
+      <w:lvlJc w:val="left"/>
+    </w:lvl>
+    <w:lvl w:ilvl="5">
+      <w:numFmt w:val="decimal"/>
+      <w:lvlText w:val=""/>
+      <w:lvlJc w:val="left"/>
+    </w:lvl>
+    <w:lvl w:ilvl="6">
+      <w:numFmt w:val="decimal"/>
+      <w:lvlText w:val=""/>
+      <w:lvlJc w:val="left"/>
+    </w:lvl>
+    <w:lvl w:ilvl="7">
+      <w:numFmt w:val="decimal"/>
+      <w:lvlText w:val=""/>
+      <w:lvlJc w:val="left"/>
+    </w:lvl>
+    <w:lvl w:ilvl="8">
       <w:numFmt w:val="decimal"/>
       <w:lvlText w:val=""/>
       <w:lvlJc w:val="left"/>
     </w:lvl>
   </w:abstractNum>
-  <w:abstractNum w:abstractNumId="33" w15:restartNumberingAfterBreak="0">
-    <w:nsid w:val="7135582C"/>
-    <w:multiLevelType w:val="hybridMultilevel"/>
-    <w:tmpl w:val="A314E618"/>
-    <w:lvl w:ilvl="0" w:tplc="E23241AE">
+  <w:abstractNum w:abstractNumId="17" w15:restartNumberingAfterBreak="0">
+    <w:nsid w:val="4DB0150E"/>
+    <w:multiLevelType w:val="multilevel"/>
+    <w:tmpl w:val="F3B6429A"/>
+    <w:lvl w:ilvl="0">
       <w:start w:val="1"/>
       <w:numFmt w:val="decimal"/>
       <w:lvlText w:val="%1."/>
       <w:lvlJc w:val="left"/>
       <w:pPr>
+        <w:tabs>
+          <w:tab w:val="num" w:pos="0"/>
+        </w:tabs>
         <w:ind w:left="648" w:hanging="360"/>
       </w:pPr>
     </w:lvl>
-    <w:lvl w:ilvl="1" w:tplc="12688ED6">
-      <w:numFmt w:val="decimal"/>
-      <w:lvlText w:val=""/>
-      <w:lvlJc w:val="left"/>
-    </w:lvl>
-    <w:lvl w:ilvl="2" w:tplc="091E2102">
-      <w:numFmt w:val="decimal"/>
-      <w:lvlText w:val=""/>
-      <w:lvlJc w:val="left"/>
-    </w:lvl>
-    <w:lvl w:ilvl="3" w:tplc="C87E1C98">
-      <w:numFmt w:val="decimal"/>
-      <w:lvlText w:val=""/>
-      <w:lvlJc w:val="left"/>
-    </w:lvl>
-    <w:lvl w:ilvl="4" w:tplc="3FECB958">
-      <w:numFmt w:val="decimal"/>
-      <w:lvlText w:val=""/>
-      <w:lvlJc w:val="left"/>
-    </w:lvl>
-    <w:lvl w:ilvl="5" w:tplc="D960DC4C">
-      <w:numFmt w:val="decimal"/>
-      <w:lvlText w:val=""/>
-      <w:lvlJc w:val="left"/>
-    </w:lvl>
-    <w:lvl w:ilvl="6" w:tplc="D7AC803C">
-      <w:numFmt w:val="decimal"/>
-      <w:lvlText w:val=""/>
-      <w:lvlJc w:val="left"/>
-    </w:lvl>
-    <w:lvl w:ilvl="7" w:tplc="1ADCCD42">
-      <w:numFmt w:val="decimal"/>
-      <w:lvlText w:val=""/>
-      <w:lvlJc w:val="left"/>
-    </w:lvl>
-    <w:lvl w:ilvl="8" w:tplc="EF5C2AAC">
+    <w:lvl w:ilvl="1">
+      <w:numFmt w:val="decimal"/>
+      <w:lvlText w:val=""/>
+      <w:lvlJc w:val="left"/>
+    </w:lvl>
+    <w:lvl w:ilvl="2">
+      <w:numFmt w:val="decimal"/>
+      <w:lvlText w:val=""/>
+      <w:lvlJc w:val="left"/>
+    </w:lvl>
+    <w:lvl w:ilvl="3">
+      <w:numFmt w:val="decimal"/>
+      <w:lvlText w:val=""/>
+      <w:lvlJc w:val="left"/>
+    </w:lvl>
+    <w:lvl w:ilvl="4">
+      <w:numFmt w:val="decimal"/>
+      <w:lvlText w:val=""/>
+      <w:lvlJc w:val="left"/>
+    </w:lvl>
+    <w:lvl w:ilvl="5">
+      <w:numFmt w:val="decimal"/>
+      <w:lvlText w:val=""/>
+      <w:lvlJc w:val="left"/>
+    </w:lvl>
+    <w:lvl w:ilvl="6">
+      <w:numFmt w:val="decimal"/>
+      <w:lvlText w:val=""/>
+      <w:lvlJc w:val="left"/>
+    </w:lvl>
+    <w:lvl w:ilvl="7">
+      <w:numFmt w:val="decimal"/>
+      <w:lvlText w:val=""/>
+      <w:lvlJc w:val="left"/>
+    </w:lvl>
+    <w:lvl w:ilvl="8">
       <w:numFmt w:val="decimal"/>
       <w:lvlText w:val=""/>
       <w:lvlJc w:val="left"/>
     </w:lvl>
   </w:abstractNum>
-  <w:abstractNum w:abstractNumId="34" w15:restartNumberingAfterBreak="0">
-    <w:nsid w:val="74AB1C07"/>
-    <w:multiLevelType w:val="hybridMultilevel"/>
-    <w:tmpl w:val="E932D3CA"/>
-    <w:lvl w:ilvl="0" w:tplc="7C680C16">
+  <w:abstractNum w:abstractNumId="18" w15:restartNumberingAfterBreak="0">
+    <w:nsid w:val="53116F63"/>
+    <w:multiLevelType w:val="multilevel"/>
+    <w:tmpl w:val="1430DA62"/>
+    <w:lvl w:ilvl="0">
       <w:start w:val="1"/>
       <w:numFmt w:val="decimal"/>
       <w:lvlText w:val="%1."/>
       <w:lvlJc w:val="left"/>
       <w:pPr>
+        <w:tabs>
+          <w:tab w:val="num" w:pos="0"/>
+        </w:tabs>
         <w:ind w:left="648" w:hanging="360"/>
       </w:pPr>
     </w:lvl>
-    <w:lvl w:ilvl="1" w:tplc="EFEA9F4C">
-      <w:numFmt w:val="decimal"/>
-      <w:lvlText w:val=""/>
-      <w:lvlJc w:val="left"/>
-    </w:lvl>
-    <w:lvl w:ilvl="2" w:tplc="C5EA198E">
-      <w:numFmt w:val="decimal"/>
-      <w:lvlText w:val=""/>
-      <w:lvlJc w:val="left"/>
-    </w:lvl>
-    <w:lvl w:ilvl="3" w:tplc="B06CC134">
-      <w:numFmt w:val="decimal"/>
-      <w:lvlText w:val=""/>
-      <w:lvlJc w:val="left"/>
-    </w:lvl>
-    <w:lvl w:ilvl="4" w:tplc="819261E0">
-      <w:numFmt w:val="decimal"/>
-      <w:lvlText w:val=""/>
-      <w:lvlJc w:val="left"/>
-    </w:lvl>
-    <w:lvl w:ilvl="5" w:tplc="331E7DDA">
-      <w:numFmt w:val="decimal"/>
-      <w:lvlText w:val=""/>
-      <w:lvlJc w:val="left"/>
-    </w:lvl>
-    <w:lvl w:ilvl="6" w:tplc="7F2EA7F4">
-      <w:numFmt w:val="decimal"/>
-      <w:lvlText w:val=""/>
-      <w:lvlJc w:val="left"/>
-    </w:lvl>
-    <w:lvl w:ilvl="7" w:tplc="E1F410FE">
-      <w:numFmt w:val="decimal"/>
-      <w:lvlText w:val=""/>
-      <w:lvlJc w:val="left"/>
-    </w:lvl>
-    <w:lvl w:ilvl="8" w:tplc="26D66BEE">
+    <w:lvl w:ilvl="1">
+      <w:numFmt w:val="decimal"/>
+      <w:lvlText w:val=""/>
+      <w:lvlJc w:val="left"/>
+    </w:lvl>
+    <w:lvl w:ilvl="2">
+      <w:numFmt w:val="decimal"/>
+      <w:lvlText w:val=""/>
+      <w:lvlJc w:val="left"/>
+    </w:lvl>
+    <w:lvl w:ilvl="3">
+      <w:numFmt w:val="decimal"/>
+      <w:lvlText w:val=""/>
+      <w:lvlJc w:val="left"/>
+    </w:lvl>
+    <w:lvl w:ilvl="4">
+      <w:numFmt w:val="decimal"/>
+      <w:lvlText w:val=""/>
+      <w:lvlJc w:val="left"/>
+    </w:lvl>
+    <w:lvl w:ilvl="5">
+      <w:numFmt w:val="decimal"/>
+      <w:lvlText w:val=""/>
+      <w:lvlJc w:val="left"/>
+    </w:lvl>
+    <w:lvl w:ilvl="6">
+      <w:numFmt w:val="decimal"/>
+      <w:lvlText w:val=""/>
+      <w:lvlJc w:val="left"/>
+    </w:lvl>
+    <w:lvl w:ilvl="7">
+      <w:numFmt w:val="decimal"/>
+      <w:lvlText w:val=""/>
+      <w:lvlJc w:val="left"/>
+    </w:lvl>
+    <w:lvl w:ilvl="8">
       <w:numFmt w:val="decimal"/>
       <w:lvlText w:val=""/>
       <w:lvlJc w:val="left"/>
     </w:lvl>
   </w:abstractNum>
-  <w:abstractNum w:abstractNumId="35" w15:restartNumberingAfterBreak="0">
-    <w:nsid w:val="786C1D22"/>
-    <w:multiLevelType w:val="hybridMultilevel"/>
-    <w:tmpl w:val="92A8A97E"/>
-    <w:lvl w:ilvl="0" w:tplc="C4B62994">
+  <w:abstractNum w:abstractNumId="19" w15:restartNumberingAfterBreak="0">
+    <w:nsid w:val="552D633D"/>
+    <w:multiLevelType w:val="multilevel"/>
+    <w:tmpl w:val="F41ED7E6"/>
+    <w:lvl w:ilvl="0">
       <w:start w:val="1"/>
       <w:numFmt w:val="decimal"/>
       <w:lvlText w:val="%1."/>
       <w:lvlJc w:val="left"/>
       <w:pPr>
+        <w:tabs>
+          <w:tab w:val="num" w:pos="0"/>
+        </w:tabs>
         <w:ind w:left="648" w:hanging="360"/>
       </w:pPr>
     </w:lvl>
-    <w:lvl w:ilvl="1" w:tplc="9DB25C68">
-      <w:numFmt w:val="decimal"/>
-      <w:lvlText w:val=""/>
-      <w:lvlJc w:val="left"/>
-    </w:lvl>
-    <w:lvl w:ilvl="2" w:tplc="6F40741C">
-      <w:numFmt w:val="decimal"/>
-      <w:lvlText w:val=""/>
-      <w:lvlJc w:val="left"/>
-    </w:lvl>
-    <w:lvl w:ilvl="3" w:tplc="CD76DAAC">
-      <w:numFmt w:val="decimal"/>
-      <w:lvlText w:val=""/>
-      <w:lvlJc w:val="left"/>
-    </w:lvl>
-    <w:lvl w:ilvl="4" w:tplc="832CB1A0">
-      <w:numFmt w:val="decimal"/>
-      <w:lvlText w:val=""/>
-      <w:lvlJc w:val="left"/>
-    </w:lvl>
-    <w:lvl w:ilvl="5" w:tplc="E03018E6">
-      <w:numFmt w:val="decimal"/>
-      <w:lvlText w:val=""/>
-      <w:lvlJc w:val="left"/>
-    </w:lvl>
-    <w:lvl w:ilvl="6" w:tplc="8A16062A">
-      <w:numFmt w:val="decimal"/>
-      <w:lvlText w:val=""/>
-      <w:lvlJc w:val="left"/>
-    </w:lvl>
-    <w:lvl w:ilvl="7" w:tplc="DCA8B2D4">
-      <w:numFmt w:val="decimal"/>
-      <w:lvlText w:val=""/>
-      <w:lvlJc w:val="left"/>
-    </w:lvl>
-    <w:lvl w:ilvl="8" w:tplc="08CAA942">
+    <w:lvl w:ilvl="1">
+      <w:numFmt w:val="decimal"/>
+      <w:lvlText w:val=""/>
+      <w:lvlJc w:val="left"/>
+    </w:lvl>
+    <w:lvl w:ilvl="2">
+      <w:numFmt w:val="decimal"/>
+      <w:lvlText w:val=""/>
+      <w:lvlJc w:val="left"/>
+    </w:lvl>
+    <w:lvl w:ilvl="3">
+      <w:numFmt w:val="decimal"/>
+      <w:lvlText w:val=""/>
+      <w:lvlJc w:val="left"/>
+    </w:lvl>
+    <w:lvl w:ilvl="4">
+      <w:numFmt w:val="decimal"/>
+      <w:lvlText w:val=""/>
+      <w:lvlJc w:val="left"/>
+    </w:lvl>
+    <w:lvl w:ilvl="5">
+      <w:numFmt w:val="decimal"/>
+      <w:lvlText w:val=""/>
+      <w:lvlJc w:val="left"/>
+    </w:lvl>
+    <w:lvl w:ilvl="6">
+      <w:numFmt w:val="decimal"/>
+      <w:lvlText w:val=""/>
+      <w:lvlJc w:val="left"/>
+    </w:lvl>
+    <w:lvl w:ilvl="7">
+      <w:numFmt w:val="decimal"/>
+      <w:lvlText w:val=""/>
+      <w:lvlJc w:val="left"/>
+    </w:lvl>
+    <w:lvl w:ilvl="8">
       <w:numFmt w:val="decimal"/>
       <w:lvlText w:val=""/>
       <w:lvlJc w:val="left"/>
     </w:lvl>
   </w:abstractNum>
-  <w:abstractNum w:abstractNumId="36" w15:restartNumberingAfterBreak="0">
-    <w:nsid w:val="7C397105"/>
+  <w:abstractNum w:abstractNumId="20" w15:restartNumberingAfterBreak="0">
+    <w:nsid w:val="590C60DB"/>
     <w:multiLevelType w:val="multilevel"/>
-    <w:tmpl w:val="5DF882E6"/>
+    <w:tmpl w:val="DB166514"/>
+    <w:lvl w:ilvl="0">
+      <w:start w:val="1"/>
+      <w:numFmt w:val="decimal"/>
+      <w:lvlText w:val="%1."/>
+      <w:lvlJc w:val="left"/>
+      <w:pPr>
+        <w:tabs>
+          <w:tab w:val="num" w:pos="0"/>
+        </w:tabs>
+        <w:ind w:left="648" w:hanging="360"/>
+      </w:pPr>
+    </w:lvl>
+    <w:lvl w:ilvl="1">
+      <w:numFmt w:val="decimal"/>
+      <w:lvlText w:val=""/>
+      <w:lvlJc w:val="left"/>
+    </w:lvl>
+    <w:lvl w:ilvl="2">
+      <w:numFmt w:val="decimal"/>
+      <w:lvlText w:val=""/>
+      <w:lvlJc w:val="left"/>
+    </w:lvl>
+    <w:lvl w:ilvl="3">
+      <w:numFmt w:val="decimal"/>
+      <w:lvlText w:val=""/>
+      <w:lvlJc w:val="left"/>
+    </w:lvl>
+    <w:lvl w:ilvl="4">
+      <w:numFmt w:val="decimal"/>
+      <w:lvlText w:val=""/>
+      <w:lvlJc w:val="left"/>
+    </w:lvl>
+    <w:lvl w:ilvl="5">
+      <w:numFmt w:val="decimal"/>
+      <w:lvlText w:val=""/>
+      <w:lvlJc w:val="left"/>
+    </w:lvl>
+    <w:lvl w:ilvl="6">
+      <w:numFmt w:val="decimal"/>
+      <w:lvlText w:val=""/>
+      <w:lvlJc w:val="left"/>
+    </w:lvl>
+    <w:lvl w:ilvl="7">
+      <w:numFmt w:val="decimal"/>
+      <w:lvlText w:val=""/>
+      <w:lvlJc w:val="left"/>
+    </w:lvl>
+    <w:lvl w:ilvl="8">
+      <w:numFmt w:val="decimal"/>
+      <w:lvlText w:val=""/>
+      <w:lvlJc w:val="left"/>
+    </w:lvl>
+  </w:abstractNum>
+  <w:abstractNum w:abstractNumId="21" w15:restartNumberingAfterBreak="0">
+    <w:nsid w:val="68427A9A"/>
+    <w:multiLevelType w:val="multilevel"/>
+    <w:tmpl w:val="8CEE2000"/>
+    <w:lvl w:ilvl="0">
+      <w:start w:val="1"/>
+      <w:numFmt w:val="decimal"/>
+      <w:lvlText w:val="%1."/>
+      <w:lvlJc w:val="left"/>
+      <w:pPr>
+        <w:tabs>
+          <w:tab w:val="num" w:pos="0"/>
+        </w:tabs>
+        <w:ind w:left="648" w:hanging="360"/>
+      </w:pPr>
+    </w:lvl>
+    <w:lvl w:ilvl="1">
+      <w:numFmt w:val="decimal"/>
+      <w:lvlText w:val=""/>
+      <w:lvlJc w:val="left"/>
+    </w:lvl>
+    <w:lvl w:ilvl="2">
+      <w:numFmt w:val="decimal"/>
+      <w:lvlText w:val=""/>
+      <w:lvlJc w:val="left"/>
+    </w:lvl>
+    <w:lvl w:ilvl="3">
+      <w:numFmt w:val="decimal"/>
+      <w:lvlText w:val=""/>
+      <w:lvlJc w:val="left"/>
+    </w:lvl>
+    <w:lvl w:ilvl="4">
+      <w:numFmt w:val="decimal"/>
+      <w:lvlText w:val=""/>
+      <w:lvlJc w:val="left"/>
+    </w:lvl>
+    <w:lvl w:ilvl="5">
+      <w:numFmt w:val="decimal"/>
+      <w:lvlText w:val=""/>
+      <w:lvlJc w:val="left"/>
+    </w:lvl>
+    <w:lvl w:ilvl="6">
+      <w:numFmt w:val="decimal"/>
+      <w:lvlText w:val=""/>
+      <w:lvlJc w:val="left"/>
+    </w:lvl>
+    <w:lvl w:ilvl="7">
+      <w:numFmt w:val="decimal"/>
+      <w:lvlText w:val=""/>
+      <w:lvlJc w:val="left"/>
+    </w:lvl>
+    <w:lvl w:ilvl="8">
+      <w:numFmt w:val="decimal"/>
+      <w:lvlText w:val=""/>
+      <w:lvlJc w:val="left"/>
+    </w:lvl>
+  </w:abstractNum>
+  <w:abstractNum w:abstractNumId="22" w15:restartNumberingAfterBreak="0">
+    <w:nsid w:val="6DB4531C"/>
+    <w:multiLevelType w:val="multilevel"/>
+    <w:tmpl w:val="62084E2C"/>
+    <w:lvl w:ilvl="0">
+      <w:start w:val="1"/>
+      <w:numFmt w:val="decimal"/>
+      <w:lvlText w:val="%1."/>
+      <w:lvlJc w:val="left"/>
+      <w:pPr>
+        <w:tabs>
+          <w:tab w:val="num" w:pos="720"/>
+        </w:tabs>
+        <w:ind w:left="720" w:hanging="360"/>
+      </w:pPr>
+    </w:lvl>
+    <w:lvl w:ilvl="1">
+      <w:start w:val="1"/>
+      <w:numFmt w:val="decimal"/>
+      <w:lvlText w:val="%2."/>
+      <w:lvlJc w:val="left"/>
+      <w:pPr>
+        <w:tabs>
+          <w:tab w:val="num" w:pos="1440"/>
+        </w:tabs>
+        <w:ind w:left="1440" w:hanging="360"/>
+      </w:pPr>
+    </w:lvl>
+    <w:lvl w:ilvl="2">
+      <w:start w:val="1"/>
+      <w:numFmt w:val="decimal"/>
+      <w:lvlText w:val="%3."/>
+      <w:lvlJc w:val="left"/>
+      <w:pPr>
+        <w:tabs>
+          <w:tab w:val="num" w:pos="2160"/>
+        </w:tabs>
+        <w:ind w:left="2160" w:hanging="360"/>
+      </w:pPr>
+    </w:lvl>
+    <w:lvl w:ilvl="3">
+      <w:start w:val="1"/>
+      <w:numFmt w:val="decimal"/>
+      <w:lvlText w:val="%4."/>
+      <w:lvlJc w:val="left"/>
+      <w:pPr>
+        <w:tabs>
+          <w:tab w:val="num" w:pos="2880"/>
+        </w:tabs>
+        <w:ind w:left="2880" w:hanging="360"/>
+      </w:pPr>
+    </w:lvl>
+    <w:lvl w:ilvl="4">
+      <w:start w:val="1"/>
+      <w:numFmt w:val="decimal"/>
+      <w:lvlText w:val="%5."/>
+      <w:lvlJc w:val="left"/>
+      <w:pPr>
+        <w:tabs>
+          <w:tab w:val="num" w:pos="3600"/>
+        </w:tabs>
+        <w:ind w:left="3600" w:hanging="360"/>
+      </w:pPr>
+    </w:lvl>
+    <w:lvl w:ilvl="5">
+      <w:start w:val="1"/>
+      <w:numFmt w:val="decimal"/>
+      <w:lvlText w:val="%6."/>
+      <w:lvlJc w:val="left"/>
+      <w:pPr>
+        <w:tabs>
+          <w:tab w:val="num" w:pos="4320"/>
+        </w:tabs>
+        <w:ind w:left="4320" w:hanging="360"/>
+      </w:pPr>
+    </w:lvl>
+    <w:lvl w:ilvl="6">
+      <w:start w:val="1"/>
+      <w:numFmt w:val="decimal"/>
+      <w:lvlText w:val="%7."/>
+      <w:lvlJc w:val="left"/>
+      <w:pPr>
+        <w:tabs>
+          <w:tab w:val="num" w:pos="5040"/>
+        </w:tabs>
+        <w:ind w:left="5040" w:hanging="360"/>
+      </w:pPr>
+    </w:lvl>
+    <w:lvl w:ilvl="7">
+      <w:start w:val="1"/>
+      <w:numFmt w:val="decimal"/>
+      <w:lvlText w:val="%8."/>
+      <w:lvlJc w:val="left"/>
+      <w:pPr>
+        <w:tabs>
+          <w:tab w:val="num" w:pos="5760"/>
+        </w:tabs>
+        <w:ind w:left="5760" w:hanging="360"/>
+      </w:pPr>
+    </w:lvl>
+    <w:lvl w:ilvl="8">
+      <w:start w:val="1"/>
+      <w:numFmt w:val="decimal"/>
+      <w:lvlText w:val="%9."/>
+      <w:lvlJc w:val="left"/>
+      <w:pPr>
+        <w:tabs>
+          <w:tab w:val="num" w:pos="6480"/>
+        </w:tabs>
+        <w:ind w:left="6480" w:hanging="360"/>
+      </w:pPr>
+    </w:lvl>
+  </w:abstractNum>
+  <w:abstractNum w:abstractNumId="23" w15:restartNumberingAfterBreak="0">
+    <w:nsid w:val="70D02B47"/>
+    <w:multiLevelType w:val="multilevel"/>
+    <w:tmpl w:val="1E168732"/>
+    <w:lvl w:ilvl="0">
+      <w:start w:val="1"/>
+      <w:numFmt w:val="decimal"/>
+      <w:lvlText w:val="%1."/>
+      <w:lvlJc w:val="left"/>
+      <w:pPr>
+        <w:tabs>
+          <w:tab w:val="num" w:pos="0"/>
+        </w:tabs>
+        <w:ind w:left="648" w:hanging="360"/>
+      </w:pPr>
+    </w:lvl>
+    <w:lvl w:ilvl="1">
+      <w:numFmt w:val="decimal"/>
+      <w:lvlText w:val=""/>
+      <w:lvlJc w:val="left"/>
+    </w:lvl>
+    <w:lvl w:ilvl="2">
+      <w:numFmt w:val="decimal"/>
+      <w:lvlText w:val=""/>
+      <w:lvlJc w:val="left"/>
+    </w:lvl>
+    <w:lvl w:ilvl="3">
+      <w:numFmt w:val="decimal"/>
+      <w:lvlText w:val=""/>
+      <w:lvlJc w:val="left"/>
+    </w:lvl>
+    <w:lvl w:ilvl="4">
+      <w:numFmt w:val="decimal"/>
+      <w:lvlText w:val=""/>
+      <w:lvlJc w:val="left"/>
+    </w:lvl>
+    <w:lvl w:ilvl="5">
+      <w:numFmt w:val="decimal"/>
+      <w:lvlText w:val=""/>
+      <w:lvlJc w:val="left"/>
+    </w:lvl>
+    <w:lvl w:ilvl="6">
+      <w:numFmt w:val="decimal"/>
+      <w:lvlText w:val=""/>
+      <w:lvlJc w:val="left"/>
+    </w:lvl>
+    <w:lvl w:ilvl="7">
+      <w:numFmt w:val="decimal"/>
+      <w:lvlText w:val=""/>
+      <w:lvlJc w:val="left"/>
+    </w:lvl>
+    <w:lvl w:ilvl="8">
+      <w:numFmt w:val="decimal"/>
+      <w:lvlText w:val=""/>
+      <w:lvlJc w:val="left"/>
+    </w:lvl>
+  </w:abstractNum>
+  <w:abstractNum w:abstractNumId="24" w15:restartNumberingAfterBreak="0">
+    <w:nsid w:val="73CA5166"/>
+    <w:multiLevelType w:val="multilevel"/>
+    <w:tmpl w:val="F4AAC826"/>
+    <w:lvl w:ilvl="0">
+      <w:start w:val="1"/>
+      <w:numFmt w:val="decimal"/>
+      <w:lvlText w:val="%1."/>
+      <w:lvlJc w:val="left"/>
+      <w:pPr>
+        <w:tabs>
+          <w:tab w:val="num" w:pos="0"/>
+        </w:tabs>
+        <w:ind w:left="648" w:hanging="360"/>
+      </w:pPr>
+    </w:lvl>
+    <w:lvl w:ilvl="1">
+      <w:numFmt w:val="decimal"/>
+      <w:lvlText w:val=""/>
+      <w:lvlJc w:val="left"/>
+    </w:lvl>
+    <w:lvl w:ilvl="2">
+      <w:numFmt w:val="decimal"/>
+      <w:lvlText w:val=""/>
+      <w:lvlJc w:val="left"/>
+    </w:lvl>
+    <w:lvl w:ilvl="3">
+      <w:numFmt w:val="decimal"/>
+      <w:lvlText w:val=""/>
+      <w:lvlJc w:val="left"/>
+    </w:lvl>
+    <w:lvl w:ilvl="4">
+      <w:numFmt w:val="decimal"/>
+      <w:lvlText w:val=""/>
+      <w:lvlJc w:val="left"/>
+    </w:lvl>
+    <w:lvl w:ilvl="5">
+      <w:numFmt w:val="decimal"/>
+      <w:lvlText w:val=""/>
+      <w:lvlJc w:val="left"/>
+    </w:lvl>
+    <w:lvl w:ilvl="6">
+      <w:numFmt w:val="decimal"/>
+      <w:lvlText w:val=""/>
+      <w:lvlJc w:val="left"/>
+    </w:lvl>
+    <w:lvl w:ilvl="7">
+      <w:numFmt w:val="decimal"/>
+      <w:lvlText w:val=""/>
+      <w:lvlJc w:val="left"/>
+    </w:lvl>
+    <w:lvl w:ilvl="8">
+      <w:numFmt w:val="decimal"/>
+      <w:lvlText w:val=""/>
+      <w:lvlJc w:val="left"/>
+    </w:lvl>
+  </w:abstractNum>
+  <w:abstractNum w:abstractNumId="25" w15:restartNumberingAfterBreak="0">
+    <w:nsid w:val="74291C27"/>
+    <w:multiLevelType w:val="multilevel"/>
+    <w:tmpl w:val="4F7CA524"/>
+    <w:lvl w:ilvl="0">
+      <w:start w:val="1"/>
+      <w:numFmt w:val="decimal"/>
+      <w:lvlText w:val="%1."/>
+      <w:lvlJc w:val="left"/>
+      <w:pPr>
+        <w:tabs>
+          <w:tab w:val="num" w:pos="0"/>
+        </w:tabs>
+        <w:ind w:left="648" w:hanging="360"/>
+      </w:pPr>
+    </w:lvl>
+    <w:lvl w:ilvl="1">
+      <w:numFmt w:val="decimal"/>
+      <w:lvlText w:val=""/>
+      <w:lvlJc w:val="left"/>
+    </w:lvl>
+    <w:lvl w:ilvl="2">
+      <w:numFmt w:val="decimal"/>
+      <w:lvlText w:val=""/>
+      <w:lvlJc w:val="left"/>
+    </w:lvl>
+    <w:lvl w:ilvl="3">
+      <w:numFmt w:val="decimal"/>
+      <w:lvlText w:val=""/>
+      <w:lvlJc w:val="left"/>
+    </w:lvl>
+    <w:lvl w:ilvl="4">
+      <w:numFmt w:val="decimal"/>
+      <w:lvlText w:val=""/>
+      <w:lvlJc w:val="left"/>
+    </w:lvl>
+    <w:lvl w:ilvl="5">
+      <w:numFmt w:val="decimal"/>
+      <w:lvlText w:val=""/>
+      <w:lvlJc w:val="left"/>
+    </w:lvl>
+    <w:lvl w:ilvl="6">
+      <w:numFmt w:val="decimal"/>
+      <w:lvlText w:val=""/>
+      <w:lvlJc w:val="left"/>
+    </w:lvl>
+    <w:lvl w:ilvl="7">
+      <w:numFmt w:val="decimal"/>
+      <w:lvlText w:val=""/>
+      <w:lvlJc w:val="left"/>
+    </w:lvl>
+    <w:lvl w:ilvl="8">
+      <w:numFmt w:val="decimal"/>
+      <w:lvlText w:val=""/>
+      <w:lvlJc w:val="left"/>
+    </w:lvl>
+  </w:abstractNum>
+  <w:abstractNum w:abstractNumId="26" w15:restartNumberingAfterBreak="0">
+    <w:nsid w:val="7985463A"/>
+    <w:multiLevelType w:val="multilevel"/>
+    <w:tmpl w:val="D5C2F706"/>
+    <w:lvl w:ilvl="0">
+      <w:start w:val="1"/>
+      <w:numFmt w:val="decimal"/>
+      <w:lvlText w:val="%1."/>
+      <w:lvlJc w:val="left"/>
+      <w:pPr>
+        <w:tabs>
+          <w:tab w:val="num" w:pos="0"/>
+        </w:tabs>
+        <w:ind w:left="648" w:hanging="360"/>
+      </w:pPr>
+    </w:lvl>
+    <w:lvl w:ilvl="1">
+      <w:numFmt w:val="decimal"/>
+      <w:lvlText w:val=""/>
+      <w:lvlJc w:val="left"/>
+    </w:lvl>
+    <w:lvl w:ilvl="2">
+      <w:numFmt w:val="decimal"/>
+      <w:lvlText w:val=""/>
+      <w:lvlJc w:val="left"/>
+    </w:lvl>
+    <w:lvl w:ilvl="3">
+      <w:numFmt w:val="decimal"/>
+      <w:lvlText w:val=""/>
+      <w:lvlJc w:val="left"/>
+    </w:lvl>
+    <w:lvl w:ilvl="4">
+      <w:numFmt w:val="decimal"/>
+      <w:lvlText w:val=""/>
+      <w:lvlJc w:val="left"/>
+    </w:lvl>
+    <w:lvl w:ilvl="5">
+      <w:numFmt w:val="decimal"/>
+      <w:lvlText w:val=""/>
+      <w:lvlJc w:val="left"/>
+    </w:lvl>
+    <w:lvl w:ilvl="6">
+      <w:numFmt w:val="decimal"/>
+      <w:lvlText w:val=""/>
+      <w:lvlJc w:val="left"/>
+    </w:lvl>
+    <w:lvl w:ilvl="7">
+      <w:numFmt w:val="decimal"/>
+      <w:lvlText w:val=""/>
+      <w:lvlJc w:val="left"/>
+    </w:lvl>
+    <w:lvl w:ilvl="8">
+      <w:numFmt w:val="decimal"/>
+      <w:lvlText w:val=""/>
+      <w:lvlJc w:val="left"/>
+    </w:lvl>
+  </w:abstractNum>
+  <w:abstractNum w:abstractNumId="27" w15:restartNumberingAfterBreak="0">
+    <w:nsid w:val="7B4F4CB5"/>
+    <w:multiLevelType w:val="multilevel"/>
+    <w:tmpl w:val="099055F0"/>
+    <w:lvl w:ilvl="0">
+      <w:start w:val="1"/>
+      <w:numFmt w:val="decimal"/>
+      <w:lvlText w:val="%1."/>
+      <w:lvlJc w:val="left"/>
+      <w:pPr>
+        <w:tabs>
+          <w:tab w:val="num" w:pos="0"/>
+        </w:tabs>
+        <w:ind w:left="648" w:hanging="360"/>
+      </w:pPr>
+    </w:lvl>
+    <w:lvl w:ilvl="1">
+      <w:numFmt w:val="decimal"/>
+      <w:lvlText w:val=""/>
+      <w:lvlJc w:val="left"/>
+    </w:lvl>
+    <w:lvl w:ilvl="2">
+      <w:numFmt w:val="decimal"/>
+      <w:lvlText w:val=""/>
+      <w:lvlJc w:val="left"/>
+    </w:lvl>
+    <w:lvl w:ilvl="3">
+      <w:numFmt w:val="decimal"/>
+      <w:lvlText w:val=""/>
+      <w:lvlJc w:val="left"/>
+    </w:lvl>
+    <w:lvl w:ilvl="4">
+      <w:numFmt w:val="decimal"/>
+      <w:lvlText w:val=""/>
+      <w:lvlJc w:val="left"/>
+    </w:lvl>
+    <w:lvl w:ilvl="5">
+      <w:numFmt w:val="decimal"/>
+      <w:lvlText w:val=""/>
+      <w:lvlJc w:val="left"/>
+    </w:lvl>
+    <w:lvl w:ilvl="6">
+      <w:numFmt w:val="decimal"/>
+      <w:lvlText w:val=""/>
+      <w:lvlJc w:val="left"/>
+    </w:lvl>
+    <w:lvl w:ilvl="7">
+      <w:numFmt w:val="decimal"/>
+      <w:lvlText w:val=""/>
+      <w:lvlJc w:val="left"/>
+    </w:lvl>
+    <w:lvl w:ilvl="8">
+      <w:numFmt w:val="decimal"/>
+      <w:lvlText w:val=""/>
+      <w:lvlJc w:val="left"/>
+    </w:lvl>
+  </w:abstractNum>
+  <w:abstractNum w:abstractNumId="28" w15:restartNumberingAfterBreak="0">
+    <w:nsid w:val="7F34552F"/>
+    <w:multiLevelType w:val="multilevel"/>
+    <w:tmpl w:val="664C0062"/>
     <w:lvl w:ilvl="0">
       <w:start w:val="1"/>
       <w:numFmt w:val="bullet"/>
@@ -5359,229 +8357,121 @@
     </w:lvl>
   </w:abstractNum>
   <w:num w:numId="1">
+    <w:abstractNumId w:val="13"/>
+  </w:num>
+  <w:num w:numId="2">
+    <w:abstractNumId w:val="14"/>
+  </w:num>
+  <w:num w:numId="3">
+    <w:abstractNumId w:val="24"/>
+  </w:num>
+  <w:num w:numId="4">
+    <w:abstractNumId w:val="21"/>
+  </w:num>
+  <w:num w:numId="5">
     <w:abstractNumId w:val="28"/>
   </w:num>
-  <w:num w:numId="2">
-    <w:abstractNumId w:val="10"/>
+  <w:num w:numId="6">
+    <w:abstractNumId w:val="2"/>
   </w:num>
-  <w:num w:numId="3">
-    <w:abstractNumId w:val="8"/>
-  </w:num>
-  <w:num w:numId="4">
-    <w:abstractNumId w:val="18"/>
-  </w:num>
-  <w:num w:numId="5">
-    <w:abstractNumId w:val="36"/>
-  </w:num>
-  <w:num w:numId="6">
+  <w:num w:numId="7">
     <w:abstractNumId w:val="6"/>
   </w:num>
-  <w:num w:numId="7">
-    <w:abstractNumId w:val="30"/>
-  </w:num>
   <w:num w:numId="8">
-    <w:abstractNumId w:val="9"/>
+    <w:abstractNumId w:val="22"/>
   </w:num>
   <w:num w:numId="9">
-    <w:abstractNumId w:val="17"/>
+    <w:abstractNumId w:val="15"/>
   </w:num>
   <w:num w:numId="10">
-    <w:abstractNumId w:val="18"/>
+    <w:abstractNumId w:val="21"/>
     <w:lvlOverride w:ilvl="0">
       <w:startOverride w:val="1"/>
     </w:lvlOverride>
   </w:num>
   <w:num w:numId="11">
-    <w:abstractNumId w:val="30"/>
+    <w:abstractNumId w:val="6"/>
     <w:lvlOverride w:ilvl="0">
       <w:startOverride w:val="1"/>
     </w:lvlOverride>
   </w:num>
   <w:num w:numId="12">
-    <w:abstractNumId w:val="8"/>
+    <w:abstractNumId w:val="24"/>
     <w:lvlOverride w:ilvl="0">
       <w:startOverride w:val="1"/>
     </w:lvlOverride>
   </w:num>
   <w:num w:numId="13">
-    <w:abstractNumId w:val="17"/>
+    <w:abstractNumId w:val="15"/>
     <w:lvlOverride w:ilvl="0">
       <w:startOverride w:val="1"/>
     </w:lvlOverride>
   </w:num>
   <w:num w:numId="14">
-    <w:abstractNumId w:val="10"/>
+    <w:abstractNumId w:val="14"/>
     <w:lvlOverride w:ilvl="0">
       <w:startOverride w:val="1"/>
     </w:lvlOverride>
   </w:num>
   <w:num w:numId="15">
-    <w:abstractNumId w:val="35"/>
-    <w:lvlOverride w:ilvl="0">
-      <w:startOverride w:val="1"/>
-    </w:lvlOverride>
+    <w:abstractNumId w:val="12"/>
   </w:num>
   <w:num w:numId="16">
-    <w:abstractNumId w:val="33"/>
-    <w:lvlOverride w:ilvl="0">
-      <w:startOverride w:val="1"/>
-    </w:lvlOverride>
+    <w:abstractNumId w:val="19"/>
   </w:num>
   <w:num w:numId="17">
-    <w:abstractNumId w:val="12"/>
-    <w:lvlOverride w:ilvl="0">
-      <w:startOverride w:val="1"/>
-    </w:lvlOverride>
+    <w:abstractNumId w:val="5"/>
   </w:num>
   <w:num w:numId="18">
-    <w:abstractNumId w:val="25"/>
-    <w:lvlOverride w:ilvl="0">
-      <w:startOverride w:val="1"/>
-    </w:lvlOverride>
+    <w:abstractNumId w:val="27"/>
   </w:num>
   <w:num w:numId="19">
-    <w:abstractNumId w:val="14"/>
-    <w:lvlOverride w:ilvl="0">
-      <w:startOverride w:val="1"/>
-    </w:lvlOverride>
+    <w:abstractNumId w:val="7"/>
   </w:num>
   <w:num w:numId="20">
-    <w:abstractNumId w:val="20"/>
-    <w:lvlOverride w:ilvl="0">
-      <w:startOverride w:val="1"/>
-    </w:lvlOverride>
+    <w:abstractNumId w:val="17"/>
   </w:num>
   <w:num w:numId="21">
-    <w:abstractNumId w:val="22"/>
-    <w:lvlOverride w:ilvl="0">
-      <w:startOverride w:val="1"/>
-    </w:lvlOverride>
+    <w:abstractNumId w:val="10"/>
   </w:num>
   <w:num w:numId="22">
-    <w:abstractNumId w:val="19"/>
-    <w:lvlOverride w:ilvl="0">
-      <w:startOverride w:val="1"/>
-    </w:lvlOverride>
+    <w:abstractNumId w:val="25"/>
   </w:num>
   <w:num w:numId="23">
-    <w:abstractNumId w:val="2"/>
-    <w:lvlOverride w:ilvl="0">
-      <w:startOverride w:val="1"/>
-    </w:lvlOverride>
+    <w:abstractNumId w:val="23"/>
   </w:num>
   <w:num w:numId="24">
-    <w:abstractNumId w:val="3"/>
-    <w:lvlOverride w:ilvl="0">
-      <w:startOverride w:val="1"/>
-    </w:lvlOverride>
+    <w:abstractNumId w:val="1"/>
   </w:num>
   <w:num w:numId="25">
-    <w:abstractNumId w:val="4"/>
-    <w:lvlOverride w:ilvl="0">
-      <w:startOverride w:val="1"/>
-    </w:lvlOverride>
+    <w:abstractNumId w:val="11"/>
   </w:num>
   <w:num w:numId="26">
-    <w:abstractNumId w:val="5"/>
-    <w:lvlOverride w:ilvl="0">
-      <w:startOverride w:val="1"/>
-    </w:lvlOverride>
+    <w:abstractNumId w:val="18"/>
   </w:num>
   <w:num w:numId="27">
-    <w:abstractNumId w:val="31"/>
-    <w:lvlOverride w:ilvl="0">
-      <w:startOverride w:val="1"/>
-    </w:lvlOverride>
+    <w:abstractNumId w:val="16"/>
   </w:num>
   <w:num w:numId="28">
-    <w:abstractNumId w:val="13"/>
-    <w:lvlOverride w:ilvl="0">
-      <w:startOverride w:val="1"/>
-    </w:lvlOverride>
+    <w:abstractNumId w:val="0"/>
   </w:num>
   <w:num w:numId="29">
-    <w:abstractNumId w:val="7"/>
-    <w:lvlOverride w:ilvl="0">
-      <w:startOverride w:val="1"/>
-    </w:lvlOverride>
+    <w:abstractNumId w:val="26"/>
   </w:num>
   <w:num w:numId="30">
-    <w:abstractNumId w:val="0"/>
-    <w:lvlOverride w:ilvl="0">
-      <w:startOverride w:val="1"/>
-    </w:lvlOverride>
+    <w:abstractNumId w:val="9"/>
   </w:num>
   <w:num w:numId="31">
-    <w:abstractNumId w:val="26"/>
-    <w:lvlOverride w:ilvl="0">
-      <w:startOverride w:val="1"/>
-    </w:lvlOverride>
+    <w:abstractNumId w:val="3"/>
   </w:num>
   <w:num w:numId="32">
-    <w:abstractNumId w:val="11"/>
-    <w:lvlOverride w:ilvl="0">
-      <w:startOverride w:val="1"/>
-    </w:lvlOverride>
+    <w:abstractNumId w:val="20"/>
   </w:num>
   <w:num w:numId="33">
-    <w:abstractNumId w:val="27"/>
-    <w:lvlOverride w:ilvl="0">
-      <w:startOverride w:val="1"/>
-    </w:lvlOverride>
+    <w:abstractNumId w:val="4"/>
   </w:num>
   <w:num w:numId="34">
-    <w:abstractNumId w:val="16"/>
-    <w:lvlOverride w:ilvl="0">
-      <w:startOverride w:val="1"/>
-    </w:lvlOverride>
-  </w:num>
-  <w:num w:numId="35">
-    <w:abstractNumId w:val="24"/>
-    <w:lvlOverride w:ilvl="0">
-      <w:startOverride w:val="1"/>
-    </w:lvlOverride>
-  </w:num>
-  <w:num w:numId="36">
-    <w:abstractNumId w:val="15"/>
-    <w:lvlOverride w:ilvl="0">
-      <w:startOverride w:val="1"/>
-    </w:lvlOverride>
-  </w:num>
-  <w:num w:numId="37">
-    <w:abstractNumId w:val="1"/>
-    <w:lvlOverride w:ilvl="0">
-      <w:startOverride w:val="1"/>
-    </w:lvlOverride>
-  </w:num>
-  <w:num w:numId="38">
-    <w:abstractNumId w:val="32"/>
-    <w:lvlOverride w:ilvl="0">
-      <w:startOverride w:val="1"/>
-    </w:lvlOverride>
-  </w:num>
-  <w:num w:numId="39">
-    <w:abstractNumId w:val="29"/>
-    <w:lvlOverride w:ilvl="0">
-      <w:startOverride w:val="1"/>
-    </w:lvlOverride>
-  </w:num>
-  <w:num w:numId="40">
-    <w:abstractNumId w:val="23"/>
-    <w:lvlOverride w:ilvl="0">
-      <w:startOverride w:val="1"/>
-    </w:lvlOverride>
-  </w:num>
-  <w:num w:numId="41">
-    <w:abstractNumId w:val="21"/>
-    <w:lvlOverride w:ilvl="0">
-      <w:startOverride w:val="1"/>
-    </w:lvlOverride>
-  </w:num>
-  <w:num w:numId="42">
-    <w:abstractNumId w:val="34"/>
-    <w:lvlOverride w:ilvl="0">
-      <w:startOverride w:val="1"/>
-    </w:lvlOverride>
+    <w:abstractNumId w:val="8"/>
   </w:num>
 </w:numbering>
 </file>
@@ -6013,7 +8903,6 @@
     <w:name w:val="heading 2"/>
     <w:basedOn w:val="Normal"/>
     <w:next w:val="Textoindependiente"/>
-    <w:link w:val="Ttulo2Car"/>
     <w:uiPriority w:val="9"/>
     <w:unhideWhenUsed/>
     <w:qFormat/>
@@ -6972,20 +9861,6 @@
   <w:style w:type="numbering" w:customStyle="1" w:styleId="WW8Num42">
     <w:name w:val="WW8Num42"/>
     <w:qFormat/>
-  </w:style>
-  <w:style w:type="character" w:customStyle="1" w:styleId="Ttulo2Car">
-    <w:name w:val="Título 2 Car"/>
-    <w:link w:val="Ttulo2"/>
-    <w:uiPriority w:val="9"/>
-    <w:rsid w:val="00212D1F"/>
-    <w:rPr>
-      <w:rFonts w:ascii="Times New Roman" w:eastAsia="Times New Roman" w:hAnsi="Times New Roman" w:cs="Times New Roman"/>
-      <w:b/>
-      <w:bCs/>
-      <w:sz w:val="36"/>
-      <w:szCs w:val="36"/>
-      <w:lang w:val="es-ES" w:eastAsia="zh-CN"/>
-    </w:rPr>
   </w:style>
 </w:styles>
 </file>
